--- a/tema-16-kinoteatr/etap-1/TZ_Etap1_Upravlenie_kinoteatrom.docx
+++ b/tema-16-kinoteatr/etap-1/TZ_Etap1_Upravlenie_kinoteatrom.docx
@@ -10,6 +10,7 @@
         <w:rPr>
           <w:rFonts w:ascii="Times New Roman" w:hAnsi="Times New Roman" w:eastAsia="Times New Roman"/>
           <w:b/>
+          <w:i w:val="0"/>
           <w:sz w:val="32"/>
         </w:rPr>
         <w:t>Проектирование базы данных</w:t>
@@ -18,7 +19,7 @@
         <w:br/>
         <w:t>Этап 1. Сбор и анализ требований</w:t>
         <w:br/>
-        <w:t>Техническое задание</w:t>
+        <w:t>Пункты 1–3</w:t>
       </w:r>
     </w:p>
     <w:p>
@@ -32,7 +33,7 @@
           <w:i/>
           <w:sz w:val="22"/>
         </w:rPr>
-        <w:t>Документ подготовлен по структуре задания (аналогично демонстрационному кейсу «Учёт книг в библиотеке»).</w:t>
+        <w:t>По методичке Stage_1_theory: только три голубых пункта — изучение предметной области, роли пользователей, бизнес-правила.</w:t>
       </w:r>
     </w:p>
     <w:p>
@@ -43,15 +44,31 @@
         <w:rPr>
           <w:rFonts w:ascii="Times New Roman" w:hAnsi="Times New Roman" w:eastAsia="Times New Roman"/>
           <w:b/>
+          <w:i w:val="0"/>
+          <w:color w:val="0070C0"/>
           <w:sz w:val="28"/>
         </w:rPr>
-        <w:t>1. Цель проекта</w:t>
+        <w:t>1. Изучение предметной области</w:t>
       </w:r>
     </w:p>
     <w:p>
       <w:pPr>
-        <w:spacing w:after="120"/>
-        <w:ind w:firstLine="709"/>
+        <w:pStyle w:val="Heading2"/>
+      </w:pPr>
+      <w:r>
+        <w:rPr>
+          <w:rFonts w:ascii="Times New Roman" w:hAnsi="Times New Roman" w:eastAsia="Times New Roman"/>
+          <w:b/>
+          <w:i w:val="0"/>
+          <w:sz w:val="26"/>
+        </w:rPr>
+        <w:t>1.1. Описание</w:t>
+      </w:r>
+    </w:p>
+    <w:p>
+      <w:pPr>
+        <w:spacing w:after="80"/>
+        <w:ind w:firstLine="567"/>
       </w:pPr>
       <w:r>
         <w:rPr>
@@ -60,41 +77,197 @@
           <w:i w:val="0"/>
           <w:sz w:val="24"/>
         </w:rPr>
-        <w:t>Спроектировать и реализовать базу данных для предметной области «Управление кинотеатром»: учёт фильмов, залов, мест, сеансов и продажи билетов — от сбора требований до работающей БД. Акцент на корректность модели данных, нормализацию и соответствие бизнес-правилам.</w:t>
+        <w:t>Предметная область — управление кинотеатром: в залах идут сеансы фильмов, продаются билеты на конкретные места. Цена билета зависит от типа места и сеанса. Зритель видит афишу, схему зала и свободные места; администрация — выручку и заполняемость.</w:t>
       </w:r>
     </w:p>
     <w:p>
       <w:pPr>
-        <w:spacing w:after="120"/>
-        <w:ind w:firstLine="709"/>
-      </w:pPr>
-      <w:r>
-        <w:rPr>
-          <w:rFonts w:ascii="Times New Roman" w:hAnsi="Times New Roman" w:eastAsia="Times New Roman"/>
-          <w:b w:val="0"/>
-          <w:i w:val="0"/>
-          <w:sz w:val="24"/>
-        </w:rPr>
-        <w:t>В залах кинотеатра идут сеансы фильмов; билеты продаются на конкретные места. Цена билета зависит от типа места и сеанса. В веб-интерфейсе зрителя отображаются сеансы, схема зала и свободные места; в админке — выручка и заполняемость.</w:t>
-      </w:r>
-    </w:p>
-    <w:p>
-      <w:pPr>
-        <w:pStyle w:val="Heading1"/>
+        <w:pStyle w:val="Heading2"/>
       </w:pPr>
       <w:r>
         <w:rPr>
           <w:rFonts w:ascii="Times New Roman" w:hAnsi="Times New Roman" w:eastAsia="Times New Roman"/>
           <w:b/>
-          <w:sz w:val="28"/>
+          <w:i w:val="0"/>
+          <w:sz w:val="26"/>
         </w:rPr>
-        <w:t>2. Предметная область: ключевые процессы и ограничения</w:t>
+        <w:t>1.2. Участники процессов</w:t>
+      </w:r>
+    </w:p>
+    <w:tbl>
+      <w:tblPr>
+        <w:tblStyle w:val="TableGrid"/>
+        <w:tblW w:type="auto" w:w="0"/>
+        <w:tblLook w:firstColumn="1" w:firstRow="1" w:lastColumn="0" w:lastRow="0" w:noHBand="0" w:noVBand="1" w:val="04A0"/>
+      </w:tblPr>
+      <w:tblGrid>
+        <w:gridCol w:w="4986"/>
+        <w:gridCol w:w="4986"/>
+      </w:tblGrid>
+      <w:tr>
+        <w:tc>
+          <w:tcPr>
+            <w:tcW w:type="dxa" w:w="4986"/>
+          </w:tcPr>
+          <w:p>
+            <w:r/>
+            <w:r>
+              <w:rPr>
+                <w:rFonts w:ascii="Times New Roman" w:hAnsi="Times New Roman" w:eastAsia="Times New Roman"/>
+                <w:b/>
+                <w:i w:val="0"/>
+                <w:sz w:val="18"/>
+              </w:rPr>
+              <w:t>Роль</w:t>
+            </w:r>
+          </w:p>
+        </w:tc>
+        <w:tc>
+          <w:tcPr>
+            <w:tcW w:type="dxa" w:w="4986"/>
+          </w:tcPr>
+          <w:p>
+            <w:r/>
+            <w:r>
+              <w:rPr>
+                <w:rFonts w:ascii="Times New Roman" w:hAnsi="Times New Roman" w:eastAsia="Times New Roman"/>
+                <w:b/>
+                <w:i w:val="0"/>
+                <w:sz w:val="18"/>
+              </w:rPr>
+              <w:t>Кратко</w:t>
+            </w:r>
+          </w:p>
+        </w:tc>
+      </w:tr>
+      <w:tr>
+        <w:tc>
+          <w:tcPr>
+            <w:tcW w:type="dxa" w:w="4986"/>
+          </w:tcPr>
+          <w:p>
+            <w:r/>
+            <w:r>
+              <w:rPr>
+                <w:rFonts w:ascii="Times New Roman" w:hAnsi="Times New Roman" w:eastAsia="Times New Roman"/>
+                <w:b w:val="0"/>
+                <w:i w:val="0"/>
+                <w:sz w:val="18"/>
+              </w:rPr>
+              <w:t>Зритель</w:t>
+            </w:r>
+          </w:p>
+        </w:tc>
+        <w:tc>
+          <w:tcPr>
+            <w:tcW w:type="dxa" w:w="4986"/>
+          </w:tcPr>
+          <w:p>
+            <w:r/>
+            <w:r>
+              <w:rPr>
+                <w:rFonts w:ascii="Times New Roman" w:hAnsi="Times New Roman" w:eastAsia="Times New Roman"/>
+                <w:b w:val="0"/>
+                <w:i w:val="0"/>
+                <w:sz w:val="18"/>
+              </w:rPr>
+              <w:t>Покупает и просматривает билеты</w:t>
+            </w:r>
+          </w:p>
+        </w:tc>
+      </w:tr>
+      <w:tr>
+        <w:tc>
+          <w:tcPr>
+            <w:tcW w:type="dxa" w:w="4986"/>
+          </w:tcPr>
+          <w:p>
+            <w:r/>
+            <w:r>
+              <w:rPr>
+                <w:rFonts w:ascii="Times New Roman" w:hAnsi="Times New Roman" w:eastAsia="Times New Roman"/>
+                <w:b w:val="0"/>
+                <w:i w:val="0"/>
+                <w:sz w:val="18"/>
+              </w:rPr>
+              <w:t>Кассир</w:t>
+            </w:r>
+          </w:p>
+        </w:tc>
+        <w:tc>
+          <w:tcPr>
+            <w:tcW w:type="dxa" w:w="4986"/>
+          </w:tcPr>
+          <w:p>
+            <w:r/>
+            <w:r>
+              <w:rPr>
+                <w:rFonts w:ascii="Times New Roman" w:hAnsi="Times New Roman" w:eastAsia="Times New Roman"/>
+                <w:b w:val="0"/>
+                <w:i w:val="0"/>
+                <w:sz w:val="18"/>
+              </w:rPr>
+              <w:t>Оформляет продажу и возврат в кассе</w:t>
+            </w:r>
+          </w:p>
+        </w:tc>
+      </w:tr>
+      <w:tr>
+        <w:tc>
+          <w:tcPr>
+            <w:tcW w:type="dxa" w:w="4986"/>
+          </w:tcPr>
+          <w:p>
+            <w:r/>
+            <w:r>
+              <w:rPr>
+                <w:rFonts w:ascii="Times New Roman" w:hAnsi="Times New Roman" w:eastAsia="Times New Roman"/>
+                <w:b w:val="0"/>
+                <w:i w:val="0"/>
+                <w:sz w:val="18"/>
+              </w:rPr>
+              <w:t>Администратор</w:t>
+            </w:r>
+          </w:p>
+        </w:tc>
+        <w:tc>
+          <w:tcPr>
+            <w:tcW w:type="dxa" w:w="4986"/>
+          </w:tcPr>
+          <w:p>
+            <w:r/>
+            <w:r>
+              <w:rPr>
+                <w:rFonts w:ascii="Times New Roman" w:hAnsi="Times New Roman" w:eastAsia="Times New Roman"/>
+                <w:b w:val="0"/>
+                <w:i w:val="0"/>
+                <w:sz w:val="18"/>
+              </w:rPr>
+              <w:t>Управляет фильмами, залами, сеансами, отчётами</w:t>
+            </w:r>
+          </w:p>
+        </w:tc>
+      </w:tr>
+    </w:tbl>
+    <w:p/>
+    <w:p>
+      <w:pPr>
+        <w:pStyle w:val="Heading2"/>
+      </w:pPr>
+      <w:r>
+        <w:rPr>
+          <w:rFonts w:ascii="Times New Roman" w:hAnsi="Times New Roman" w:eastAsia="Times New Roman"/>
+          <w:b/>
+          <w:i w:val="0"/>
+          <w:sz w:val="26"/>
+        </w:rPr>
+        <w:t>1.3. Ключевые процессы</w:t>
       </w:r>
     </w:p>
     <w:p>
       <w:pPr>
-        <w:spacing w:after="120"/>
-        <w:ind w:firstLine="709"/>
+        <w:spacing w:after="80"/>
+        <w:ind w:firstLine="567"/>
       </w:pPr>
       <w:r>
         <w:rPr>
@@ -103,7 +276,7 @@
           <w:i w:val="0"/>
           <w:sz w:val="24"/>
         </w:rPr>
-        <w:t>Ключевые процессы:</w:t>
+        <w:t>P1. Планирование сеанса</w:t>
       </w:r>
     </w:p>
     <w:p>
@@ -114,9 +287,10 @@
         <w:rPr>
           <w:rFonts w:ascii="Times New Roman" w:hAnsi="Times New Roman" w:eastAsia="Times New Roman"/>
           <w:b w:val="0"/>
+          <w:i w:val="0"/>
           <w:sz w:val="24"/>
         </w:rPr>
-        <w:t>Ведение каталога фильмов (название, длительность, возрастной рейтинг, жанр).</w:t>
+        <w:t>Кто: администратор.</w:t>
       </w:r>
     </w:p>
     <w:p>
@@ -127,9 +301,10 @@
         <w:rPr>
           <w:rFonts w:ascii="Times New Roman" w:hAnsi="Times New Roman" w:eastAsia="Times New Roman"/>
           <w:b w:val="0"/>
+          <w:i w:val="0"/>
           <w:sz w:val="24"/>
         </w:rPr>
-        <w:t>Учёт структуры кинотеатра: залы и места с типами (обычное, VIP и т. п.).</w:t>
+        <w:t>Что делает: выбирает фильм, зал, дату/время, задаёт базовую цену.</w:t>
       </w:r>
     </w:p>
     <w:p>
@@ -140,9 +315,10 @@
         <w:rPr>
           <w:rFonts w:ascii="Times New Roman" w:hAnsi="Times New Roman" w:eastAsia="Times New Roman"/>
           <w:b w:val="0"/>
+          <w:i w:val="0"/>
           <w:sz w:val="24"/>
         </w:rPr>
-        <w:t>Планирование сеансов: фильм + зал + дата/время начала и окончания + базовая цена.</w:t>
+        <w:t>Порядок: фильм → проверка свободности зала → время и цена → сохранение сеанса.</w:t>
       </w:r>
     </w:p>
     <w:p>
@@ -153,9 +329,25 @@
         <w:rPr>
           <w:rFonts w:ascii="Times New Roman" w:hAnsi="Times New Roman" w:eastAsia="Times New Roman"/>
           <w:b w:val="0"/>
+          <w:i w:val="0"/>
           <w:sz w:val="24"/>
         </w:rPr>
-        <w:t>Продажа и возврат билетов на конкретные места сеанса.</w:t>
+        <w:t>Что меняется в данных: появляется запись «Сеанс»; статус = «запланирован».</w:t>
+      </w:r>
+    </w:p>
+    <w:p>
+      <w:pPr>
+        <w:spacing w:after="80"/>
+        <w:ind w:firstLine="567"/>
+      </w:pPr>
+      <w:r>
+        <w:rPr>
+          <w:rFonts w:ascii="Times New Roman" w:hAnsi="Times New Roman" w:eastAsia="Times New Roman"/>
+          <w:b/>
+          <w:i w:val="0"/>
+          <w:sz w:val="24"/>
+        </w:rPr>
+        <w:t>P2. Продажа билета</w:t>
       </w:r>
     </w:p>
     <w:p>
@@ -166,9 +358,10 @@
         <w:rPr>
           <w:rFonts w:ascii="Times New Roman" w:hAnsi="Times New Roman" w:eastAsia="Times New Roman"/>
           <w:b w:val="0"/>
+          <w:i w:val="0"/>
           <w:sz w:val="24"/>
         </w:rPr>
-        <w:t>Контроль занятости мест и предотвращение двойной продажи одного места.</w:t>
+        <w:t>Кто: зритель (онлайн) или кассир.</w:t>
       </w:r>
     </w:p>
     <w:p>
@@ -179,9 +372,10 @@
         <w:rPr>
           <w:rFonts w:ascii="Times New Roman" w:hAnsi="Times New Roman" w:eastAsia="Times New Roman"/>
           <w:b w:val="0"/>
+          <w:i w:val="0"/>
           <w:sz w:val="24"/>
         </w:rPr>
-        <w:t>Расчёт заполняемости сеанса и выручки по сеансам.</w:t>
+        <w:t>Что делает: выбирает сеанс и свободные места, оформляет покупку.</w:t>
       </w:r>
     </w:p>
     <w:p>
@@ -192,24 +386,10 @@
         <w:rPr>
           <w:rFonts w:ascii="Times New Roman" w:hAnsi="Times New Roman" w:eastAsia="Times New Roman"/>
           <w:b w:val="0"/>
-          <w:sz w:val="24"/>
-        </w:rPr>
-        <w:t>Формирование отчётов администратором.</w:t>
-      </w:r>
-    </w:p>
-    <w:p>
-      <w:pPr>
-        <w:spacing w:after="120"/>
-        <w:ind w:firstLine="709"/>
-      </w:pPr>
-      <w:r>
-        <w:rPr>
-          <w:rFonts w:ascii="Times New Roman" w:hAnsi="Times New Roman" w:eastAsia="Times New Roman"/>
-          <w:b/>
           <w:i w:val="0"/>
           <w:sz w:val="24"/>
         </w:rPr>
-        <w:t>Ключевые ограничения:</w:t>
+        <w:t>Порядок: поиск сеанса → схема зала → выбор мест → расчёт цены → оплата → билет.</w:t>
       </w:r>
     </w:p>
     <w:p>
@@ -220,9 +400,25 @@
         <w:rPr>
           <w:rFonts w:ascii="Times New Roman" w:hAnsi="Times New Roman" w:eastAsia="Times New Roman"/>
           <w:b w:val="0"/>
+          <w:i w:val="0"/>
           <w:sz w:val="24"/>
         </w:rPr>
-        <w:t>Нельзя продать билет на уже занятое место того же сеанса.</w:t>
+        <w:t>Что меняется в данных: записи «Билет» со статусом «продан»; места заняты на сеанс.</w:t>
+      </w:r>
+    </w:p>
+    <w:p>
+      <w:pPr>
+        <w:spacing w:after="80"/>
+        <w:ind w:firstLine="567"/>
+      </w:pPr>
+      <w:r>
+        <w:rPr>
+          <w:rFonts w:ascii="Times New Roman" w:hAnsi="Times New Roman" w:eastAsia="Times New Roman"/>
+          <w:b/>
+          <w:i w:val="0"/>
+          <w:sz w:val="24"/>
+        </w:rPr>
+        <w:t>P3. Возврат билета</w:t>
       </w:r>
     </w:p>
     <w:p>
@@ -233,9 +429,10 @@
         <w:rPr>
           <w:rFonts w:ascii="Times New Roman" w:hAnsi="Times New Roman" w:eastAsia="Times New Roman"/>
           <w:b w:val="0"/>
+          <w:i w:val="0"/>
           <w:sz w:val="24"/>
         </w:rPr>
-        <w:t>Нельзя назначить два пересекающихся по времени сеанса в одном зале.</w:t>
+        <w:t>Кто: зритель или кассир.</w:t>
       </w:r>
     </w:p>
     <w:p>
@@ -246,9 +443,10 @@
         <w:rPr>
           <w:rFonts w:ascii="Times New Roman" w:hAnsi="Times New Roman" w:eastAsia="Times New Roman"/>
           <w:b w:val="0"/>
+          <w:i w:val="0"/>
           <w:sz w:val="24"/>
         </w:rPr>
-        <w:t>Место билета должно принадлежать залу, в котором идёт сеанс.</w:t>
+        <w:t>Что делает: аннулирует ранее проданный билет.</w:t>
       </w:r>
     </w:p>
     <w:p>
@@ -259,9 +457,10 @@
         <w:rPr>
           <w:rFonts w:ascii="Times New Roman" w:hAnsi="Times New Roman" w:eastAsia="Times New Roman"/>
           <w:b w:val="0"/>
+          <w:i w:val="0"/>
           <w:sz w:val="24"/>
         </w:rPr>
-        <w:t>Время окончания сеанса не может быть раньше или равно времени начала.</w:t>
+        <w:t>Порядок: поиск билета → проверка срока возврата → статус «возвращён».</w:t>
       </w:r>
     </w:p>
     <w:p>
@@ -272,9 +471,25 @@
         <w:rPr>
           <w:rFonts w:ascii="Times New Roman" w:hAnsi="Times New Roman" w:eastAsia="Times New Roman"/>
           <w:b w:val="0"/>
+          <w:i w:val="0"/>
           <w:sz w:val="24"/>
         </w:rPr>
-        <w:t>Цена билета и базовая цена сеанса не могут быть отрицательными.</w:t>
+        <w:t>Что меняется в данных: статус билета → «возвращён»; место снова свободно.</w:t>
+      </w:r>
+    </w:p>
+    <w:p>
+      <w:pPr>
+        <w:spacing w:after="80"/>
+        <w:ind w:firstLine="567"/>
+      </w:pPr>
+      <w:r>
+        <w:rPr>
+          <w:rFonts w:ascii="Times New Roman" w:hAnsi="Times New Roman" w:eastAsia="Times New Roman"/>
+          <w:b/>
+          <w:i w:val="0"/>
+          <w:sz w:val="24"/>
+        </w:rPr>
+        <w:t>P4. Просмотр афиши и свободных мест</w:t>
       </w:r>
     </w:p>
     <w:p>
@@ -285,37 +500,10 @@
         <w:rPr>
           <w:rFonts w:ascii="Times New Roman" w:hAnsi="Times New Roman" w:eastAsia="Times New Roman"/>
           <w:b w:val="0"/>
-          <w:sz w:val="24"/>
-        </w:rPr>
-        <w:t>Нельзя оформить билет на отменённый или уже начавшийся сеанс (по правилам кинотеатра).</w:t>
-      </w:r>
-    </w:p>
-    <w:p>
-      <w:pPr>
-        <w:pStyle w:val="Heading1"/>
-      </w:pPr>
-      <w:r>
-        <w:rPr>
-          <w:rFonts w:ascii="Times New Roman" w:hAnsi="Times New Roman" w:eastAsia="Times New Roman"/>
-          <w:b/>
-          <w:sz w:val="28"/>
-        </w:rPr>
-        <w:t>3. Роли пользователей</w:t>
-      </w:r>
-    </w:p>
-    <w:p>
-      <w:pPr>
-        <w:spacing w:after="120"/>
-        <w:ind w:firstLine="709"/>
-      </w:pPr>
-      <w:r>
-        <w:rPr>
-          <w:rFonts w:ascii="Times New Roman" w:hAnsi="Times New Roman" w:eastAsia="Times New Roman"/>
-          <w:b/>
           <w:i w:val="0"/>
           <w:sz w:val="24"/>
         </w:rPr>
-        <w:t>3.1. Администратор</w:t>
+        <w:t>Кто: зритель, кассир.</w:t>
       </w:r>
     </w:p>
     <w:p>
@@ -326,9 +514,10 @@
         <w:rPr>
           <w:rFonts w:ascii="Times New Roman" w:hAnsi="Times New Roman" w:eastAsia="Times New Roman"/>
           <w:b w:val="0"/>
+          <w:i w:val="0"/>
           <w:sz w:val="24"/>
         </w:rPr>
-        <w:t>Добавляет, редактирует и снимает фильмы с проката.</w:t>
+        <w:t>Что делает: смотрит сеансы на дату и схему занятости.</w:t>
       </w:r>
     </w:p>
     <w:p>
@@ -339,9 +528,10 @@
         <w:rPr>
           <w:rFonts w:ascii="Times New Roman" w:hAnsi="Times New Roman" w:eastAsia="Times New Roman"/>
           <w:b w:val="0"/>
+          <w:i w:val="0"/>
           <w:sz w:val="24"/>
         </w:rPr>
-        <w:t>Управляет залами, схемой мест и типами мест (коэффициенты цены).</w:t>
+        <w:t>Порядок: дата/фильм → список сеансов → схема зала.</w:t>
       </w:r>
     </w:p>
     <w:p>
@@ -352,9 +542,25 @@
         <w:rPr>
           <w:rFonts w:ascii="Times New Roman" w:hAnsi="Times New Roman" w:eastAsia="Times New Roman"/>
           <w:b w:val="0"/>
+          <w:i w:val="0"/>
           <w:sz w:val="24"/>
         </w:rPr>
-        <w:t>Создаёт и отменяет сеансы, задаёт базовую цену сеанса.</w:t>
+        <w:t>Что меняется в данных: только чтение.</w:t>
+      </w:r>
+    </w:p>
+    <w:p>
+      <w:pPr>
+        <w:spacing w:after="80"/>
+        <w:ind w:firstLine="567"/>
+      </w:pPr>
+      <w:r>
+        <w:rPr>
+          <w:rFonts w:ascii="Times New Roman" w:hAnsi="Times New Roman" w:eastAsia="Times New Roman"/>
+          <w:b/>
+          <w:i w:val="0"/>
+          <w:sz w:val="24"/>
+        </w:rPr>
+        <w:t>P5. Отчёт по заполняемости и выручке</w:t>
       </w:r>
     </w:p>
     <w:p>
@@ -365,9 +571,10 @@
         <w:rPr>
           <w:rFonts w:ascii="Times New Roman" w:hAnsi="Times New Roman" w:eastAsia="Times New Roman"/>
           <w:b w:val="0"/>
+          <w:i w:val="0"/>
           <w:sz w:val="24"/>
         </w:rPr>
-        <w:t>Просматривает выручку и заполняемость по сеансам/залам/периодам.</w:t>
+        <w:t>Кто: администратор.</w:t>
       </w:r>
     </w:p>
     <w:p>
@@ -378,24 +585,10 @@
         <w:rPr>
           <w:rFonts w:ascii="Times New Roman" w:hAnsi="Times New Roman" w:eastAsia="Times New Roman"/>
           <w:b w:val="0"/>
-          <w:sz w:val="24"/>
-        </w:rPr>
-        <w:t>Управляет учётными записями сотрудников (кассиров).</w:t>
-      </w:r>
-    </w:p>
-    <w:p>
-      <w:pPr>
-        <w:spacing w:after="120"/>
-        <w:ind w:firstLine="709"/>
-      </w:pPr>
-      <w:r>
-        <w:rPr>
-          <w:rFonts w:ascii="Times New Roman" w:hAnsi="Times New Roman" w:eastAsia="Times New Roman"/>
-          <w:b/>
           <w:i w:val="0"/>
           <w:sz w:val="24"/>
         </w:rPr>
-        <w:t>3.2. Кассир (сотрудник)</w:t>
+        <w:t>Что делает: считает заполняемость и сумму продаж.</w:t>
       </w:r>
     </w:p>
     <w:p>
@@ -406,9 +599,10 @@
         <w:rPr>
           <w:rFonts w:ascii="Times New Roman" w:hAnsi="Times New Roman" w:eastAsia="Times New Roman"/>
           <w:b w:val="0"/>
+          <w:i w:val="0"/>
           <w:sz w:val="24"/>
         </w:rPr>
-        <w:t>Ищет сеансы по фильму, дате и залу.</w:t>
+        <w:t>Порядок: выбор периода → агрегация билетов → вывод метрик.</w:t>
       </w:r>
     </w:p>
     <w:p>
@@ -419,275 +613,24 @@
         <w:rPr>
           <w:rFonts w:ascii="Times New Roman" w:hAnsi="Times New Roman" w:eastAsia="Times New Roman"/>
           <w:b w:val="0"/>
+          <w:i w:val="0"/>
           <w:sz w:val="24"/>
         </w:rPr>
-        <w:t>Просматривает схему зала и свободные места на сеанс.</w:t>
+        <w:t>Что меняется в данных: только чтение и агрегация.</w:t>
       </w:r>
     </w:p>
     <w:p>
       <w:pPr>
-        <w:pStyle w:val="ListBullet"/>
-      </w:pPr>
-      <w:r>
-        <w:rPr>
-          <w:rFonts w:ascii="Times New Roman" w:hAnsi="Times New Roman" w:eastAsia="Times New Roman"/>
-          <w:b w:val="0"/>
-          <w:sz w:val="24"/>
-        </w:rPr>
-        <w:t>Оформляет продажу билетов (одно или несколько мест).</w:t>
-      </w:r>
-    </w:p>
-    <w:p>
-      <w:pPr>
-        <w:pStyle w:val="ListBullet"/>
-      </w:pPr>
-      <w:r>
-        <w:rPr>
-          <w:rFonts w:ascii="Times New Roman" w:hAnsi="Times New Roman" w:eastAsia="Times New Roman"/>
-          <w:b w:val="0"/>
-          <w:sz w:val="24"/>
-        </w:rPr>
-        <w:t>Оформляет возврат/аннулирование билета.</w:t>
-      </w:r>
-    </w:p>
-    <w:p>
-      <w:pPr>
-        <w:pStyle w:val="ListBullet"/>
-      </w:pPr>
-      <w:r>
-        <w:rPr>
-          <w:rFonts w:ascii="Times New Roman" w:hAnsi="Times New Roman" w:eastAsia="Times New Roman"/>
-          <w:b w:val="0"/>
-          <w:sz w:val="24"/>
-        </w:rPr>
-        <w:t>Печатает/выдаёт билет зрителю (фиксирует факт продажи).</w:t>
-      </w:r>
-    </w:p>
-    <w:p>
-      <w:pPr>
-        <w:spacing w:after="120"/>
-        <w:ind w:firstLine="709"/>
+        <w:pStyle w:val="Heading2"/>
       </w:pPr>
       <w:r>
         <w:rPr>
           <w:rFonts w:ascii="Times New Roman" w:hAnsi="Times New Roman" w:eastAsia="Times New Roman"/>
           <w:b/>
           <w:i w:val="0"/>
-          <w:sz w:val="24"/>
+          <w:sz w:val="26"/>
         </w:rPr>
-        <w:t>3.3. Зритель (клиент)</w:t>
-      </w:r>
-    </w:p>
-    <w:p>
-      <w:pPr>
-        <w:pStyle w:val="ListBullet"/>
-      </w:pPr>
-      <w:r>
-        <w:rPr>
-          <w:rFonts w:ascii="Times New Roman" w:hAnsi="Times New Roman" w:eastAsia="Times New Roman"/>
-          <w:b w:val="0"/>
-          <w:sz w:val="24"/>
-        </w:rPr>
-        <w:t>Просматривает афишу: фильмы и сеансы на выбранную дату.</w:t>
-      </w:r>
-    </w:p>
-    <w:p>
-      <w:pPr>
-        <w:pStyle w:val="ListBullet"/>
-      </w:pPr>
-      <w:r>
-        <w:rPr>
-          <w:rFonts w:ascii="Times New Roman" w:hAnsi="Times New Roman" w:eastAsia="Times New Roman"/>
-          <w:b w:val="0"/>
-          <w:sz w:val="24"/>
-        </w:rPr>
-        <w:t>Открывает схему зала и выбирает свободные места.</w:t>
-      </w:r>
-    </w:p>
-    <w:p>
-      <w:pPr>
-        <w:pStyle w:val="ListBullet"/>
-      </w:pPr>
-      <w:r>
-        <w:rPr>
-          <w:rFonts w:ascii="Times New Roman" w:hAnsi="Times New Roman" w:eastAsia="Times New Roman"/>
-          <w:b w:val="0"/>
-          <w:sz w:val="24"/>
-        </w:rPr>
-        <w:t>Покупает билет(ы) онлайн, указывает контактные данные.</w:t>
-      </w:r>
-    </w:p>
-    <w:p>
-      <w:pPr>
-        <w:pStyle w:val="ListBullet"/>
-      </w:pPr>
-      <w:r>
-        <w:rPr>
-          <w:rFonts w:ascii="Times New Roman" w:hAnsi="Times New Roman" w:eastAsia="Times New Roman"/>
-          <w:b w:val="0"/>
-          <w:sz w:val="24"/>
-        </w:rPr>
-        <w:t>Просматривает свои купленные билеты.</w:t>
-      </w:r>
-    </w:p>
-    <w:p>
-      <w:pPr>
-        <w:pStyle w:val="ListBullet"/>
-      </w:pPr>
-      <w:r>
-        <w:rPr>
-          <w:rFonts w:ascii="Times New Roman" w:hAnsi="Times New Roman" w:eastAsia="Times New Roman"/>
-          <w:b w:val="0"/>
-          <w:sz w:val="24"/>
-        </w:rPr>
-        <w:t>Отменяет бронь/покупку в допустимый срок (если разрешено правилами).</w:t>
-      </w:r>
-    </w:p>
-    <w:p>
-      <w:pPr>
-        <w:pStyle w:val="Heading1"/>
-      </w:pPr>
-      <w:r>
-        <w:rPr>
-          <w:rFonts w:ascii="Times New Roman" w:hAnsi="Times New Roman" w:eastAsia="Times New Roman"/>
-          <w:b/>
-          <w:sz w:val="28"/>
-        </w:rPr>
-        <w:t>4. Бизнес-правила (обязательные для БД)</w:t>
-      </w:r>
-    </w:p>
-    <w:p>
-      <w:pPr>
-        <w:pStyle w:val="ListNumber"/>
-      </w:pPr>
-      <w:r>
-        <w:rPr>
-          <w:rFonts w:ascii="Times New Roman" w:hAnsi="Times New Roman" w:eastAsia="Times New Roman"/>
-          <w:b w:val="0"/>
-          <w:sz w:val="24"/>
-        </w:rPr>
-        <w:t>BR-1. На один сеанс одно место может быть продано только один раз (уникальность пары «сеанс + место» среди активных билетов).</w:t>
-      </w:r>
-    </w:p>
-    <w:p>
-      <w:pPr>
-        <w:pStyle w:val="ListNumber"/>
-      </w:pPr>
-      <w:r>
-        <w:rPr>
-          <w:rFonts w:ascii="Times New Roman" w:hAnsi="Times New Roman" w:eastAsia="Times New Roman"/>
-          <w:b w:val="0"/>
-          <w:sz w:val="24"/>
-        </w:rPr>
-        <w:t>BR-2. Цена билета и базовая цена сеанса не могут быть отрицательными.</w:t>
-      </w:r>
-    </w:p>
-    <w:p>
-      <w:pPr>
-        <w:pStyle w:val="ListNumber"/>
-      </w:pPr>
-      <w:r>
-        <w:rPr>
-          <w:rFonts w:ascii="Times New Roman" w:hAnsi="Times New Roman" w:eastAsia="Times New Roman"/>
-          <w:b w:val="0"/>
-          <w:sz w:val="24"/>
-        </w:rPr>
-        <w:t>BR-3. Время окончания сеанса должно быть строго позже времени начала.</w:t>
-      </w:r>
-    </w:p>
-    <w:p>
-      <w:pPr>
-        <w:pStyle w:val="ListNumber"/>
-      </w:pPr>
-      <w:r>
-        <w:rPr>
-          <w:rFonts w:ascii="Times New Roman" w:hAnsi="Times New Roman" w:eastAsia="Times New Roman"/>
-          <w:b w:val="0"/>
-          <w:sz w:val="24"/>
-        </w:rPr>
-        <w:t>BR-4. Место в билете должно относиться к залу выбранного сеанса.</w:t>
-      </w:r>
-    </w:p>
-    <w:p>
-      <w:pPr>
-        <w:pStyle w:val="ListNumber"/>
-      </w:pPr>
-      <w:r>
-        <w:rPr>
-          <w:rFonts w:ascii="Times New Roman" w:hAnsi="Times New Roman" w:eastAsia="Times New Roman"/>
-          <w:b w:val="0"/>
-          <w:sz w:val="24"/>
-        </w:rPr>
-        <w:t>BR-5. В одном зале сеансы не должны пересекаться по времени (с учётом длительности фильма / интервала сеанса).</w:t>
-      </w:r>
-    </w:p>
-    <w:p>
-      <w:pPr>
-        <w:pStyle w:val="ListNumber"/>
-      </w:pPr>
-      <w:r>
-        <w:rPr>
-          <w:rFonts w:ascii="Times New Roman" w:hAnsi="Times New Roman" w:eastAsia="Times New Roman"/>
-          <w:b w:val="0"/>
-          <w:sz w:val="24"/>
-        </w:rPr>
-        <w:t>BR-6. Номер ряда и номер места в пределах одного зала уникальны.</w:t>
-      </w:r>
-    </w:p>
-    <w:p>
-      <w:pPr>
-        <w:pStyle w:val="ListNumber"/>
-      </w:pPr>
-      <w:r>
-        <w:rPr>
-          <w:rFonts w:ascii="Times New Roman" w:hAnsi="Times New Roman" w:eastAsia="Times New Roman"/>
-          <w:b w:val="0"/>
-          <w:sz w:val="24"/>
-        </w:rPr>
-        <w:t>BR-7. Статус билета принимает только допустимые значения (продан, возвращён, забронирован); билет со статусом «возвращён» не учитывается при занятости места.</w:t>
-      </w:r>
-    </w:p>
-    <w:p>
-      <w:pPr>
-        <w:pStyle w:val="Heading1"/>
-      </w:pPr>
-      <w:r>
-        <w:rPr>
-          <w:rFonts w:ascii="Times New Roman" w:hAnsi="Times New Roman" w:eastAsia="Times New Roman"/>
-          <w:b/>
-          <w:sz w:val="28"/>
-        </w:rPr>
-        <w:t>5. Состав данных и оценка объёмов</w:t>
-      </w:r>
-    </w:p>
-    <w:p>
-      <w:pPr>
-        <w:spacing w:after="120"/>
-        <w:ind w:firstLine="709"/>
-      </w:pPr>
-      <w:r>
-        <w:rPr>
-          <w:rFonts w:ascii="Times New Roman" w:hAnsi="Times New Roman" w:eastAsia="Times New Roman"/>
-          <w:b w:val="0"/>
-          <w:i w:val="0"/>
-          <w:sz w:val="24"/>
-        </w:rPr>
-        <w:t>Для действий ролей нужны: сведения о фильмах (название, длительность, рейтинг, жанр); залы (название, вместимость); места (ряд, номер, тип); типы мест (название, коэффициент цены); сеансы (фильм, зал, дата/время, базовая цена, статус); зрители (ФИО, телефон, email); сотрудники (ФИО, роль, логин); билеты (сеанс, место, зритель/кассир, цена, статус, дата продажи).</w:t>
-      </w:r>
-    </w:p>
-    <w:p>
-      <w:pPr>
-        <w:spacing w:after="120"/>
-        <w:ind w:firstLine="709"/>
-      </w:pPr>
-      <w:r>
-        <w:rPr>
-          <w:rFonts w:ascii="Times New Roman" w:hAnsi="Times New Roman" w:eastAsia="Times New Roman"/>
-          <w:b/>
-          <w:i w:val="0"/>
-          <w:sz w:val="24"/>
-        </w:rPr>
-        <w:t>Оценка объёмов через 1 год работы среднего кинотеатра (4–6 залов):</w:t>
+        <w:t>1.4. Ограничения</w:t>
       </w:r>
     </w:p>
     <w:tbl>
@@ -707,17 +650,15 @@
             <w:tcW w:type="dxa" w:w="3324"/>
           </w:tcPr>
           <w:p>
-            <w:pPr>
-              <w:jc w:val="center"/>
-            </w:pPr>
             <w:r/>
             <w:r>
               <w:rPr>
                 <w:rFonts w:ascii="Times New Roman" w:hAnsi="Times New Roman" w:eastAsia="Times New Roman"/>
                 <w:b/>
-                <w:sz w:val="20"/>
+                <w:i w:val="0"/>
+                <w:sz w:val="18"/>
               </w:rPr>
-              <w:t>Сущность / таблица</w:t>
+              <w:t>Тип</w:t>
             </w:r>
           </w:p>
         </w:tc>
@@ -726,17 +667,15 @@
             <w:tcW w:type="dxa" w:w="3324"/>
           </w:tcPr>
           <w:p>
-            <w:pPr>
-              <w:jc w:val="center"/>
-            </w:pPr>
             <w:r/>
             <w:r>
               <w:rPr>
                 <w:rFonts w:ascii="Times New Roman" w:hAnsi="Times New Roman" w:eastAsia="Times New Roman"/>
                 <w:b/>
-                <w:sz w:val="20"/>
+                <w:i w:val="0"/>
+                <w:sz w:val="18"/>
               </w:rPr>
-              <w:t>Оценка записей за 1 год</w:t>
+              <w:t>Ограничение</w:t>
             </w:r>
           </w:p>
         </w:tc>
@@ -745,17 +684,15 @@
             <w:tcW w:type="dxa" w:w="3324"/>
           </w:tcPr>
           <w:p>
-            <w:pPr>
-              <w:jc w:val="center"/>
-            </w:pPr>
             <w:r/>
             <w:r>
               <w:rPr>
                 <w:rFonts w:ascii="Times New Roman" w:hAnsi="Times New Roman" w:eastAsia="Times New Roman"/>
                 <w:b/>
-                <w:sz w:val="20"/>
+                <w:i w:val="0"/>
+                <w:sz w:val="18"/>
               </w:rPr>
-              <w:t>Комментарий</w:t>
+              <w:t>Как реализуется</w:t>
             </w:r>
           </w:p>
         </w:tc>
@@ -771,9 +708,10 @@
               <w:rPr>
                 <w:rFonts w:ascii="Times New Roman" w:hAnsi="Times New Roman" w:eastAsia="Times New Roman"/>
                 <w:b w:val="0"/>
-                <w:sz w:val="20"/>
+                <w:i w:val="0"/>
+                <w:sz w:val="18"/>
               </w:rPr>
-              <w:t>Фильм</w:t>
+              <w:t>Структурные</w:t>
             </w:r>
           </w:p>
         </w:tc>
@@ -787,9 +725,10 @@
               <w:rPr>
                 <w:rFonts w:ascii="Times New Roman" w:hAnsi="Times New Roman" w:eastAsia="Times New Roman"/>
                 <w:b w:val="0"/>
-                <w:sz w:val="20"/>
+                <w:i w:val="0"/>
+                <w:sz w:val="18"/>
               </w:rPr>
-              <w:t>80–150</w:t>
+              <w:t>У сеанса есть фильм и зал</w:t>
             </w:r>
           </w:p>
         </w:tc>
@@ -803,9 +742,10 @@
               <w:rPr>
                 <w:rFonts w:ascii="Times New Roman" w:hAnsi="Times New Roman" w:eastAsia="Times New Roman"/>
                 <w:b w:val="0"/>
-                <w:sz w:val="20"/>
+                <w:i w:val="0"/>
+                <w:sz w:val="18"/>
               </w:rPr>
-              <w:t>ротация репертуара</w:t>
+              <w:t>NOT NULL, FK</w:t>
             </w:r>
           </w:p>
         </w:tc>
@@ -821,9 +761,10 @@
               <w:rPr>
                 <w:rFonts w:ascii="Times New Roman" w:hAnsi="Times New Roman" w:eastAsia="Times New Roman"/>
                 <w:b w:val="0"/>
-                <w:sz w:val="20"/>
+                <w:i w:val="0"/>
+                <w:sz w:val="18"/>
               </w:rPr>
-              <w:t>Жанр</w:t>
+              <w:t>Структурные</w:t>
             </w:r>
           </w:p>
         </w:tc>
@@ -837,9 +778,10 @@
               <w:rPr>
                 <w:rFonts w:ascii="Times New Roman" w:hAnsi="Times New Roman" w:eastAsia="Times New Roman"/>
                 <w:b w:val="0"/>
-                <w:sz w:val="20"/>
+                <w:i w:val="0"/>
+                <w:sz w:val="18"/>
               </w:rPr>
-              <w:t>15–25</w:t>
+              <w:t>У места есть зал и тип места</w:t>
             </w:r>
           </w:p>
         </w:tc>
@@ -853,9 +795,10 @@
               <w:rPr>
                 <w:rFonts w:ascii="Times New Roman" w:hAnsi="Times New Roman" w:eastAsia="Times New Roman"/>
                 <w:b w:val="0"/>
-                <w:sz w:val="20"/>
+                <w:i w:val="0"/>
+                <w:sz w:val="18"/>
               </w:rPr>
-              <w:t>справочник</w:t>
+              <w:t>NOT NULL, FK</w:t>
             </w:r>
           </w:p>
         </w:tc>
@@ -871,9 +814,10 @@
               <w:rPr>
                 <w:rFonts w:ascii="Times New Roman" w:hAnsi="Times New Roman" w:eastAsia="Times New Roman"/>
                 <w:b w:val="0"/>
-                <w:sz w:val="20"/>
+                <w:i w:val="0"/>
+                <w:sz w:val="18"/>
               </w:rPr>
-              <w:t>Зал</w:t>
+              <w:t>Бизнес-правила</w:t>
             </w:r>
           </w:p>
         </w:tc>
@@ -887,9 +831,10 @@
               <w:rPr>
                 <w:rFonts w:ascii="Times New Roman" w:hAnsi="Times New Roman" w:eastAsia="Times New Roman"/>
                 <w:b w:val="0"/>
-                <w:sz w:val="20"/>
+                <w:i w:val="0"/>
+                <w:sz w:val="18"/>
               </w:rPr>
-              <w:t>4–8</w:t>
+              <w:t>Нельзя продать одно место на сеанс дважды</w:t>
             </w:r>
           </w:p>
         </w:tc>
@@ -903,9 +848,10 @@
               <w:rPr>
                 <w:rFonts w:ascii="Times New Roman" w:hAnsi="Times New Roman" w:eastAsia="Times New Roman"/>
                 <w:b w:val="0"/>
-                <w:sz w:val="20"/>
+                <w:i w:val="0"/>
+                <w:sz w:val="18"/>
               </w:rPr>
-              <w:t>стабильно</w:t>
+              <w:t>частичный UNIQUE / приложение</w:t>
             </w:r>
           </w:p>
         </w:tc>
@@ -921,9 +867,10 @@
               <w:rPr>
                 <w:rFonts w:ascii="Times New Roman" w:hAnsi="Times New Roman" w:eastAsia="Times New Roman"/>
                 <w:b w:val="0"/>
-                <w:sz w:val="20"/>
+                <w:i w:val="0"/>
+                <w:sz w:val="18"/>
               </w:rPr>
-              <w:t>Тип места</w:t>
+              <w:t>Бизнес-правила</w:t>
             </w:r>
           </w:p>
         </w:tc>
@@ -937,9 +884,10 @@
               <w:rPr>
                 <w:rFonts w:ascii="Times New Roman" w:hAnsi="Times New Roman" w:eastAsia="Times New Roman"/>
                 <w:b w:val="0"/>
-                <w:sz w:val="20"/>
+                <w:i w:val="0"/>
+                <w:sz w:val="18"/>
               </w:rPr>
-              <w:t>3–5</w:t>
+              <w:t>Сеансы в зале не пересекаются по времени</w:t>
             </w:r>
           </w:p>
         </w:tc>
@@ -953,9 +901,10 @@
               <w:rPr>
                 <w:rFonts w:ascii="Times New Roman" w:hAnsi="Times New Roman" w:eastAsia="Times New Roman"/>
                 <w:b w:val="0"/>
-                <w:sz w:val="20"/>
+                <w:i w:val="0"/>
+                <w:sz w:val="18"/>
               </w:rPr>
-              <w:t>обычное, VIP, диван и т. п.</w:t>
+              <w:t>триггер / приложение</w:t>
             </w:r>
           </w:p>
         </w:tc>
@@ -971,9 +920,10 @@
               <w:rPr>
                 <w:rFonts w:ascii="Times New Roman" w:hAnsi="Times New Roman" w:eastAsia="Times New Roman"/>
                 <w:b w:val="0"/>
-                <w:sz w:val="20"/>
+                <w:i w:val="0"/>
+                <w:sz w:val="18"/>
               </w:rPr>
-              <w:t>Место</w:t>
+              <w:t>Бизнес-правила</w:t>
             </w:r>
           </w:p>
         </w:tc>
@@ -987,9 +937,10 @@
               <w:rPr>
                 <w:rFonts w:ascii="Times New Roman" w:hAnsi="Times New Roman" w:eastAsia="Times New Roman"/>
                 <w:b w:val="0"/>
-                <w:sz w:val="20"/>
+                <w:i w:val="0"/>
+                <w:sz w:val="18"/>
               </w:rPr>
-              <w:t>800–2 000</w:t>
+              <w:t>Место билета принадлежит залу сеанса</w:t>
             </w:r>
           </w:p>
         </w:tc>
@@ -1003,9 +954,10 @@
               <w:rPr>
                 <w:rFonts w:ascii="Times New Roman" w:hAnsi="Times New Roman" w:eastAsia="Times New Roman"/>
                 <w:b w:val="0"/>
-                <w:sz w:val="20"/>
+                <w:i w:val="0"/>
+                <w:sz w:val="18"/>
               </w:rPr>
-              <w:t>суммарно по всем залам</w:t>
+              <w:t>триггер / приложение</w:t>
             </w:r>
           </w:p>
         </w:tc>
@@ -1021,9 +973,10 @@
               <w:rPr>
                 <w:rFonts w:ascii="Times New Roman" w:hAnsi="Times New Roman" w:eastAsia="Times New Roman"/>
                 <w:b w:val="0"/>
-                <w:sz w:val="20"/>
+                <w:i w:val="0"/>
+                <w:sz w:val="18"/>
               </w:rPr>
-              <w:t>Сеанс</w:t>
+              <w:t>Бизнес-правила</w:t>
             </w:r>
           </w:p>
         </w:tc>
@@ -1037,9 +990,10 @@
               <w:rPr>
                 <w:rFonts w:ascii="Times New Roman" w:hAnsi="Times New Roman" w:eastAsia="Times New Roman"/>
                 <w:b w:val="0"/>
-                <w:sz w:val="20"/>
+                <w:i w:val="0"/>
+                <w:sz w:val="18"/>
               </w:rPr>
-              <w:t>8 000–15 000</w:t>
+              <w:t>Цена билета и сеанса ≥ 0</w:t>
             </w:r>
           </w:p>
         </w:tc>
@@ -1053,9 +1007,10 @@
               <w:rPr>
                 <w:rFonts w:ascii="Times New Roman" w:hAnsi="Times New Roman" w:eastAsia="Times New Roman"/>
                 <w:b w:val="0"/>
-                <w:sz w:val="20"/>
+                <w:i w:val="0"/>
+                <w:sz w:val="18"/>
               </w:rPr>
-              <w:t>~30–40 сеансов/день</w:t>
+              <w:t>CHECK</w:t>
             </w:r>
           </w:p>
         </w:tc>
@@ -1071,9 +1026,10 @@
               <w:rPr>
                 <w:rFonts w:ascii="Times New Roman" w:hAnsi="Times New Roman" w:eastAsia="Times New Roman"/>
                 <w:b w:val="0"/>
-                <w:sz w:val="20"/>
+                <w:i w:val="0"/>
+                <w:sz w:val="18"/>
               </w:rPr>
-              <w:t>Зритель</w:t>
+              <w:t>Технические</w:t>
             </w:r>
           </w:p>
         </w:tc>
@@ -1087,9 +1043,10 @@
               <w:rPr>
                 <w:rFonts w:ascii="Times New Roman" w:hAnsi="Times New Roman" w:eastAsia="Times New Roman"/>
                 <w:b w:val="0"/>
-                <w:sz w:val="20"/>
+                <w:i w:val="0"/>
+                <w:sz w:val="18"/>
               </w:rPr>
-              <w:t>20 000–50 000</w:t>
+              <w:t>(ряд, номер) уникальны в зале</w:t>
             </w:r>
           </w:p>
         </w:tc>
@@ -1103,9 +1060,10 @@
               <w:rPr>
                 <w:rFonts w:ascii="Times New Roman" w:hAnsi="Times New Roman" w:eastAsia="Times New Roman"/>
                 <w:b w:val="0"/>
-                <w:sz w:val="20"/>
+                <w:i w:val="0"/>
+                <w:sz w:val="18"/>
               </w:rPr>
-              <w:t>уникальные покупатели</w:t>
+              <w:t>UNIQUE</w:t>
             </w:r>
           </w:p>
         </w:tc>
@@ -1121,9 +1079,10 @@
               <w:rPr>
                 <w:rFonts w:ascii="Times New Roman" w:hAnsi="Times New Roman" w:eastAsia="Times New Roman"/>
                 <w:b w:val="0"/>
-                <w:sz w:val="20"/>
+                <w:i w:val="0"/>
+                <w:sz w:val="18"/>
               </w:rPr>
-              <w:t>Сотрудник</w:t>
+              <w:t>Технические</w:t>
             </w:r>
           </w:p>
         </w:tc>
@@ -1137,9 +1096,10 @@
               <w:rPr>
                 <w:rFonts w:ascii="Times New Roman" w:hAnsi="Times New Roman" w:eastAsia="Times New Roman"/>
                 <w:b w:val="0"/>
-                <w:sz w:val="20"/>
+                <w:i w:val="0"/>
+                <w:sz w:val="18"/>
               </w:rPr>
-              <w:t>10–30</w:t>
+              <w:t>Логин сотрудника уникален</w:t>
             </w:r>
           </w:p>
         </w:tc>
@@ -1153,9 +1113,153 @@
               <w:rPr>
                 <w:rFonts w:ascii="Times New Roman" w:hAnsi="Times New Roman" w:eastAsia="Times New Roman"/>
                 <w:b w:val="0"/>
-                <w:sz w:val="20"/>
+                <w:i w:val="0"/>
+                <w:sz w:val="18"/>
               </w:rPr>
-              <w:t>кассиры и админы</w:t>
+              <w:t>UNIQUE</w:t>
+            </w:r>
+          </w:p>
+        </w:tc>
+      </w:tr>
+    </w:tbl>
+    <w:p/>
+    <w:p>
+      <w:pPr>
+        <w:spacing w:after="80"/>
+        <w:ind w:firstLine="567"/>
+      </w:pPr>
+      <w:r>
+        <w:rPr>
+          <w:rFonts w:ascii="Times New Roman" w:hAnsi="Times New Roman" w:eastAsia="Times New Roman"/>
+          <w:b w:val="0"/>
+          <w:i w:val="0"/>
+          <w:sz w:val="24"/>
+        </w:rPr>
+        <w:t>Источники: логика процесса; физическая реальность (одно место — один зритель на сеанс); бизнес-политика (цена зависит от типа места и сеанса).</w:t>
+      </w:r>
+    </w:p>
+    <w:p>
+      <w:pPr>
+        <w:pStyle w:val="Heading1"/>
+      </w:pPr>
+      <w:r>
+        <w:rPr>
+          <w:rFonts w:ascii="Times New Roman" w:hAnsi="Times New Roman" w:eastAsia="Times New Roman"/>
+          <w:b/>
+          <w:i w:val="0"/>
+          <w:color w:val="0070C0"/>
+          <w:sz w:val="28"/>
+        </w:rPr>
+        <w:t>2. Роли пользователей</w:t>
+      </w:r>
+    </w:p>
+    <w:p>
+      <w:pPr>
+        <w:spacing w:after="80"/>
+        <w:ind w:firstLine="567"/>
+      </w:pPr>
+      <w:r>
+        <w:rPr>
+          <w:rFonts w:ascii="Times New Roman" w:hAnsi="Times New Roman" w:eastAsia="Times New Roman"/>
+          <w:b w:val="0"/>
+          <w:i w:val="0"/>
+          <w:sz w:val="24"/>
+        </w:rPr>
+        <w:t>Роль — набор прав и действий для типа пользователя. Для каждой роли: входные данные, результат в данных, ограничения.</w:t>
+      </w:r>
+    </w:p>
+    <w:p>
+      <w:pPr>
+        <w:pStyle w:val="Heading2"/>
+      </w:pPr>
+      <w:r>
+        <w:rPr>
+          <w:rFonts w:ascii="Times New Roman" w:hAnsi="Times New Roman" w:eastAsia="Times New Roman"/>
+          <w:b/>
+          <w:i w:val="0"/>
+          <w:sz w:val="26"/>
+        </w:rPr>
+        <w:t>2.1. Администратор</w:t>
+      </w:r>
+    </w:p>
+    <w:tbl>
+      <w:tblPr>
+        <w:tblStyle w:val="TableGrid"/>
+        <w:tblW w:type="auto" w:w="0"/>
+        <w:tblLook w:firstColumn="1" w:firstRow="1" w:lastColumn="0" w:lastRow="0" w:noHBand="0" w:noVBand="1" w:val="04A0"/>
+      </w:tblPr>
+      <w:tblGrid>
+        <w:gridCol w:w="2493"/>
+        <w:gridCol w:w="2493"/>
+        <w:gridCol w:w="2493"/>
+        <w:gridCol w:w="2493"/>
+      </w:tblGrid>
+      <w:tr>
+        <w:tc>
+          <w:tcPr>
+            <w:tcW w:type="dxa" w:w="2493"/>
+          </w:tcPr>
+          <w:p>
+            <w:r/>
+            <w:r>
+              <w:rPr>
+                <w:rFonts w:ascii="Times New Roman" w:hAnsi="Times New Roman" w:eastAsia="Times New Roman"/>
+                <w:b/>
+                <w:i w:val="0"/>
+                <w:sz w:val="18"/>
+              </w:rPr>
+              <w:t>Действие</w:t>
+            </w:r>
+          </w:p>
+        </w:tc>
+        <w:tc>
+          <w:tcPr>
+            <w:tcW w:type="dxa" w:w="2493"/>
+          </w:tcPr>
+          <w:p>
+            <w:r/>
+            <w:r>
+              <w:rPr>
+                <w:rFonts w:ascii="Times New Roman" w:hAnsi="Times New Roman" w:eastAsia="Times New Roman"/>
+                <w:b/>
+                <w:i w:val="0"/>
+                <w:sz w:val="18"/>
+              </w:rPr>
+              <w:t>Входные данные</w:t>
+            </w:r>
+          </w:p>
+        </w:tc>
+        <w:tc>
+          <w:tcPr>
+            <w:tcW w:type="dxa" w:w="2493"/>
+          </w:tcPr>
+          <w:p>
+            <w:r/>
+            <w:r>
+              <w:rPr>
+                <w:rFonts w:ascii="Times New Roman" w:hAnsi="Times New Roman" w:eastAsia="Times New Roman"/>
+                <w:b/>
+                <w:i w:val="0"/>
+                <w:sz w:val="18"/>
+              </w:rPr>
+              <w:t>Результат</w:t>
+            </w:r>
+          </w:p>
+        </w:tc>
+        <w:tc>
+          <w:tcPr>
+            <w:tcW w:type="dxa" w:w="2493"/>
+          </w:tcPr>
+          <w:p>
+            <w:r/>
+            <w:r>
+              <w:rPr>
+                <w:rFonts w:ascii="Times New Roman" w:hAnsi="Times New Roman" w:eastAsia="Times New Roman"/>
+                <w:b/>
+                <w:i w:val="0"/>
+                <w:sz w:val="18"/>
+              </w:rPr>
+              <w:t>Ограничения</w:t>
             </w:r>
           </w:p>
         </w:tc>
@@ -1163,7 +1267,7 @@
       <w:tr>
         <w:tc>
           <w:tcPr>
-            <w:tcW w:type="dxa" w:w="3324"/>
+            <w:tcW w:type="dxa" w:w="2493"/>
           </w:tcPr>
           <w:p>
             <w:r/>
@@ -1171,15 +1275,16 @@
               <w:rPr>
                 <w:rFonts w:ascii="Times New Roman" w:hAnsi="Times New Roman" w:eastAsia="Times New Roman"/>
                 <w:b w:val="0"/>
-                <w:sz w:val="20"/>
+                <w:i w:val="0"/>
+                <w:sz w:val="18"/>
               </w:rPr>
-              <w:t>Билет</w:t>
+              <w:t>Добавить/изменить фильм</w:t>
             </w:r>
           </w:p>
         </w:tc>
         <w:tc>
           <w:tcPr>
-            <w:tcW w:type="dxa" w:w="3324"/>
+            <w:tcW w:type="dxa" w:w="2493"/>
           </w:tcPr>
           <w:p>
             <w:r/>
@@ -1187,15 +1292,16 @@
               <w:rPr>
                 <w:rFonts w:ascii="Times New Roman" w:hAnsi="Times New Roman" w:eastAsia="Times New Roman"/>
                 <w:b w:val="0"/>
-                <w:sz w:val="20"/>
+                <w:i w:val="0"/>
+                <w:sz w:val="18"/>
               </w:rPr>
-              <w:t>200 000–500 000</w:t>
+              <w:t>название, длительность, рейтинг, жанр</w:t>
             </w:r>
           </w:p>
         </w:tc>
         <w:tc>
           <w:tcPr>
-            <w:tcW w:type="dxa" w:w="3324"/>
+            <w:tcW w:type="dxa" w:w="2493"/>
           </w:tcPr>
           <w:p>
             <w:r/>
@@ -1203,9 +1309,1273 @@
               <w:rPr>
                 <w:rFonts w:ascii="Times New Roman" w:hAnsi="Times New Roman" w:eastAsia="Times New Roman"/>
                 <w:b w:val="0"/>
-                <w:sz w:val="20"/>
+                <w:i w:val="0"/>
+                <w:sz w:val="18"/>
               </w:rPr>
-              <w:t>основной рост данных</w:t>
+              <w:t>запись «Фильм»</w:t>
+            </w:r>
+          </w:p>
+        </w:tc>
+        <w:tc>
+          <w:tcPr>
+            <w:tcW w:type="dxa" w:w="2493"/>
+          </w:tcPr>
+          <w:p>
+            <w:r/>
+            <w:r>
+              <w:rPr>
+                <w:rFonts w:ascii="Times New Roman" w:hAnsi="Times New Roman" w:eastAsia="Times New Roman"/>
+                <w:b w:val="0"/>
+                <w:i w:val="0"/>
+                <w:sz w:val="18"/>
+              </w:rPr>
+              <w:t>длительность &gt; 0</w:t>
+            </w:r>
+          </w:p>
+        </w:tc>
+      </w:tr>
+      <w:tr>
+        <w:tc>
+          <w:tcPr>
+            <w:tcW w:type="dxa" w:w="2493"/>
+          </w:tcPr>
+          <w:p>
+            <w:r/>
+            <w:r>
+              <w:rPr>
+                <w:rFonts w:ascii="Times New Roman" w:hAnsi="Times New Roman" w:eastAsia="Times New Roman"/>
+                <w:b w:val="0"/>
+                <w:i w:val="0"/>
+                <w:sz w:val="18"/>
+              </w:rPr>
+              <w:t>Настроить зал и места</w:t>
+            </w:r>
+          </w:p>
+        </w:tc>
+        <w:tc>
+          <w:tcPr>
+            <w:tcW w:type="dxa" w:w="2493"/>
+          </w:tcPr>
+          <w:p>
+            <w:r/>
+            <w:r>
+              <w:rPr>
+                <w:rFonts w:ascii="Times New Roman" w:hAnsi="Times New Roman" w:eastAsia="Times New Roman"/>
+                <w:b w:val="0"/>
+                <w:i w:val="0"/>
+                <w:sz w:val="18"/>
+              </w:rPr>
+              <w:t>зал, ряды/номера, типы мест</w:t>
+            </w:r>
+          </w:p>
+        </w:tc>
+        <w:tc>
+          <w:tcPr>
+            <w:tcW w:type="dxa" w:w="2493"/>
+          </w:tcPr>
+          <w:p>
+            <w:r/>
+            <w:r>
+              <w:rPr>
+                <w:rFonts w:ascii="Times New Roman" w:hAnsi="Times New Roman" w:eastAsia="Times New Roman"/>
+                <w:b w:val="0"/>
+                <w:i w:val="0"/>
+                <w:sz w:val="18"/>
+              </w:rPr>
+              <w:t>Зал, Место, Тип места</w:t>
+            </w:r>
+          </w:p>
+        </w:tc>
+        <w:tc>
+          <w:tcPr>
+            <w:tcW w:type="dxa" w:w="2493"/>
+          </w:tcPr>
+          <w:p>
+            <w:r/>
+            <w:r>
+              <w:rPr>
+                <w:rFonts w:ascii="Times New Roman" w:hAnsi="Times New Roman" w:eastAsia="Times New Roman"/>
+                <w:b w:val="0"/>
+                <w:i w:val="0"/>
+                <w:sz w:val="18"/>
+              </w:rPr>
+              <w:t>(ряд, номер) уникальны</w:t>
+            </w:r>
+          </w:p>
+        </w:tc>
+      </w:tr>
+      <w:tr>
+        <w:tc>
+          <w:tcPr>
+            <w:tcW w:type="dxa" w:w="2493"/>
+          </w:tcPr>
+          <w:p>
+            <w:r/>
+            <w:r>
+              <w:rPr>
+                <w:rFonts w:ascii="Times New Roman" w:hAnsi="Times New Roman" w:eastAsia="Times New Roman"/>
+                <w:b w:val="0"/>
+                <w:i w:val="0"/>
+                <w:sz w:val="18"/>
+              </w:rPr>
+              <w:t>Создать сеанс</w:t>
+            </w:r>
+          </w:p>
+        </w:tc>
+        <w:tc>
+          <w:tcPr>
+            <w:tcW w:type="dxa" w:w="2493"/>
+          </w:tcPr>
+          <w:p>
+            <w:r/>
+            <w:r>
+              <w:rPr>
+                <w:rFonts w:ascii="Times New Roman" w:hAnsi="Times New Roman" w:eastAsia="Times New Roman"/>
+                <w:b w:val="0"/>
+                <w:i w:val="0"/>
+                <w:sz w:val="18"/>
+              </w:rPr>
+              <w:t>фильм, зал, время, цена</w:t>
+            </w:r>
+          </w:p>
+        </w:tc>
+        <w:tc>
+          <w:tcPr>
+            <w:tcW w:type="dxa" w:w="2493"/>
+          </w:tcPr>
+          <w:p>
+            <w:r/>
+            <w:r>
+              <w:rPr>
+                <w:rFonts w:ascii="Times New Roman" w:hAnsi="Times New Roman" w:eastAsia="Times New Roman"/>
+                <w:b w:val="0"/>
+                <w:i w:val="0"/>
+                <w:sz w:val="18"/>
+              </w:rPr>
+              <w:t>запись «Сеанс»</w:t>
+            </w:r>
+          </w:p>
+        </w:tc>
+        <w:tc>
+          <w:tcPr>
+            <w:tcW w:type="dxa" w:w="2493"/>
+          </w:tcPr>
+          <w:p>
+            <w:r/>
+            <w:r>
+              <w:rPr>
+                <w:rFonts w:ascii="Times New Roman" w:hAnsi="Times New Roman" w:eastAsia="Times New Roman"/>
+                <w:b w:val="0"/>
+                <w:i w:val="0"/>
+                <w:sz w:val="18"/>
+              </w:rPr>
+              <w:t>нет пересечений; конец &gt; начала</w:t>
+            </w:r>
+          </w:p>
+        </w:tc>
+      </w:tr>
+      <w:tr>
+        <w:tc>
+          <w:tcPr>
+            <w:tcW w:type="dxa" w:w="2493"/>
+          </w:tcPr>
+          <w:p>
+            <w:r/>
+            <w:r>
+              <w:rPr>
+                <w:rFonts w:ascii="Times New Roman" w:hAnsi="Times New Roman" w:eastAsia="Times New Roman"/>
+                <w:b w:val="0"/>
+                <w:i w:val="0"/>
+                <w:sz w:val="18"/>
+              </w:rPr>
+              <w:t>Отменить сеанс</w:t>
+            </w:r>
+          </w:p>
+        </w:tc>
+        <w:tc>
+          <w:tcPr>
+            <w:tcW w:type="dxa" w:w="2493"/>
+          </w:tcPr>
+          <w:p>
+            <w:r/>
+            <w:r>
+              <w:rPr>
+                <w:rFonts w:ascii="Times New Roman" w:hAnsi="Times New Roman" w:eastAsia="Times New Roman"/>
+                <w:b w:val="0"/>
+                <w:i w:val="0"/>
+                <w:sz w:val="18"/>
+              </w:rPr>
+              <w:t>id сеанса</w:t>
+            </w:r>
+          </w:p>
+        </w:tc>
+        <w:tc>
+          <w:tcPr>
+            <w:tcW w:type="dxa" w:w="2493"/>
+          </w:tcPr>
+          <w:p>
+            <w:r/>
+            <w:r>
+              <w:rPr>
+                <w:rFonts w:ascii="Times New Roman" w:hAnsi="Times New Roman" w:eastAsia="Times New Roman"/>
+                <w:b w:val="0"/>
+                <w:i w:val="0"/>
+                <w:sz w:val="18"/>
+              </w:rPr>
+              <w:t>статус «отменён»</w:t>
+            </w:r>
+          </w:p>
+        </w:tc>
+        <w:tc>
+          <w:tcPr>
+            <w:tcW w:type="dxa" w:w="2493"/>
+          </w:tcPr>
+          <w:p>
+            <w:r/>
+            <w:r>
+              <w:rPr>
+                <w:rFonts w:ascii="Times New Roman" w:hAnsi="Times New Roman" w:eastAsia="Times New Roman"/>
+                <w:b w:val="0"/>
+                <w:i w:val="0"/>
+                <w:sz w:val="18"/>
+              </w:rPr>
+              <w:t>учёт политики возвратов</w:t>
+            </w:r>
+          </w:p>
+        </w:tc>
+      </w:tr>
+      <w:tr>
+        <w:tc>
+          <w:tcPr>
+            <w:tcW w:type="dxa" w:w="2493"/>
+          </w:tcPr>
+          <w:p>
+            <w:r/>
+            <w:r>
+              <w:rPr>
+                <w:rFonts w:ascii="Times New Roman" w:hAnsi="Times New Roman" w:eastAsia="Times New Roman"/>
+                <w:b w:val="0"/>
+                <w:i w:val="0"/>
+                <w:sz w:val="18"/>
+              </w:rPr>
+              <w:t>Смотреть отчёты</w:t>
+            </w:r>
+          </w:p>
+        </w:tc>
+        <w:tc>
+          <w:tcPr>
+            <w:tcW w:type="dxa" w:w="2493"/>
+          </w:tcPr>
+          <w:p>
+            <w:r/>
+            <w:r>
+              <w:rPr>
+                <w:rFonts w:ascii="Times New Roman" w:hAnsi="Times New Roman" w:eastAsia="Times New Roman"/>
+                <w:b w:val="0"/>
+                <w:i w:val="0"/>
+                <w:sz w:val="18"/>
+              </w:rPr>
+              <w:t>период, фильтры</w:t>
+            </w:r>
+          </w:p>
+        </w:tc>
+        <w:tc>
+          <w:tcPr>
+            <w:tcW w:type="dxa" w:w="2493"/>
+          </w:tcPr>
+          <w:p>
+            <w:r/>
+            <w:r>
+              <w:rPr>
+                <w:rFonts w:ascii="Times New Roman" w:hAnsi="Times New Roman" w:eastAsia="Times New Roman"/>
+                <w:b w:val="0"/>
+                <w:i w:val="0"/>
+                <w:sz w:val="18"/>
+              </w:rPr>
+              <w:t>выручка, заполняемость</w:t>
+            </w:r>
+          </w:p>
+        </w:tc>
+        <w:tc>
+          <w:tcPr>
+            <w:tcW w:type="dxa" w:w="2493"/>
+          </w:tcPr>
+          <w:p>
+            <w:r/>
+            <w:r>
+              <w:rPr>
+                <w:rFonts w:ascii="Times New Roman" w:hAnsi="Times New Roman" w:eastAsia="Times New Roman"/>
+                <w:b w:val="0"/>
+                <w:i w:val="0"/>
+                <w:sz w:val="18"/>
+              </w:rPr>
+              <w:t>—</w:t>
+            </w:r>
+          </w:p>
+        </w:tc>
+      </w:tr>
+      <w:tr>
+        <w:tc>
+          <w:tcPr>
+            <w:tcW w:type="dxa" w:w="2493"/>
+          </w:tcPr>
+          <w:p>
+            <w:r/>
+            <w:r>
+              <w:rPr>
+                <w:rFonts w:ascii="Times New Roman" w:hAnsi="Times New Roman" w:eastAsia="Times New Roman"/>
+                <w:b w:val="0"/>
+                <w:i w:val="0"/>
+                <w:sz w:val="18"/>
+              </w:rPr>
+              <w:t>Управлять сотрудниками</w:t>
+            </w:r>
+          </w:p>
+        </w:tc>
+        <w:tc>
+          <w:tcPr>
+            <w:tcW w:type="dxa" w:w="2493"/>
+          </w:tcPr>
+          <w:p>
+            <w:r/>
+            <w:r>
+              <w:rPr>
+                <w:rFonts w:ascii="Times New Roman" w:hAnsi="Times New Roman" w:eastAsia="Times New Roman"/>
+                <w:b w:val="0"/>
+                <w:i w:val="0"/>
+                <w:sz w:val="18"/>
+              </w:rPr>
+              <w:t>ФИО, логин, роль</w:t>
+            </w:r>
+          </w:p>
+        </w:tc>
+        <w:tc>
+          <w:tcPr>
+            <w:tcW w:type="dxa" w:w="2493"/>
+          </w:tcPr>
+          <w:p>
+            <w:r/>
+            <w:r>
+              <w:rPr>
+                <w:rFonts w:ascii="Times New Roman" w:hAnsi="Times New Roman" w:eastAsia="Times New Roman"/>
+                <w:b w:val="0"/>
+                <w:i w:val="0"/>
+                <w:sz w:val="18"/>
+              </w:rPr>
+              <w:t>запись «Сотрудник»</w:t>
+            </w:r>
+          </w:p>
+        </w:tc>
+        <w:tc>
+          <w:tcPr>
+            <w:tcW w:type="dxa" w:w="2493"/>
+          </w:tcPr>
+          <w:p>
+            <w:r/>
+            <w:r>
+              <w:rPr>
+                <w:rFonts w:ascii="Times New Roman" w:hAnsi="Times New Roman" w:eastAsia="Times New Roman"/>
+                <w:b w:val="0"/>
+                <w:i w:val="0"/>
+                <w:sz w:val="18"/>
+              </w:rPr>
+              <w:t>логин уникален</w:t>
+            </w:r>
+          </w:p>
+        </w:tc>
+      </w:tr>
+    </w:tbl>
+    <w:p/>
+    <w:p>
+      <w:pPr>
+        <w:pStyle w:val="Heading2"/>
+      </w:pPr>
+      <w:r>
+        <w:rPr>
+          <w:rFonts w:ascii="Times New Roman" w:hAnsi="Times New Roman" w:eastAsia="Times New Roman"/>
+          <w:b/>
+          <w:i w:val="0"/>
+          <w:sz w:val="26"/>
+        </w:rPr>
+        <w:t>2.2. Кассир</w:t>
+      </w:r>
+    </w:p>
+    <w:tbl>
+      <w:tblPr>
+        <w:tblStyle w:val="TableGrid"/>
+        <w:tblW w:type="auto" w:w="0"/>
+        <w:tblLook w:firstColumn="1" w:firstRow="1" w:lastColumn="0" w:lastRow="0" w:noHBand="0" w:noVBand="1" w:val="04A0"/>
+      </w:tblPr>
+      <w:tblGrid>
+        <w:gridCol w:w="2493"/>
+        <w:gridCol w:w="2493"/>
+        <w:gridCol w:w="2493"/>
+        <w:gridCol w:w="2493"/>
+      </w:tblGrid>
+      <w:tr>
+        <w:tc>
+          <w:tcPr>
+            <w:tcW w:type="dxa" w:w="2493"/>
+          </w:tcPr>
+          <w:p>
+            <w:r/>
+            <w:r>
+              <w:rPr>
+                <w:rFonts w:ascii="Times New Roman" w:hAnsi="Times New Roman" w:eastAsia="Times New Roman"/>
+                <w:b/>
+                <w:i w:val="0"/>
+                <w:sz w:val="18"/>
+              </w:rPr>
+              <w:t>Действие</w:t>
+            </w:r>
+          </w:p>
+        </w:tc>
+        <w:tc>
+          <w:tcPr>
+            <w:tcW w:type="dxa" w:w="2493"/>
+          </w:tcPr>
+          <w:p>
+            <w:r/>
+            <w:r>
+              <w:rPr>
+                <w:rFonts w:ascii="Times New Roman" w:hAnsi="Times New Roman" w:eastAsia="Times New Roman"/>
+                <w:b/>
+                <w:i w:val="0"/>
+                <w:sz w:val="18"/>
+              </w:rPr>
+              <w:t>Входные данные</w:t>
+            </w:r>
+          </w:p>
+        </w:tc>
+        <w:tc>
+          <w:tcPr>
+            <w:tcW w:type="dxa" w:w="2493"/>
+          </w:tcPr>
+          <w:p>
+            <w:r/>
+            <w:r>
+              <w:rPr>
+                <w:rFonts w:ascii="Times New Roman" w:hAnsi="Times New Roman" w:eastAsia="Times New Roman"/>
+                <w:b/>
+                <w:i w:val="0"/>
+                <w:sz w:val="18"/>
+              </w:rPr>
+              <w:t>Результат</w:t>
+            </w:r>
+          </w:p>
+        </w:tc>
+        <w:tc>
+          <w:tcPr>
+            <w:tcW w:type="dxa" w:w="2493"/>
+          </w:tcPr>
+          <w:p>
+            <w:r/>
+            <w:r>
+              <w:rPr>
+                <w:rFonts w:ascii="Times New Roman" w:hAnsi="Times New Roman" w:eastAsia="Times New Roman"/>
+                <w:b/>
+                <w:i w:val="0"/>
+                <w:sz w:val="18"/>
+              </w:rPr>
+              <w:t>Ограничения</w:t>
+            </w:r>
+          </w:p>
+        </w:tc>
+      </w:tr>
+      <w:tr>
+        <w:tc>
+          <w:tcPr>
+            <w:tcW w:type="dxa" w:w="2493"/>
+          </w:tcPr>
+          <w:p>
+            <w:r/>
+            <w:r>
+              <w:rPr>
+                <w:rFonts w:ascii="Times New Roman" w:hAnsi="Times New Roman" w:eastAsia="Times New Roman"/>
+                <w:b w:val="0"/>
+                <w:i w:val="0"/>
+                <w:sz w:val="18"/>
+              </w:rPr>
+              <w:t>Найти сеанс</w:t>
+            </w:r>
+          </w:p>
+        </w:tc>
+        <w:tc>
+          <w:tcPr>
+            <w:tcW w:type="dxa" w:w="2493"/>
+          </w:tcPr>
+          <w:p>
+            <w:r/>
+            <w:r>
+              <w:rPr>
+                <w:rFonts w:ascii="Times New Roman" w:hAnsi="Times New Roman" w:eastAsia="Times New Roman"/>
+                <w:b w:val="0"/>
+                <w:i w:val="0"/>
+                <w:sz w:val="18"/>
+              </w:rPr>
+              <w:t>дата, фильм, зал</w:t>
+            </w:r>
+          </w:p>
+        </w:tc>
+        <w:tc>
+          <w:tcPr>
+            <w:tcW w:type="dxa" w:w="2493"/>
+          </w:tcPr>
+          <w:p>
+            <w:r/>
+            <w:r>
+              <w:rPr>
+                <w:rFonts w:ascii="Times New Roman" w:hAnsi="Times New Roman" w:eastAsia="Times New Roman"/>
+                <w:b w:val="0"/>
+                <w:i w:val="0"/>
+                <w:sz w:val="18"/>
+              </w:rPr>
+              <w:t>список сеансов</w:t>
+            </w:r>
+          </w:p>
+        </w:tc>
+        <w:tc>
+          <w:tcPr>
+            <w:tcW w:type="dxa" w:w="2493"/>
+          </w:tcPr>
+          <w:p>
+            <w:r/>
+            <w:r>
+              <w:rPr>
+                <w:rFonts w:ascii="Times New Roman" w:hAnsi="Times New Roman" w:eastAsia="Times New Roman"/>
+                <w:b w:val="0"/>
+                <w:i w:val="0"/>
+                <w:sz w:val="18"/>
+              </w:rPr>
+              <w:t>—</w:t>
+            </w:r>
+          </w:p>
+        </w:tc>
+      </w:tr>
+      <w:tr>
+        <w:tc>
+          <w:tcPr>
+            <w:tcW w:type="dxa" w:w="2493"/>
+          </w:tcPr>
+          <w:p>
+            <w:r/>
+            <w:r>
+              <w:rPr>
+                <w:rFonts w:ascii="Times New Roman" w:hAnsi="Times New Roman" w:eastAsia="Times New Roman"/>
+                <w:b w:val="0"/>
+                <w:i w:val="0"/>
+                <w:sz w:val="18"/>
+              </w:rPr>
+              <w:t>Свободные места</w:t>
+            </w:r>
+          </w:p>
+        </w:tc>
+        <w:tc>
+          <w:tcPr>
+            <w:tcW w:type="dxa" w:w="2493"/>
+          </w:tcPr>
+          <w:p>
+            <w:r/>
+            <w:r>
+              <w:rPr>
+                <w:rFonts w:ascii="Times New Roman" w:hAnsi="Times New Roman" w:eastAsia="Times New Roman"/>
+                <w:b w:val="0"/>
+                <w:i w:val="0"/>
+                <w:sz w:val="18"/>
+              </w:rPr>
+              <w:t>id сеанса</w:t>
+            </w:r>
+          </w:p>
+        </w:tc>
+        <w:tc>
+          <w:tcPr>
+            <w:tcW w:type="dxa" w:w="2493"/>
+          </w:tcPr>
+          <w:p>
+            <w:r/>
+            <w:r>
+              <w:rPr>
+                <w:rFonts w:ascii="Times New Roman" w:hAnsi="Times New Roman" w:eastAsia="Times New Roman"/>
+                <w:b w:val="0"/>
+                <w:i w:val="0"/>
+                <w:sz w:val="18"/>
+              </w:rPr>
+              <w:t>схема зала</w:t>
+            </w:r>
+          </w:p>
+        </w:tc>
+        <w:tc>
+          <w:tcPr>
+            <w:tcW w:type="dxa" w:w="2493"/>
+          </w:tcPr>
+          <w:p>
+            <w:r/>
+            <w:r>
+              <w:rPr>
+                <w:rFonts w:ascii="Times New Roman" w:hAnsi="Times New Roman" w:eastAsia="Times New Roman"/>
+                <w:b w:val="0"/>
+                <w:i w:val="0"/>
+                <w:sz w:val="18"/>
+              </w:rPr>
+              <w:t>—</w:t>
+            </w:r>
+          </w:p>
+        </w:tc>
+      </w:tr>
+      <w:tr>
+        <w:tc>
+          <w:tcPr>
+            <w:tcW w:type="dxa" w:w="2493"/>
+          </w:tcPr>
+          <w:p>
+            <w:r/>
+            <w:r>
+              <w:rPr>
+                <w:rFonts w:ascii="Times New Roman" w:hAnsi="Times New Roman" w:eastAsia="Times New Roman"/>
+                <w:b w:val="0"/>
+                <w:i w:val="0"/>
+                <w:sz w:val="18"/>
+              </w:rPr>
+              <w:t>Продать билет</w:t>
+            </w:r>
+          </w:p>
+        </w:tc>
+        <w:tc>
+          <w:tcPr>
+            <w:tcW w:type="dxa" w:w="2493"/>
+          </w:tcPr>
+          <w:p>
+            <w:r/>
+            <w:r>
+              <w:rPr>
+                <w:rFonts w:ascii="Times New Roman" w:hAnsi="Times New Roman" w:eastAsia="Times New Roman"/>
+                <w:b w:val="0"/>
+                <w:i w:val="0"/>
+                <w:sz w:val="18"/>
+              </w:rPr>
+              <w:t>сеанс, места, зритель</w:t>
+            </w:r>
+          </w:p>
+        </w:tc>
+        <w:tc>
+          <w:tcPr>
+            <w:tcW w:type="dxa" w:w="2493"/>
+          </w:tcPr>
+          <w:p>
+            <w:r/>
+            <w:r>
+              <w:rPr>
+                <w:rFonts w:ascii="Times New Roman" w:hAnsi="Times New Roman" w:eastAsia="Times New Roman"/>
+                <w:b w:val="0"/>
+                <w:i w:val="0"/>
+                <w:sz w:val="18"/>
+              </w:rPr>
+              <w:t>билет «продан»</w:t>
+            </w:r>
+          </w:p>
+        </w:tc>
+        <w:tc>
+          <w:tcPr>
+            <w:tcW w:type="dxa" w:w="2493"/>
+          </w:tcPr>
+          <w:p>
+            <w:r/>
+            <w:r>
+              <w:rPr>
+                <w:rFonts w:ascii="Times New Roman" w:hAnsi="Times New Roman" w:eastAsia="Times New Roman"/>
+                <w:b w:val="0"/>
+                <w:i w:val="0"/>
+                <w:sz w:val="18"/>
+              </w:rPr>
+              <w:t>место свободно; сеанс активен</w:t>
+            </w:r>
+          </w:p>
+        </w:tc>
+      </w:tr>
+      <w:tr>
+        <w:tc>
+          <w:tcPr>
+            <w:tcW w:type="dxa" w:w="2493"/>
+          </w:tcPr>
+          <w:p>
+            <w:r/>
+            <w:r>
+              <w:rPr>
+                <w:rFonts w:ascii="Times New Roman" w:hAnsi="Times New Roman" w:eastAsia="Times New Roman"/>
+                <w:b w:val="0"/>
+                <w:i w:val="0"/>
+                <w:sz w:val="18"/>
+              </w:rPr>
+              <w:t>Вернуть билет</w:t>
+            </w:r>
+          </w:p>
+        </w:tc>
+        <w:tc>
+          <w:tcPr>
+            <w:tcW w:type="dxa" w:w="2493"/>
+          </w:tcPr>
+          <w:p>
+            <w:r/>
+            <w:r>
+              <w:rPr>
+                <w:rFonts w:ascii="Times New Roman" w:hAnsi="Times New Roman" w:eastAsia="Times New Roman"/>
+                <w:b w:val="0"/>
+                <w:i w:val="0"/>
+                <w:sz w:val="18"/>
+              </w:rPr>
+              <w:t>id билета</w:t>
+            </w:r>
+          </w:p>
+        </w:tc>
+        <w:tc>
+          <w:tcPr>
+            <w:tcW w:type="dxa" w:w="2493"/>
+          </w:tcPr>
+          <w:p>
+            <w:r/>
+            <w:r>
+              <w:rPr>
+                <w:rFonts w:ascii="Times New Roman" w:hAnsi="Times New Roman" w:eastAsia="Times New Roman"/>
+                <w:b w:val="0"/>
+                <w:i w:val="0"/>
+                <w:sz w:val="18"/>
+              </w:rPr>
+              <w:t>статус «возвращён»</w:t>
+            </w:r>
+          </w:p>
+        </w:tc>
+        <w:tc>
+          <w:tcPr>
+            <w:tcW w:type="dxa" w:w="2493"/>
+          </w:tcPr>
+          <w:p>
+            <w:r/>
+            <w:r>
+              <w:rPr>
+                <w:rFonts w:ascii="Times New Roman" w:hAnsi="Times New Roman" w:eastAsia="Times New Roman"/>
+                <w:b w:val="0"/>
+                <w:i w:val="0"/>
+                <w:sz w:val="18"/>
+              </w:rPr>
+              <w:t>был «продан»; в срок</w:t>
+            </w:r>
+          </w:p>
+        </w:tc>
+      </w:tr>
+      <w:tr>
+        <w:tc>
+          <w:tcPr>
+            <w:tcW w:type="dxa" w:w="2493"/>
+          </w:tcPr>
+          <w:p>
+            <w:r/>
+            <w:r>
+              <w:rPr>
+                <w:rFonts w:ascii="Times New Roman" w:hAnsi="Times New Roman" w:eastAsia="Times New Roman"/>
+                <w:b w:val="0"/>
+                <w:i w:val="0"/>
+                <w:sz w:val="18"/>
+              </w:rPr>
+              <w:t>Выдать билет</w:t>
+            </w:r>
+          </w:p>
+        </w:tc>
+        <w:tc>
+          <w:tcPr>
+            <w:tcW w:type="dxa" w:w="2493"/>
+          </w:tcPr>
+          <w:p>
+            <w:r/>
+            <w:r>
+              <w:rPr>
+                <w:rFonts w:ascii="Times New Roman" w:hAnsi="Times New Roman" w:eastAsia="Times New Roman"/>
+                <w:b w:val="0"/>
+                <w:i w:val="0"/>
+                <w:sz w:val="18"/>
+              </w:rPr>
+              <w:t>id билета</w:t>
+            </w:r>
+          </w:p>
+        </w:tc>
+        <w:tc>
+          <w:tcPr>
+            <w:tcW w:type="dxa" w:w="2493"/>
+          </w:tcPr>
+          <w:p>
+            <w:r/>
+            <w:r>
+              <w:rPr>
+                <w:rFonts w:ascii="Times New Roman" w:hAnsi="Times New Roman" w:eastAsia="Times New Roman"/>
+                <w:b w:val="0"/>
+                <w:i w:val="0"/>
+                <w:sz w:val="18"/>
+              </w:rPr>
+              <w:t>печать / выдача</w:t>
+            </w:r>
+          </w:p>
+        </w:tc>
+        <w:tc>
+          <w:tcPr>
+            <w:tcW w:type="dxa" w:w="2493"/>
+          </w:tcPr>
+          <w:p>
+            <w:r/>
+            <w:r>
+              <w:rPr>
+                <w:rFonts w:ascii="Times New Roman" w:hAnsi="Times New Roman" w:eastAsia="Times New Roman"/>
+                <w:b w:val="0"/>
+                <w:i w:val="0"/>
+                <w:sz w:val="18"/>
+              </w:rPr>
+              <w:t>билет активен</w:t>
+            </w:r>
+          </w:p>
+        </w:tc>
+      </w:tr>
+    </w:tbl>
+    <w:p/>
+    <w:p>
+      <w:pPr>
+        <w:pStyle w:val="Heading2"/>
+      </w:pPr>
+      <w:r>
+        <w:rPr>
+          <w:rFonts w:ascii="Times New Roman" w:hAnsi="Times New Roman" w:eastAsia="Times New Roman"/>
+          <w:b/>
+          <w:i w:val="0"/>
+          <w:sz w:val="26"/>
+        </w:rPr>
+        <w:t>2.3. Зритель</w:t>
+      </w:r>
+    </w:p>
+    <w:tbl>
+      <w:tblPr>
+        <w:tblStyle w:val="TableGrid"/>
+        <w:tblW w:type="auto" w:w="0"/>
+        <w:tblLook w:firstColumn="1" w:firstRow="1" w:lastColumn="0" w:lastRow="0" w:noHBand="0" w:noVBand="1" w:val="04A0"/>
+      </w:tblPr>
+      <w:tblGrid>
+        <w:gridCol w:w="2493"/>
+        <w:gridCol w:w="2493"/>
+        <w:gridCol w:w="2493"/>
+        <w:gridCol w:w="2493"/>
+      </w:tblGrid>
+      <w:tr>
+        <w:tc>
+          <w:tcPr>
+            <w:tcW w:type="dxa" w:w="2493"/>
+          </w:tcPr>
+          <w:p>
+            <w:r/>
+            <w:r>
+              <w:rPr>
+                <w:rFonts w:ascii="Times New Roman" w:hAnsi="Times New Roman" w:eastAsia="Times New Roman"/>
+                <w:b/>
+                <w:i w:val="0"/>
+                <w:sz w:val="18"/>
+              </w:rPr>
+              <w:t>Действие</w:t>
+            </w:r>
+          </w:p>
+        </w:tc>
+        <w:tc>
+          <w:tcPr>
+            <w:tcW w:type="dxa" w:w="2493"/>
+          </w:tcPr>
+          <w:p>
+            <w:r/>
+            <w:r>
+              <w:rPr>
+                <w:rFonts w:ascii="Times New Roman" w:hAnsi="Times New Roman" w:eastAsia="Times New Roman"/>
+                <w:b/>
+                <w:i w:val="0"/>
+                <w:sz w:val="18"/>
+              </w:rPr>
+              <w:t>Входные данные</w:t>
+            </w:r>
+          </w:p>
+        </w:tc>
+        <w:tc>
+          <w:tcPr>
+            <w:tcW w:type="dxa" w:w="2493"/>
+          </w:tcPr>
+          <w:p>
+            <w:r/>
+            <w:r>
+              <w:rPr>
+                <w:rFonts w:ascii="Times New Roman" w:hAnsi="Times New Roman" w:eastAsia="Times New Roman"/>
+                <w:b/>
+                <w:i w:val="0"/>
+                <w:sz w:val="18"/>
+              </w:rPr>
+              <w:t>Результат</w:t>
+            </w:r>
+          </w:p>
+        </w:tc>
+        <w:tc>
+          <w:tcPr>
+            <w:tcW w:type="dxa" w:w="2493"/>
+          </w:tcPr>
+          <w:p>
+            <w:r/>
+            <w:r>
+              <w:rPr>
+                <w:rFonts w:ascii="Times New Roman" w:hAnsi="Times New Roman" w:eastAsia="Times New Roman"/>
+                <w:b/>
+                <w:i w:val="0"/>
+                <w:sz w:val="18"/>
+              </w:rPr>
+              <w:t>Ограничения</w:t>
+            </w:r>
+          </w:p>
+        </w:tc>
+      </w:tr>
+      <w:tr>
+        <w:tc>
+          <w:tcPr>
+            <w:tcW w:type="dxa" w:w="2493"/>
+          </w:tcPr>
+          <w:p>
+            <w:r/>
+            <w:r>
+              <w:rPr>
+                <w:rFonts w:ascii="Times New Roman" w:hAnsi="Times New Roman" w:eastAsia="Times New Roman"/>
+                <w:b w:val="0"/>
+                <w:i w:val="0"/>
+                <w:sz w:val="18"/>
+              </w:rPr>
+              <w:t>Смотреть афишу</w:t>
+            </w:r>
+          </w:p>
+        </w:tc>
+        <w:tc>
+          <w:tcPr>
+            <w:tcW w:type="dxa" w:w="2493"/>
+          </w:tcPr>
+          <w:p>
+            <w:r/>
+            <w:r>
+              <w:rPr>
+                <w:rFonts w:ascii="Times New Roman" w:hAnsi="Times New Roman" w:eastAsia="Times New Roman"/>
+                <w:b w:val="0"/>
+                <w:i w:val="0"/>
+                <w:sz w:val="18"/>
+              </w:rPr>
+              <w:t>дата, фильм/жанр</w:t>
+            </w:r>
+          </w:p>
+        </w:tc>
+        <w:tc>
+          <w:tcPr>
+            <w:tcW w:type="dxa" w:w="2493"/>
+          </w:tcPr>
+          <w:p>
+            <w:r/>
+            <w:r>
+              <w:rPr>
+                <w:rFonts w:ascii="Times New Roman" w:hAnsi="Times New Roman" w:eastAsia="Times New Roman"/>
+                <w:b w:val="0"/>
+                <w:i w:val="0"/>
+                <w:sz w:val="18"/>
+              </w:rPr>
+              <w:t>список сеансов</w:t>
+            </w:r>
+          </w:p>
+        </w:tc>
+        <w:tc>
+          <w:tcPr>
+            <w:tcW w:type="dxa" w:w="2493"/>
+          </w:tcPr>
+          <w:p>
+            <w:r/>
+            <w:r>
+              <w:rPr>
+                <w:rFonts w:ascii="Times New Roman" w:hAnsi="Times New Roman" w:eastAsia="Times New Roman"/>
+                <w:b w:val="0"/>
+                <w:i w:val="0"/>
+                <w:sz w:val="18"/>
+              </w:rPr>
+              <w:t>—</w:t>
+            </w:r>
+          </w:p>
+        </w:tc>
+      </w:tr>
+      <w:tr>
+        <w:tc>
+          <w:tcPr>
+            <w:tcW w:type="dxa" w:w="2493"/>
+          </w:tcPr>
+          <w:p>
+            <w:r/>
+            <w:r>
+              <w:rPr>
+                <w:rFonts w:ascii="Times New Roman" w:hAnsi="Times New Roman" w:eastAsia="Times New Roman"/>
+                <w:b w:val="0"/>
+                <w:i w:val="0"/>
+                <w:sz w:val="18"/>
+              </w:rPr>
+              <w:t>Выбрать места</w:t>
+            </w:r>
+          </w:p>
+        </w:tc>
+        <w:tc>
+          <w:tcPr>
+            <w:tcW w:type="dxa" w:w="2493"/>
+          </w:tcPr>
+          <w:p>
+            <w:r/>
+            <w:r>
+              <w:rPr>
+                <w:rFonts w:ascii="Times New Roman" w:hAnsi="Times New Roman" w:eastAsia="Times New Roman"/>
+                <w:b w:val="0"/>
+                <w:i w:val="0"/>
+                <w:sz w:val="18"/>
+              </w:rPr>
+              <w:t>id сеанса</w:t>
+            </w:r>
+          </w:p>
+        </w:tc>
+        <w:tc>
+          <w:tcPr>
+            <w:tcW w:type="dxa" w:w="2493"/>
+          </w:tcPr>
+          <w:p>
+            <w:r/>
+            <w:r>
+              <w:rPr>
+                <w:rFonts w:ascii="Times New Roman" w:hAnsi="Times New Roman" w:eastAsia="Times New Roman"/>
+                <w:b w:val="0"/>
+                <w:i w:val="0"/>
+                <w:sz w:val="18"/>
+              </w:rPr>
+              <w:t>свободные места</w:t>
+            </w:r>
+          </w:p>
+        </w:tc>
+        <w:tc>
+          <w:tcPr>
+            <w:tcW w:type="dxa" w:w="2493"/>
+          </w:tcPr>
+          <w:p>
+            <w:r/>
+            <w:r>
+              <w:rPr>
+                <w:rFonts w:ascii="Times New Roman" w:hAnsi="Times New Roman" w:eastAsia="Times New Roman"/>
+                <w:b w:val="0"/>
+                <w:i w:val="0"/>
+                <w:sz w:val="18"/>
+              </w:rPr>
+              <w:t>только свободные</w:t>
+            </w:r>
+          </w:p>
+        </w:tc>
+      </w:tr>
+      <w:tr>
+        <w:tc>
+          <w:tcPr>
+            <w:tcW w:type="dxa" w:w="2493"/>
+          </w:tcPr>
+          <w:p>
+            <w:r/>
+            <w:r>
+              <w:rPr>
+                <w:rFonts w:ascii="Times New Roman" w:hAnsi="Times New Roman" w:eastAsia="Times New Roman"/>
+                <w:b w:val="0"/>
+                <w:i w:val="0"/>
+                <w:sz w:val="18"/>
+              </w:rPr>
+              <w:t>Купить билет(ы)</w:t>
+            </w:r>
+          </w:p>
+        </w:tc>
+        <w:tc>
+          <w:tcPr>
+            <w:tcW w:type="dxa" w:w="2493"/>
+          </w:tcPr>
+          <w:p>
+            <w:r/>
+            <w:r>
+              <w:rPr>
+                <w:rFonts w:ascii="Times New Roman" w:hAnsi="Times New Roman" w:eastAsia="Times New Roman"/>
+                <w:b w:val="0"/>
+                <w:i w:val="0"/>
+                <w:sz w:val="18"/>
+              </w:rPr>
+              <w:t>сеанс, места, контакты</w:t>
+            </w:r>
+          </w:p>
+        </w:tc>
+        <w:tc>
+          <w:tcPr>
+            <w:tcW w:type="dxa" w:w="2493"/>
+          </w:tcPr>
+          <w:p>
+            <w:r/>
+            <w:r>
+              <w:rPr>
+                <w:rFonts w:ascii="Times New Roman" w:hAnsi="Times New Roman" w:eastAsia="Times New Roman"/>
+                <w:b w:val="0"/>
+                <w:i w:val="0"/>
+                <w:sz w:val="18"/>
+              </w:rPr>
+              <w:t>билеты + зритель</w:t>
+            </w:r>
+          </w:p>
+        </w:tc>
+        <w:tc>
+          <w:tcPr>
+            <w:tcW w:type="dxa" w:w="2493"/>
+          </w:tcPr>
+          <w:p>
+            <w:r/>
+            <w:r>
+              <w:rPr>
+                <w:rFonts w:ascii="Times New Roman" w:hAnsi="Times New Roman" w:eastAsia="Times New Roman"/>
+                <w:b w:val="0"/>
+                <w:i w:val="0"/>
+                <w:sz w:val="18"/>
+              </w:rPr>
+              <w:t>место не занято</w:t>
+            </w:r>
+          </w:p>
+        </w:tc>
+      </w:tr>
+      <w:tr>
+        <w:tc>
+          <w:tcPr>
+            <w:tcW w:type="dxa" w:w="2493"/>
+          </w:tcPr>
+          <w:p>
+            <w:r/>
+            <w:r>
+              <w:rPr>
+                <w:rFonts w:ascii="Times New Roman" w:hAnsi="Times New Roman" w:eastAsia="Times New Roman"/>
+                <w:b w:val="0"/>
+                <w:i w:val="0"/>
+                <w:sz w:val="18"/>
+              </w:rPr>
+              <w:t>Свои билеты</w:t>
+            </w:r>
+          </w:p>
+        </w:tc>
+        <w:tc>
+          <w:tcPr>
+            <w:tcW w:type="dxa" w:w="2493"/>
+          </w:tcPr>
+          <w:p>
+            <w:r/>
+            <w:r>
+              <w:rPr>
+                <w:rFonts w:ascii="Times New Roman" w:hAnsi="Times New Roman" w:eastAsia="Times New Roman"/>
+                <w:b w:val="0"/>
+                <w:i w:val="0"/>
+                <w:sz w:val="18"/>
+              </w:rPr>
+              <w:t>id / контакты</w:t>
+            </w:r>
+          </w:p>
+        </w:tc>
+        <w:tc>
+          <w:tcPr>
+            <w:tcW w:type="dxa" w:w="2493"/>
+          </w:tcPr>
+          <w:p>
+            <w:r/>
+            <w:r>
+              <w:rPr>
+                <w:rFonts w:ascii="Times New Roman" w:hAnsi="Times New Roman" w:eastAsia="Times New Roman"/>
+                <w:b w:val="0"/>
+                <w:i w:val="0"/>
+                <w:sz w:val="18"/>
+              </w:rPr>
+              <w:t>список билетов</w:t>
+            </w:r>
+          </w:p>
+        </w:tc>
+        <w:tc>
+          <w:tcPr>
+            <w:tcW w:type="dxa" w:w="2493"/>
+          </w:tcPr>
+          <w:p>
+            <w:r/>
+            <w:r>
+              <w:rPr>
+                <w:rFonts w:ascii="Times New Roman" w:hAnsi="Times New Roman" w:eastAsia="Times New Roman"/>
+                <w:b w:val="0"/>
+                <w:i w:val="0"/>
+                <w:sz w:val="18"/>
+              </w:rPr>
+              <w:t>только свои</w:t>
+            </w:r>
+          </w:p>
+        </w:tc>
+      </w:tr>
+      <w:tr>
+        <w:tc>
+          <w:tcPr>
+            <w:tcW w:type="dxa" w:w="2493"/>
+          </w:tcPr>
+          <w:p>
+            <w:r/>
+            <w:r>
+              <w:rPr>
+                <w:rFonts w:ascii="Times New Roman" w:hAnsi="Times New Roman" w:eastAsia="Times New Roman"/>
+                <w:b w:val="0"/>
+                <w:i w:val="0"/>
+                <w:sz w:val="18"/>
+              </w:rPr>
+              <w:t>Отменить покупку</w:t>
+            </w:r>
+          </w:p>
+        </w:tc>
+        <w:tc>
+          <w:tcPr>
+            <w:tcW w:type="dxa" w:w="2493"/>
+          </w:tcPr>
+          <w:p>
+            <w:r/>
+            <w:r>
+              <w:rPr>
+                <w:rFonts w:ascii="Times New Roman" w:hAnsi="Times New Roman" w:eastAsia="Times New Roman"/>
+                <w:b w:val="0"/>
+                <w:i w:val="0"/>
+                <w:sz w:val="18"/>
+              </w:rPr>
+              <w:t>id билета</w:t>
+            </w:r>
+          </w:p>
+        </w:tc>
+        <w:tc>
+          <w:tcPr>
+            <w:tcW w:type="dxa" w:w="2493"/>
+          </w:tcPr>
+          <w:p>
+            <w:r/>
+            <w:r>
+              <w:rPr>
+                <w:rFonts w:ascii="Times New Roman" w:hAnsi="Times New Roman" w:eastAsia="Times New Roman"/>
+                <w:b w:val="0"/>
+                <w:i w:val="0"/>
+                <w:sz w:val="18"/>
+              </w:rPr>
+              <w:t>статус «возвращён»</w:t>
+            </w:r>
+          </w:p>
+        </w:tc>
+        <w:tc>
+          <w:tcPr>
+            <w:tcW w:type="dxa" w:w="2493"/>
+          </w:tcPr>
+          <w:p>
+            <w:r/>
+            <w:r>
+              <w:rPr>
+                <w:rFonts w:ascii="Times New Roman" w:hAnsi="Times New Roman" w:eastAsia="Times New Roman"/>
+                <w:b w:val="0"/>
+                <w:i w:val="0"/>
+                <w:sz w:val="18"/>
+              </w:rPr>
+              <w:t>свои; в срок отмены</w:t>
             </w:r>
           </w:p>
         </w:tc>
@@ -1220,292 +2590,17 @@
         <w:rPr>
           <w:rFonts w:ascii="Times New Roman" w:hAnsi="Times New Roman" w:eastAsia="Times New Roman"/>
           <w:b/>
+          <w:i w:val="0"/>
+          <w:color w:val="0070C0"/>
           <w:sz w:val="28"/>
         </w:rPr>
-        <w:t>6. Частота операций</w:t>
+        <w:t>3. Бизнес-правила</w:t>
       </w:r>
     </w:p>
     <w:p>
       <w:pPr>
-        <w:spacing w:after="120"/>
-        <w:ind w:firstLine="709"/>
-      </w:pPr>
-      <w:r>
-        <w:rPr>
-          <w:rFonts w:ascii="Times New Roman" w:hAnsi="Times New Roman" w:eastAsia="Times New Roman"/>
-          <w:b/>
-          <w:i w:val="0"/>
-          <w:sz w:val="24"/>
-        </w:rPr>
-        <w:t>Самые частые операции:</w:t>
-      </w:r>
-    </w:p>
-    <w:p>
-      <w:pPr>
-        <w:pStyle w:val="ListBullet"/>
-      </w:pPr>
-      <w:r>
-        <w:rPr>
-          <w:rFonts w:ascii="Times New Roman" w:hAnsi="Times New Roman" w:eastAsia="Times New Roman"/>
-          <w:b w:val="0"/>
-          <w:sz w:val="24"/>
-        </w:rPr>
-        <w:t>Чтение афиши / списка сеансов на дату (очень часто).</w:t>
-      </w:r>
-    </w:p>
-    <w:p>
-      <w:pPr>
-        <w:pStyle w:val="ListBullet"/>
-      </w:pPr>
-      <w:r>
-        <w:rPr>
-          <w:rFonts w:ascii="Times New Roman" w:hAnsi="Times New Roman" w:eastAsia="Times New Roman"/>
-          <w:b w:val="0"/>
-          <w:sz w:val="24"/>
-        </w:rPr>
-        <w:t>Поиск свободных мест на сеанс / схема зала (очень часто).</w:t>
-      </w:r>
-    </w:p>
-    <w:p>
-      <w:pPr>
-        <w:pStyle w:val="ListBullet"/>
-      </w:pPr>
-      <w:r>
-        <w:rPr>
-          <w:rFonts w:ascii="Times New Roman" w:hAnsi="Times New Roman" w:eastAsia="Times New Roman"/>
-          <w:b w:val="0"/>
-          <w:sz w:val="24"/>
-        </w:rPr>
-        <w:t>Добавление билетов при покупке (часто, пики вечером и в выходные).</w:t>
-      </w:r>
-    </w:p>
-    <w:p>
-      <w:pPr>
-        <w:pStyle w:val="ListBullet"/>
-      </w:pPr>
-      <w:r>
-        <w:rPr>
-          <w:rFonts w:ascii="Times New Roman" w:hAnsi="Times New Roman" w:eastAsia="Times New Roman"/>
-          <w:b w:val="0"/>
-          <w:sz w:val="24"/>
-        </w:rPr>
-        <w:t>Проверка занятости места перед продажей (часто, критично).</w:t>
-      </w:r>
-    </w:p>
-    <w:p>
-      <w:pPr>
-        <w:spacing w:after="120"/>
-        <w:ind w:firstLine="709"/>
-      </w:pPr>
-      <w:r>
-        <w:rPr>
-          <w:rFonts w:ascii="Times New Roman" w:hAnsi="Times New Roman" w:eastAsia="Times New Roman"/>
-          <w:b/>
-          <w:i w:val="0"/>
-          <w:sz w:val="24"/>
-        </w:rPr>
-        <w:t>Редкие операции:</w:t>
-      </w:r>
-    </w:p>
-    <w:p>
-      <w:pPr>
-        <w:pStyle w:val="ListBullet"/>
-      </w:pPr>
-      <w:r>
-        <w:rPr>
-          <w:rFonts w:ascii="Times New Roman" w:hAnsi="Times New Roman" w:eastAsia="Times New Roman"/>
-          <w:b w:val="0"/>
-          <w:sz w:val="24"/>
-        </w:rPr>
-        <w:t>Добавление/изменение залов и схемы мест.</w:t>
-      </w:r>
-    </w:p>
-    <w:p>
-      <w:pPr>
-        <w:pStyle w:val="ListBullet"/>
-      </w:pPr>
-      <w:r>
-        <w:rPr>
-          <w:rFonts w:ascii="Times New Roman" w:hAnsi="Times New Roman" w:eastAsia="Times New Roman"/>
-          <w:b w:val="0"/>
-          <w:sz w:val="24"/>
-        </w:rPr>
-        <w:t>Массовое обновление цен / коэффициентов типов мест.</w:t>
-      </w:r>
-    </w:p>
-    <w:p>
-      <w:pPr>
-        <w:pStyle w:val="ListBullet"/>
-      </w:pPr>
-      <w:r>
-        <w:rPr>
-          <w:rFonts w:ascii="Times New Roman" w:hAnsi="Times New Roman" w:eastAsia="Times New Roman"/>
-          <w:b w:val="0"/>
-          <w:sz w:val="24"/>
-        </w:rPr>
-        <w:t>Формирование сводных отчётов по выручке за месяц.</w:t>
-      </w:r>
-    </w:p>
-    <w:p>
-      <w:pPr>
-        <w:pStyle w:val="ListBullet"/>
-      </w:pPr>
-      <w:r>
-        <w:rPr>
-          <w:rFonts w:ascii="Times New Roman" w:hAnsi="Times New Roman" w:eastAsia="Times New Roman"/>
-          <w:b w:val="0"/>
-          <w:sz w:val="24"/>
-        </w:rPr>
-        <w:t>Списание/архивация старых сеансов.</w:t>
-      </w:r>
-    </w:p>
-    <w:p>
-      <w:pPr>
-        <w:pStyle w:val="Heading1"/>
-      </w:pPr>
-      <w:r>
-        <w:rPr>
-          <w:rFonts w:ascii="Times New Roman" w:hAnsi="Times New Roman" w:eastAsia="Times New Roman"/>
-          <w:b/>
-          <w:sz w:val="28"/>
-        </w:rPr>
-        <w:t>7. Требования к производительности</w:t>
-      </w:r>
-    </w:p>
-    <w:p>
-      <w:pPr>
-        <w:pStyle w:val="ListBullet"/>
-      </w:pPr>
-      <w:r>
-        <w:rPr>
-          <w:rFonts w:ascii="Times New Roman" w:hAnsi="Times New Roman" w:eastAsia="Times New Roman"/>
-          <w:b w:val="0"/>
-          <w:sz w:val="24"/>
-        </w:rPr>
-        <w:t>Поиск свободных мест на сеанс — ответ за доли секунды (типовой сценарий покупки).</w:t>
-      </w:r>
-    </w:p>
-    <w:p>
-      <w:pPr>
-        <w:pStyle w:val="ListBullet"/>
-      </w:pPr>
-      <w:r>
-        <w:rPr>
-          <w:rFonts w:ascii="Times New Roman" w:hAnsi="Times New Roman" w:eastAsia="Times New Roman"/>
-          <w:b w:val="0"/>
-          <w:sz w:val="24"/>
-        </w:rPr>
-        <w:t>Список сеансов на дату (с фильмом и залом) — быстрая выборка для афиши.</w:t>
-      </w:r>
-    </w:p>
-    <w:p>
-      <w:pPr>
-        <w:pStyle w:val="ListBullet"/>
-      </w:pPr>
-      <w:r>
-        <w:rPr>
-          <w:rFonts w:ascii="Times New Roman" w:hAnsi="Times New Roman" w:eastAsia="Times New Roman"/>
-          <w:b w:val="0"/>
-          <w:sz w:val="24"/>
-        </w:rPr>
-        <w:t>Заполняемость сеанса (продано / всего мест) — быстрый расчёт для админки и онлайн-кассы.</w:t>
-      </w:r>
-    </w:p>
-    <w:p>
-      <w:pPr>
-        <w:pStyle w:val="ListBullet"/>
-      </w:pPr>
-      <w:r>
-        <w:rPr>
-          <w:rFonts w:ascii="Times New Roman" w:hAnsi="Times New Roman" w:eastAsia="Times New Roman"/>
-          <w:b w:val="0"/>
-          <w:sz w:val="24"/>
-        </w:rPr>
-        <w:t>Выручка по сеансам за период — приемлемо до нескольких секунд (отчётная нагрузка).</w:t>
-      </w:r>
-    </w:p>
-    <w:p>
-      <w:pPr>
-        <w:pStyle w:val="ListBullet"/>
-      </w:pPr>
-      <w:r>
-        <w:rPr>
-          <w:rFonts w:ascii="Times New Roman" w:hAnsi="Times New Roman" w:eastAsia="Times New Roman"/>
-          <w:b w:val="0"/>
-          <w:sz w:val="24"/>
-        </w:rPr>
-        <w:t>Проверка уникальности «сеанс + место» при INSERT билета — без заметных задержек и с гарантией целостности при конкурентных покупках.</w:t>
-      </w:r>
-    </w:p>
-    <w:p>
-      <w:pPr>
-        <w:pStyle w:val="Heading1"/>
-      </w:pPr>
-      <w:r>
-        <w:rPr>
-          <w:rFonts w:ascii="Times New Roman" w:hAnsi="Times New Roman" w:eastAsia="Times New Roman"/>
-          <w:b/>
-          <w:sz w:val="28"/>
-        </w:rPr>
-        <w:t>8. Типовые аналитические задачи (из формулировки темы)</w:t>
-      </w:r>
-    </w:p>
-    <w:p>
-      <w:pPr>
-        <w:pStyle w:val="ListNumber"/>
-      </w:pPr>
-      <w:r>
-        <w:rPr>
-          <w:rFonts w:ascii="Times New Roman" w:hAnsi="Times New Roman" w:eastAsia="Times New Roman"/>
-          <w:b w:val="0"/>
-          <w:sz w:val="24"/>
-        </w:rPr>
-        <w:t>Заполняемость сеанса: отношение числа проданных билетов к вместимости зала.</w:t>
-      </w:r>
-    </w:p>
-    <w:p>
-      <w:pPr>
-        <w:pStyle w:val="ListNumber"/>
-      </w:pPr>
-      <w:r>
-        <w:rPr>
-          <w:rFonts w:ascii="Times New Roman" w:hAnsi="Times New Roman" w:eastAsia="Times New Roman"/>
-          <w:b w:val="0"/>
-          <w:sz w:val="24"/>
-        </w:rPr>
-        <w:t>Выручка по сеансам: сумма цен билетов со статусом «продан» за сеанс/период.</w:t>
-      </w:r>
-    </w:p>
-    <w:p>
-      <w:pPr>
-        <w:pStyle w:val="ListNumber"/>
-      </w:pPr>
-      <w:r>
-        <w:rPr>
-          <w:rFonts w:ascii="Times New Roman" w:hAnsi="Times New Roman" w:eastAsia="Times New Roman"/>
-          <w:b w:val="0"/>
-          <w:sz w:val="24"/>
-        </w:rPr>
-        <w:t>Свободные места на сеанс: места зала сеанса, на которые нет активного билета.</w:t>
-      </w:r>
-    </w:p>
-    <w:p>
-      <w:pPr>
-        <w:pStyle w:val="Heading1"/>
-      </w:pPr>
-      <w:r>
-        <w:rPr>
-          <w:rFonts w:ascii="Times New Roman" w:hAnsi="Times New Roman" w:eastAsia="Times New Roman"/>
-          <w:b/>
-          <w:sz w:val="28"/>
-        </w:rPr>
-        <w:t>9. Список сущностей и атрибутов</w:t>
-      </w:r>
-    </w:p>
-    <w:p>
-      <w:pPr>
-        <w:spacing w:after="120"/>
-        <w:ind w:firstLine="709"/>
+        <w:spacing w:after="80"/>
+        <w:ind w:firstLine="567"/>
       </w:pPr>
       <w:r>
         <w:rPr>
@@ -1514,7 +2609,7 @@
           <w:i w:val="0"/>
           <w:sz w:val="24"/>
         </w:rPr>
-        <w:t>Ниже — предварительный перечень сущностей для последующего концептуального проектирования (этап 2). Типы данных — абстрактные.</w:t>
+        <w:t>Бизнес-правило — утверждение, которое в данных должно быть истинно всегда. Шаблон: «[условие] должно / не должно выполняться». Для учебного проекта — 7 правил.</w:t>
       </w:r>
     </w:p>
     <w:tbl>
@@ -1524,105 +2619,77 @@
         <w:tblLook w:firstColumn="1" w:firstRow="1" w:lastColumn="0" w:lastRow="0" w:noHBand="0" w:noVBand="1" w:val="04A0"/>
       </w:tblPr>
       <w:tblGrid>
-        <w:gridCol w:w="1995"/>
-        <w:gridCol w:w="1995"/>
-        <w:gridCol w:w="1995"/>
-        <w:gridCol w:w="1995"/>
-        <w:gridCol w:w="1995"/>
+        <w:gridCol w:w="2493"/>
+        <w:gridCol w:w="2493"/>
+        <w:gridCol w:w="2493"/>
+        <w:gridCol w:w="2493"/>
       </w:tblGrid>
       <w:tr>
         <w:tc>
           <w:tcPr>
-            <w:tcW w:type="dxa" w:w="1995"/>
+            <w:tcW w:type="dxa" w:w="2493"/>
           </w:tcPr>
           <w:p>
-            <w:pPr>
-              <w:jc w:val="center"/>
-            </w:pPr>
             <w:r/>
             <w:r>
               <w:rPr>
                 <w:rFonts w:ascii="Times New Roman" w:hAnsi="Times New Roman" w:eastAsia="Times New Roman"/>
                 <w:b/>
-                <w:sz w:val="20"/>
+                <w:i w:val="0"/>
+                <w:sz w:val="18"/>
               </w:rPr>
-              <w:t>Сущность</w:t>
+              <w:t>№</w:t>
             </w:r>
           </w:p>
         </w:tc>
         <w:tc>
           <w:tcPr>
-            <w:tcW w:type="dxa" w:w="1995"/>
+            <w:tcW w:type="dxa" w:w="2493"/>
           </w:tcPr>
           <w:p>
-            <w:pPr>
-              <w:jc w:val="center"/>
-            </w:pPr>
             <w:r/>
             <w:r>
               <w:rPr>
                 <w:rFonts w:ascii="Times New Roman" w:hAnsi="Times New Roman" w:eastAsia="Times New Roman"/>
                 <w:b/>
-                <w:sz w:val="20"/>
+                <w:i w:val="0"/>
+                <w:sz w:val="18"/>
               </w:rPr>
-              <w:t>Атрибут</w:t>
+              <w:t>Правило</w:t>
             </w:r>
           </w:p>
         </w:tc>
         <w:tc>
           <w:tcPr>
-            <w:tcW w:type="dxa" w:w="1995"/>
+            <w:tcW w:type="dxa" w:w="2493"/>
           </w:tcPr>
           <w:p>
-            <w:pPr>
-              <w:jc w:val="center"/>
-            </w:pPr>
             <w:r/>
             <w:r>
               <w:rPr>
                 <w:rFonts w:ascii="Times New Roman" w:hAnsi="Times New Roman" w:eastAsia="Times New Roman"/>
                 <w:b/>
-                <w:sz w:val="20"/>
+                <w:i w:val="0"/>
+                <w:sz w:val="18"/>
               </w:rPr>
-              <w:t>Тип данных</w:t>
+              <w:t>Категория</w:t>
             </w:r>
           </w:p>
         </w:tc>
         <w:tc>
           <w:tcPr>
-            <w:tcW w:type="dxa" w:w="1995"/>
+            <w:tcW w:type="dxa" w:w="2493"/>
           </w:tcPr>
           <w:p>
-            <w:pPr>
-              <w:jc w:val="center"/>
-            </w:pPr>
             <w:r/>
             <w:r>
               <w:rPr>
                 <w:rFonts w:ascii="Times New Roman" w:hAnsi="Times New Roman" w:eastAsia="Times New Roman"/>
                 <w:b/>
-                <w:sz w:val="20"/>
+                <w:i w:val="0"/>
+                <w:sz w:val="18"/>
               </w:rPr>
-              <w:t>Обязательность</w:t>
-            </w:r>
-          </w:p>
-        </w:tc>
-        <w:tc>
-          <w:tcPr>
-            <w:tcW w:type="dxa" w:w="1995"/>
-          </w:tcPr>
-          <w:p>
-            <w:pPr>
-              <w:jc w:val="center"/>
-            </w:pPr>
-            <w:r/>
-            <w:r>
-              <w:rPr>
-                <w:rFonts w:ascii="Times New Roman" w:hAnsi="Times New Roman" w:eastAsia="Times New Roman"/>
-                <w:b/>
-                <w:sz w:val="20"/>
-              </w:rPr>
-              <w:t>Уникальность</w:t>
+              <w:t>Где реализуется</w:t>
             </w:r>
           </w:p>
         </w:tc>
@@ -1630,7 +2697,7 @@
       <w:tr>
         <w:tc>
           <w:tcPr>
-            <w:tcW w:type="dxa" w:w="1995"/>
+            <w:tcW w:type="dxa" w:w="2493"/>
           </w:tcPr>
           <w:p>
             <w:r/>
@@ -1638,15 +2705,16 @@
               <w:rPr>
                 <w:rFonts w:ascii="Times New Roman" w:hAnsi="Times New Roman" w:eastAsia="Times New Roman"/>
                 <w:b w:val="0"/>
-                <w:sz w:val="20"/>
+                <w:i w:val="0"/>
+                <w:sz w:val="18"/>
               </w:rPr>
-              <w:t>Жанр</w:t>
+              <w:t>BR-1</w:t>
             </w:r>
           </w:p>
         </w:tc>
         <w:tc>
           <w:tcPr>
-            <w:tcW w:type="dxa" w:w="1995"/>
+            <w:tcW w:type="dxa" w:w="2493"/>
           </w:tcPr>
           <w:p>
             <w:r/>
@@ -1654,15 +2722,16 @@
               <w:rPr>
                 <w:rFonts w:ascii="Times New Roman" w:hAnsi="Times New Roman" w:eastAsia="Times New Roman"/>
                 <w:b w:val="0"/>
-                <w:sz w:val="20"/>
+                <w:i w:val="0"/>
+                <w:sz w:val="18"/>
               </w:rPr>
-              <w:t>id_жанра</w:t>
+              <w:t>На один сеанс одно место не должно быть продано более одного раза (среди билетов «продан»/«забронирован»)</w:t>
             </w:r>
           </w:p>
         </w:tc>
         <w:tc>
           <w:tcPr>
-            <w:tcW w:type="dxa" w:w="1995"/>
+            <w:tcW w:type="dxa" w:w="2493"/>
           </w:tcPr>
           <w:p>
             <w:r/>
@@ -1670,15 +2739,16 @@
               <w:rPr>
                 <w:rFonts w:ascii="Times New Roman" w:hAnsi="Times New Roman" w:eastAsia="Times New Roman"/>
                 <w:b w:val="0"/>
-                <w:sz w:val="20"/>
+                <w:i w:val="0"/>
+                <w:sz w:val="18"/>
               </w:rPr>
-              <w:t>число (суррогатный ключ)</w:t>
+              <w:t>состояние / уникальность</w:t>
             </w:r>
           </w:p>
         </w:tc>
         <w:tc>
           <w:tcPr>
-            <w:tcW w:type="dxa" w:w="1995"/>
+            <w:tcW w:type="dxa" w:w="2493"/>
           </w:tcPr>
           <w:p>
             <w:r/>
@@ -1686,15 +2756,18 @@
               <w:rPr>
                 <w:rFonts w:ascii="Times New Roman" w:hAnsi="Times New Roman" w:eastAsia="Times New Roman"/>
                 <w:b w:val="0"/>
-                <w:sz w:val="20"/>
+                <w:i w:val="0"/>
+                <w:sz w:val="18"/>
               </w:rPr>
-              <w:t>да</w:t>
+              <w:t>частичный UNIQUE / приложение</w:t>
             </w:r>
           </w:p>
         </w:tc>
+      </w:tr>
+      <w:tr>
         <w:tc>
           <w:tcPr>
-            <w:tcW w:type="dxa" w:w="1995"/>
+            <w:tcW w:type="dxa" w:w="2493"/>
           </w:tcPr>
           <w:p>
             <w:r/>
@@ -1702,9 +2775,61 @@
               <w:rPr>
                 <w:rFonts w:ascii="Times New Roman" w:hAnsi="Times New Roman" w:eastAsia="Times New Roman"/>
                 <w:b w:val="0"/>
-                <w:sz w:val="20"/>
+                <w:i w:val="0"/>
+                <w:sz w:val="18"/>
               </w:rPr>
-              <w:t>да</w:t>
+              <w:t>BR-2</w:t>
+            </w:r>
+          </w:p>
+        </w:tc>
+        <w:tc>
+          <w:tcPr>
+            <w:tcW w:type="dxa" w:w="2493"/>
+          </w:tcPr>
+          <w:p>
+            <w:r/>
+            <w:r>
+              <w:rPr>
+                <w:rFonts w:ascii="Times New Roman" w:hAnsi="Times New Roman" w:eastAsia="Times New Roman"/>
+                <w:b w:val="0"/>
+                <w:i w:val="0"/>
+                <w:sz w:val="18"/>
+              </w:rPr>
+              <w:t>Базовая цена сеанса и цена билета должны быть ≥ 0</w:t>
+            </w:r>
+          </w:p>
+        </w:tc>
+        <w:tc>
+          <w:tcPr>
+            <w:tcW w:type="dxa" w:w="2493"/>
+          </w:tcPr>
+          <w:p>
+            <w:r/>
+            <w:r>
+              <w:rPr>
+                <w:rFonts w:ascii="Times New Roman" w:hAnsi="Times New Roman" w:eastAsia="Times New Roman"/>
+                <w:b w:val="0"/>
+                <w:i w:val="0"/>
+                <w:sz w:val="18"/>
+              </w:rPr>
+              <w:t>значение</w:t>
+            </w:r>
+          </w:p>
+        </w:tc>
+        <w:tc>
+          <w:tcPr>
+            <w:tcW w:type="dxa" w:w="2493"/>
+          </w:tcPr>
+          <w:p>
+            <w:r/>
+            <w:r>
+              <w:rPr>
+                <w:rFonts w:ascii="Times New Roman" w:hAnsi="Times New Roman" w:eastAsia="Times New Roman"/>
+                <w:b w:val="0"/>
+                <w:i w:val="0"/>
+                <w:sz w:val="18"/>
+              </w:rPr>
+              <w:t>CHECK</w:t>
             </w:r>
           </w:p>
         </w:tc>
@@ -1712,7 +2837,7 @@
       <w:tr>
         <w:tc>
           <w:tcPr>
-            <w:tcW w:type="dxa" w:w="1995"/>
+            <w:tcW w:type="dxa" w:w="2493"/>
           </w:tcPr>
           <w:p>
             <w:r/>
@@ -1720,15 +2845,16 @@
               <w:rPr>
                 <w:rFonts w:ascii="Times New Roman" w:hAnsi="Times New Roman" w:eastAsia="Times New Roman"/>
                 <w:b w:val="0"/>
-                <w:sz w:val="20"/>
+                <w:i w:val="0"/>
+                <w:sz w:val="18"/>
               </w:rPr>
-              <w:t>Жанр</w:t>
+              <w:t>BR-3</w:t>
             </w:r>
           </w:p>
         </w:tc>
         <w:tc>
           <w:tcPr>
-            <w:tcW w:type="dxa" w:w="1995"/>
+            <w:tcW w:type="dxa" w:w="2493"/>
           </w:tcPr>
           <w:p>
             <w:r/>
@@ -1736,15 +2862,16 @@
               <w:rPr>
                 <w:rFonts w:ascii="Times New Roman" w:hAnsi="Times New Roman" w:eastAsia="Times New Roman"/>
                 <w:b w:val="0"/>
-                <w:sz w:val="20"/>
+                <w:i w:val="0"/>
+                <w:sz w:val="18"/>
               </w:rPr>
-              <w:t>название</w:t>
+              <w:t>Окончание сеанса должно быть строго позже начала</w:t>
             </w:r>
           </w:p>
         </w:tc>
         <w:tc>
           <w:tcPr>
-            <w:tcW w:type="dxa" w:w="1995"/>
+            <w:tcW w:type="dxa" w:w="2493"/>
           </w:tcPr>
           <w:p>
             <w:r/>
@@ -1752,15 +2879,16 @@
               <w:rPr>
                 <w:rFonts w:ascii="Times New Roman" w:hAnsi="Times New Roman" w:eastAsia="Times New Roman"/>
                 <w:b w:val="0"/>
-                <w:sz w:val="20"/>
+                <w:i w:val="0"/>
+                <w:sz w:val="18"/>
               </w:rPr>
-              <w:t>строка</w:t>
+              <w:t>по времени</w:t>
             </w:r>
           </w:p>
         </w:tc>
         <w:tc>
           <w:tcPr>
-            <w:tcW w:type="dxa" w:w="1995"/>
+            <w:tcW w:type="dxa" w:w="2493"/>
           </w:tcPr>
           <w:p>
             <w:r/>
@@ -1768,15 +2896,18 @@
               <w:rPr>
                 <w:rFonts w:ascii="Times New Roman" w:hAnsi="Times New Roman" w:eastAsia="Times New Roman"/>
                 <w:b w:val="0"/>
-                <w:sz w:val="20"/>
+                <w:i w:val="0"/>
+                <w:sz w:val="18"/>
               </w:rPr>
-              <w:t>да</w:t>
+              <w:t>CHECK</w:t>
             </w:r>
           </w:p>
         </w:tc>
+      </w:tr>
+      <w:tr>
         <w:tc>
           <w:tcPr>
-            <w:tcW w:type="dxa" w:w="1995"/>
+            <w:tcW w:type="dxa" w:w="2493"/>
           </w:tcPr>
           <w:p>
             <w:r/>
@@ -1784,9 +2915,61 @@
               <w:rPr>
                 <w:rFonts w:ascii="Times New Roman" w:hAnsi="Times New Roman" w:eastAsia="Times New Roman"/>
                 <w:b w:val="0"/>
-                <w:sz w:val="20"/>
+                <w:i w:val="0"/>
+                <w:sz w:val="18"/>
               </w:rPr>
-              <w:t>да</w:t>
+              <w:t>BR-4</w:t>
+            </w:r>
+          </w:p>
+        </w:tc>
+        <w:tc>
+          <w:tcPr>
+            <w:tcW w:type="dxa" w:w="2493"/>
+          </w:tcPr>
+          <w:p>
+            <w:r/>
+            <w:r>
+              <w:rPr>
+                <w:rFonts w:ascii="Times New Roman" w:hAnsi="Times New Roman" w:eastAsia="Times New Roman"/>
+                <w:b w:val="0"/>
+                <w:i w:val="0"/>
+                <w:sz w:val="18"/>
+              </w:rPr>
+              <w:t>Место в билете должно принадлежать залу сеанса</w:t>
+            </w:r>
+          </w:p>
+        </w:tc>
+        <w:tc>
+          <w:tcPr>
+            <w:tcW w:type="dxa" w:w="2493"/>
+          </w:tcPr>
+          <w:p>
+            <w:r/>
+            <w:r>
+              <w:rPr>
+                <w:rFonts w:ascii="Times New Roman" w:hAnsi="Times New Roman" w:eastAsia="Times New Roman"/>
+                <w:b w:val="0"/>
+                <w:i w:val="0"/>
+                <w:sz w:val="18"/>
+              </w:rPr>
+              <w:t>ссылка / состояние</w:t>
+            </w:r>
+          </w:p>
+        </w:tc>
+        <w:tc>
+          <w:tcPr>
+            <w:tcW w:type="dxa" w:w="2493"/>
+          </w:tcPr>
+          <w:p>
+            <w:r/>
+            <w:r>
+              <w:rPr>
+                <w:rFonts w:ascii="Times New Roman" w:hAnsi="Times New Roman" w:eastAsia="Times New Roman"/>
+                <w:b w:val="0"/>
+                <w:i w:val="0"/>
+                <w:sz w:val="18"/>
+              </w:rPr>
+              <w:t>триггер / приложение</w:t>
             </w:r>
           </w:p>
         </w:tc>
@@ -1794,7 +2977,7 @@
       <w:tr>
         <w:tc>
           <w:tcPr>
-            <w:tcW w:type="dxa" w:w="1995"/>
+            <w:tcW w:type="dxa" w:w="2493"/>
           </w:tcPr>
           <w:p>
             <w:r/>
@@ -1802,15 +2985,16 @@
               <w:rPr>
                 <w:rFonts w:ascii="Times New Roman" w:hAnsi="Times New Roman" w:eastAsia="Times New Roman"/>
                 <w:b w:val="0"/>
-                <w:sz w:val="20"/>
+                <w:i w:val="0"/>
+                <w:sz w:val="18"/>
               </w:rPr>
-              <w:t>Фильм</w:t>
+              <w:t>BR-5</w:t>
             </w:r>
           </w:p>
         </w:tc>
         <w:tc>
           <w:tcPr>
-            <w:tcW w:type="dxa" w:w="1995"/>
+            <w:tcW w:type="dxa" w:w="2493"/>
           </w:tcPr>
           <w:p>
             <w:r/>
@@ -1818,15 +3002,16 @@
               <w:rPr>
                 <w:rFonts w:ascii="Times New Roman" w:hAnsi="Times New Roman" w:eastAsia="Times New Roman"/>
                 <w:b w:val="0"/>
-                <w:sz w:val="20"/>
+                <w:i w:val="0"/>
+                <w:sz w:val="18"/>
               </w:rPr>
-              <w:t>id_фильма</w:t>
+              <w:t>В одном зале сеансы не должны пересекаться по времени</w:t>
             </w:r>
           </w:p>
         </w:tc>
         <w:tc>
           <w:tcPr>
-            <w:tcW w:type="dxa" w:w="1995"/>
+            <w:tcW w:type="dxa" w:w="2493"/>
           </w:tcPr>
           <w:p>
             <w:r/>
@@ -1834,15 +3019,16 @@
               <w:rPr>
                 <w:rFonts w:ascii="Times New Roman" w:hAnsi="Times New Roman" w:eastAsia="Times New Roman"/>
                 <w:b w:val="0"/>
-                <w:sz w:val="20"/>
+                <w:i w:val="0"/>
+                <w:sz w:val="18"/>
               </w:rPr>
-              <w:t>число (суррогатный ключ)</w:t>
+              <w:t>состояние</w:t>
             </w:r>
           </w:p>
         </w:tc>
         <w:tc>
           <w:tcPr>
-            <w:tcW w:type="dxa" w:w="1995"/>
+            <w:tcW w:type="dxa" w:w="2493"/>
           </w:tcPr>
           <w:p>
             <w:r/>
@@ -1850,15 +3036,18 @@
               <w:rPr>
                 <w:rFonts w:ascii="Times New Roman" w:hAnsi="Times New Roman" w:eastAsia="Times New Roman"/>
                 <w:b w:val="0"/>
-                <w:sz w:val="20"/>
+                <w:i w:val="0"/>
+                <w:sz w:val="18"/>
               </w:rPr>
-              <w:t>да</w:t>
+              <w:t>триггер / приложение</w:t>
             </w:r>
           </w:p>
         </w:tc>
+      </w:tr>
+      <w:tr>
         <w:tc>
           <w:tcPr>
-            <w:tcW w:type="dxa" w:w="1995"/>
+            <w:tcW w:type="dxa" w:w="2493"/>
           </w:tcPr>
           <w:p>
             <w:r/>
@@ -1866,9 +3055,61 @@
               <w:rPr>
                 <w:rFonts w:ascii="Times New Roman" w:hAnsi="Times New Roman" w:eastAsia="Times New Roman"/>
                 <w:b w:val="0"/>
-                <w:sz w:val="20"/>
+                <w:i w:val="0"/>
+                <w:sz w:val="18"/>
               </w:rPr>
-              <w:t>да</w:t>
+              <w:t>BR-6</w:t>
+            </w:r>
+          </w:p>
+        </w:tc>
+        <w:tc>
+          <w:tcPr>
+            <w:tcW w:type="dxa" w:w="2493"/>
+          </w:tcPr>
+          <w:p>
+            <w:r/>
+            <w:r>
+              <w:rPr>
+                <w:rFonts w:ascii="Times New Roman" w:hAnsi="Times New Roman" w:eastAsia="Times New Roman"/>
+                <w:b w:val="0"/>
+                <w:i w:val="0"/>
+                <w:sz w:val="18"/>
+              </w:rPr>
+              <w:t>В пределах зала пара (ряд, номер) должна быть уникальна</w:t>
+            </w:r>
+          </w:p>
+        </w:tc>
+        <w:tc>
+          <w:tcPr>
+            <w:tcW w:type="dxa" w:w="2493"/>
+          </w:tcPr>
+          <w:p>
+            <w:r/>
+            <w:r>
+              <w:rPr>
+                <w:rFonts w:ascii="Times New Roman" w:hAnsi="Times New Roman" w:eastAsia="Times New Roman"/>
+                <w:b w:val="0"/>
+                <w:i w:val="0"/>
+                <w:sz w:val="18"/>
+              </w:rPr>
+              <w:t>уникальность</w:t>
+            </w:r>
+          </w:p>
+        </w:tc>
+        <w:tc>
+          <w:tcPr>
+            <w:tcW w:type="dxa" w:w="2493"/>
+          </w:tcPr>
+          <w:p>
+            <w:r/>
+            <w:r>
+              <w:rPr>
+                <w:rFonts w:ascii="Times New Roman" w:hAnsi="Times New Roman" w:eastAsia="Times New Roman"/>
+                <w:b w:val="0"/>
+                <w:i w:val="0"/>
+                <w:sz w:val="18"/>
+              </w:rPr>
+              <w:t>UNIQUE</w:t>
             </w:r>
           </w:p>
         </w:tc>
@@ -1876,7 +3117,7 @@
       <w:tr>
         <w:tc>
           <w:tcPr>
-            <w:tcW w:type="dxa" w:w="1995"/>
+            <w:tcW w:type="dxa" w:w="2493"/>
           </w:tcPr>
           <w:p>
             <w:r/>
@@ -1884,15 +3125,16 @@
               <w:rPr>
                 <w:rFonts w:ascii="Times New Roman" w:hAnsi="Times New Roman" w:eastAsia="Times New Roman"/>
                 <w:b w:val="0"/>
-                <w:sz w:val="20"/>
+                <w:i w:val="0"/>
+                <w:sz w:val="18"/>
               </w:rPr>
-              <w:t>Фильм</w:t>
+              <w:t>BR-7</w:t>
             </w:r>
           </w:p>
         </w:tc>
         <w:tc>
           <w:tcPr>
-            <w:tcW w:type="dxa" w:w="1995"/>
+            <w:tcW w:type="dxa" w:w="2493"/>
           </w:tcPr>
           <w:p>
             <w:r/>
@@ -1900,15 +3142,16 @@
               <w:rPr>
                 <w:rFonts w:ascii="Times New Roman" w:hAnsi="Times New Roman" w:eastAsia="Times New Roman"/>
                 <w:b w:val="0"/>
-                <w:sz w:val="20"/>
+                <w:i w:val="0"/>
+                <w:sz w:val="18"/>
               </w:rPr>
-              <w:t>название</w:t>
+              <w:t>Статус билета: только «продан»/«забронирован»/«возвращён»; «возвращён» не занимает место</w:t>
             </w:r>
           </w:p>
         </w:tc>
         <w:tc>
           <w:tcPr>
-            <w:tcW w:type="dxa" w:w="1995"/>
+            <w:tcW w:type="dxa" w:w="2493"/>
           </w:tcPr>
           <w:p>
             <w:r/>
@@ -1916,15 +3159,16 @@
               <w:rPr>
                 <w:rFonts w:ascii="Times New Roman" w:hAnsi="Times New Roman" w:eastAsia="Times New Roman"/>
                 <w:b w:val="0"/>
-                <w:sz w:val="20"/>
+                <w:i w:val="0"/>
+                <w:sz w:val="18"/>
               </w:rPr>
-              <w:t>строка</w:t>
+              <w:t>значение / состояние</w:t>
             </w:r>
           </w:p>
         </w:tc>
         <w:tc>
           <w:tcPr>
-            <w:tcW w:type="dxa" w:w="1995"/>
+            <w:tcW w:type="dxa" w:w="2493"/>
           </w:tcPr>
           <w:p>
             <w:r/>
@@ -1932,3551 +3176,10 @@
               <w:rPr>
                 <w:rFonts w:ascii="Times New Roman" w:hAnsi="Times New Roman" w:eastAsia="Times New Roman"/>
                 <w:b w:val="0"/>
-                <w:sz w:val="20"/>
+                <w:i w:val="0"/>
+                <w:sz w:val="18"/>
               </w:rPr>
-              <w:t>да</w:t>
-            </w:r>
-          </w:p>
-        </w:tc>
-        <w:tc>
-          <w:tcPr>
-            <w:tcW w:type="dxa" w:w="1995"/>
-          </w:tcPr>
-          <w:p>
-            <w:r/>
-            <w:r>
-              <w:rPr>
-                <w:rFonts w:ascii="Times New Roman" w:hAnsi="Times New Roman" w:eastAsia="Times New Roman"/>
-                <w:b w:val="0"/>
-                <w:sz w:val="20"/>
-              </w:rPr>
-              <w:t>нет</w:t>
-            </w:r>
-          </w:p>
-        </w:tc>
-      </w:tr>
-      <w:tr>
-        <w:tc>
-          <w:tcPr>
-            <w:tcW w:type="dxa" w:w="1995"/>
-          </w:tcPr>
-          <w:p>
-            <w:r/>
-            <w:r>
-              <w:rPr>
-                <w:rFonts w:ascii="Times New Roman" w:hAnsi="Times New Roman" w:eastAsia="Times New Roman"/>
-                <w:b w:val="0"/>
-                <w:sz w:val="20"/>
-              </w:rPr>
-              <w:t>Фильм</w:t>
-            </w:r>
-          </w:p>
-        </w:tc>
-        <w:tc>
-          <w:tcPr>
-            <w:tcW w:type="dxa" w:w="1995"/>
-          </w:tcPr>
-          <w:p>
-            <w:r/>
-            <w:r>
-              <w:rPr>
-                <w:rFonts w:ascii="Times New Roman" w:hAnsi="Times New Roman" w:eastAsia="Times New Roman"/>
-                <w:b w:val="0"/>
-                <w:sz w:val="20"/>
-              </w:rPr>
-              <w:t>длительность_мин</w:t>
-            </w:r>
-          </w:p>
-        </w:tc>
-        <w:tc>
-          <w:tcPr>
-            <w:tcW w:type="dxa" w:w="1995"/>
-          </w:tcPr>
-          <w:p>
-            <w:r/>
-            <w:r>
-              <w:rPr>
-                <w:rFonts w:ascii="Times New Roman" w:hAnsi="Times New Roman" w:eastAsia="Times New Roman"/>
-                <w:b w:val="0"/>
-                <w:sz w:val="20"/>
-              </w:rPr>
-              <w:t>число</w:t>
-            </w:r>
-          </w:p>
-        </w:tc>
-        <w:tc>
-          <w:tcPr>
-            <w:tcW w:type="dxa" w:w="1995"/>
-          </w:tcPr>
-          <w:p>
-            <w:r/>
-            <w:r>
-              <w:rPr>
-                <w:rFonts w:ascii="Times New Roman" w:hAnsi="Times New Roman" w:eastAsia="Times New Roman"/>
-                <w:b w:val="0"/>
-                <w:sz w:val="20"/>
-              </w:rPr>
-              <w:t>да</w:t>
-            </w:r>
-          </w:p>
-        </w:tc>
-        <w:tc>
-          <w:tcPr>
-            <w:tcW w:type="dxa" w:w="1995"/>
-          </w:tcPr>
-          <w:p>
-            <w:r/>
-            <w:r>
-              <w:rPr>
-                <w:rFonts w:ascii="Times New Roman" w:hAnsi="Times New Roman" w:eastAsia="Times New Roman"/>
-                <w:b w:val="0"/>
-                <w:sz w:val="20"/>
-              </w:rPr>
-              <w:t>нет</w:t>
-            </w:r>
-          </w:p>
-        </w:tc>
-      </w:tr>
-      <w:tr>
-        <w:tc>
-          <w:tcPr>
-            <w:tcW w:type="dxa" w:w="1995"/>
-          </w:tcPr>
-          <w:p>
-            <w:r/>
-            <w:r>
-              <w:rPr>
-                <w:rFonts w:ascii="Times New Roman" w:hAnsi="Times New Roman" w:eastAsia="Times New Roman"/>
-                <w:b w:val="0"/>
-                <w:sz w:val="20"/>
-              </w:rPr>
-              <w:t>Фильм</w:t>
-            </w:r>
-          </w:p>
-        </w:tc>
-        <w:tc>
-          <w:tcPr>
-            <w:tcW w:type="dxa" w:w="1995"/>
-          </w:tcPr>
-          <w:p>
-            <w:r/>
-            <w:r>
-              <w:rPr>
-                <w:rFonts w:ascii="Times New Roman" w:hAnsi="Times New Roman" w:eastAsia="Times New Roman"/>
-                <w:b w:val="0"/>
-                <w:sz w:val="20"/>
-              </w:rPr>
-              <w:t>возрастной_рейтинг</w:t>
-            </w:r>
-          </w:p>
-        </w:tc>
-        <w:tc>
-          <w:tcPr>
-            <w:tcW w:type="dxa" w:w="1995"/>
-          </w:tcPr>
-          <w:p>
-            <w:r/>
-            <w:r>
-              <w:rPr>
-                <w:rFonts w:ascii="Times New Roman" w:hAnsi="Times New Roman" w:eastAsia="Times New Roman"/>
-                <w:b w:val="0"/>
-                <w:sz w:val="20"/>
-              </w:rPr>
-              <w:t>строка</w:t>
-            </w:r>
-          </w:p>
-        </w:tc>
-        <w:tc>
-          <w:tcPr>
-            <w:tcW w:type="dxa" w:w="1995"/>
-          </w:tcPr>
-          <w:p>
-            <w:r/>
-            <w:r>
-              <w:rPr>
-                <w:rFonts w:ascii="Times New Roman" w:hAnsi="Times New Roman" w:eastAsia="Times New Roman"/>
-                <w:b w:val="0"/>
-                <w:sz w:val="20"/>
-              </w:rPr>
-              <w:t>да</w:t>
-            </w:r>
-          </w:p>
-        </w:tc>
-        <w:tc>
-          <w:tcPr>
-            <w:tcW w:type="dxa" w:w="1995"/>
-          </w:tcPr>
-          <w:p>
-            <w:r/>
-            <w:r>
-              <w:rPr>
-                <w:rFonts w:ascii="Times New Roman" w:hAnsi="Times New Roman" w:eastAsia="Times New Roman"/>
-                <w:b w:val="0"/>
-                <w:sz w:val="20"/>
-              </w:rPr>
-              <w:t>нет</w:t>
-            </w:r>
-          </w:p>
-        </w:tc>
-      </w:tr>
-      <w:tr>
-        <w:tc>
-          <w:tcPr>
-            <w:tcW w:type="dxa" w:w="1995"/>
-          </w:tcPr>
-          <w:p>
-            <w:r/>
-            <w:r>
-              <w:rPr>
-                <w:rFonts w:ascii="Times New Roman" w:hAnsi="Times New Roman" w:eastAsia="Times New Roman"/>
-                <w:b w:val="0"/>
-                <w:sz w:val="20"/>
-              </w:rPr>
-              <w:t>Фильм</w:t>
-            </w:r>
-          </w:p>
-        </w:tc>
-        <w:tc>
-          <w:tcPr>
-            <w:tcW w:type="dxa" w:w="1995"/>
-          </w:tcPr>
-          <w:p>
-            <w:r/>
-            <w:r>
-              <w:rPr>
-                <w:rFonts w:ascii="Times New Roman" w:hAnsi="Times New Roman" w:eastAsia="Times New Roman"/>
-                <w:b w:val="0"/>
-                <w:sz w:val="20"/>
-              </w:rPr>
-              <w:t>описание</w:t>
-            </w:r>
-          </w:p>
-        </w:tc>
-        <w:tc>
-          <w:tcPr>
-            <w:tcW w:type="dxa" w:w="1995"/>
-          </w:tcPr>
-          <w:p>
-            <w:r/>
-            <w:r>
-              <w:rPr>
-                <w:rFonts w:ascii="Times New Roman" w:hAnsi="Times New Roman" w:eastAsia="Times New Roman"/>
-                <w:b w:val="0"/>
-                <w:sz w:val="20"/>
-              </w:rPr>
-              <w:t>строка</w:t>
-            </w:r>
-          </w:p>
-        </w:tc>
-        <w:tc>
-          <w:tcPr>
-            <w:tcW w:type="dxa" w:w="1995"/>
-          </w:tcPr>
-          <w:p>
-            <w:r/>
-            <w:r>
-              <w:rPr>
-                <w:rFonts w:ascii="Times New Roman" w:hAnsi="Times New Roman" w:eastAsia="Times New Roman"/>
-                <w:b w:val="0"/>
-                <w:sz w:val="20"/>
-              </w:rPr>
-              <w:t>нет</w:t>
-            </w:r>
-          </w:p>
-        </w:tc>
-        <w:tc>
-          <w:tcPr>
-            <w:tcW w:type="dxa" w:w="1995"/>
-          </w:tcPr>
-          <w:p>
-            <w:r/>
-            <w:r>
-              <w:rPr>
-                <w:rFonts w:ascii="Times New Roman" w:hAnsi="Times New Roman" w:eastAsia="Times New Roman"/>
-                <w:b w:val="0"/>
-                <w:sz w:val="20"/>
-              </w:rPr>
-              <w:t>нет</w:t>
-            </w:r>
-          </w:p>
-        </w:tc>
-      </w:tr>
-      <w:tr>
-        <w:tc>
-          <w:tcPr>
-            <w:tcW w:type="dxa" w:w="1995"/>
-          </w:tcPr>
-          <w:p>
-            <w:r/>
-            <w:r>
-              <w:rPr>
-                <w:rFonts w:ascii="Times New Roman" w:hAnsi="Times New Roman" w:eastAsia="Times New Roman"/>
-                <w:b w:val="0"/>
-                <w:sz w:val="20"/>
-              </w:rPr>
-              <w:t>Фильм</w:t>
-            </w:r>
-          </w:p>
-        </w:tc>
-        <w:tc>
-          <w:tcPr>
-            <w:tcW w:type="dxa" w:w="1995"/>
-          </w:tcPr>
-          <w:p>
-            <w:r/>
-            <w:r>
-              <w:rPr>
-                <w:rFonts w:ascii="Times New Roman" w:hAnsi="Times New Roman" w:eastAsia="Times New Roman"/>
-                <w:b w:val="0"/>
-                <w:sz w:val="20"/>
-              </w:rPr>
-              <w:t>id_жанра</w:t>
-            </w:r>
-          </w:p>
-        </w:tc>
-        <w:tc>
-          <w:tcPr>
-            <w:tcW w:type="dxa" w:w="1995"/>
-          </w:tcPr>
-          <w:p>
-            <w:r/>
-            <w:r>
-              <w:rPr>
-                <w:rFonts w:ascii="Times New Roman" w:hAnsi="Times New Roman" w:eastAsia="Times New Roman"/>
-                <w:b w:val="0"/>
-                <w:sz w:val="20"/>
-              </w:rPr>
-              <w:t>число (ссылка)</w:t>
-            </w:r>
-          </w:p>
-        </w:tc>
-        <w:tc>
-          <w:tcPr>
-            <w:tcW w:type="dxa" w:w="1995"/>
-          </w:tcPr>
-          <w:p>
-            <w:r/>
-            <w:r>
-              <w:rPr>
-                <w:rFonts w:ascii="Times New Roman" w:hAnsi="Times New Roman" w:eastAsia="Times New Roman"/>
-                <w:b w:val="0"/>
-                <w:sz w:val="20"/>
-              </w:rPr>
-              <w:t>да</w:t>
-            </w:r>
-          </w:p>
-        </w:tc>
-        <w:tc>
-          <w:tcPr>
-            <w:tcW w:type="dxa" w:w="1995"/>
-          </w:tcPr>
-          <w:p>
-            <w:r/>
-            <w:r>
-              <w:rPr>
-                <w:rFonts w:ascii="Times New Roman" w:hAnsi="Times New Roman" w:eastAsia="Times New Roman"/>
-                <w:b w:val="0"/>
-                <w:sz w:val="20"/>
-              </w:rPr>
-              <w:t>нет</w:t>
-            </w:r>
-          </w:p>
-        </w:tc>
-      </w:tr>
-      <w:tr>
-        <w:tc>
-          <w:tcPr>
-            <w:tcW w:type="dxa" w:w="1995"/>
-          </w:tcPr>
-          <w:p>
-            <w:r/>
-            <w:r>
-              <w:rPr>
-                <w:rFonts w:ascii="Times New Roman" w:hAnsi="Times New Roman" w:eastAsia="Times New Roman"/>
-                <w:b w:val="0"/>
-                <w:sz w:val="20"/>
-              </w:rPr>
-              <w:t>Фильм</w:t>
-            </w:r>
-          </w:p>
-        </w:tc>
-        <w:tc>
-          <w:tcPr>
-            <w:tcW w:type="dxa" w:w="1995"/>
-          </w:tcPr>
-          <w:p>
-            <w:r/>
-            <w:r>
-              <w:rPr>
-                <w:rFonts w:ascii="Times New Roman" w:hAnsi="Times New Roman" w:eastAsia="Times New Roman"/>
-                <w:b w:val="0"/>
-                <w:sz w:val="20"/>
-              </w:rPr>
-              <w:t>дата_начала_проката</w:t>
-            </w:r>
-          </w:p>
-        </w:tc>
-        <w:tc>
-          <w:tcPr>
-            <w:tcW w:type="dxa" w:w="1995"/>
-          </w:tcPr>
-          <w:p>
-            <w:r/>
-            <w:r>
-              <w:rPr>
-                <w:rFonts w:ascii="Times New Roman" w:hAnsi="Times New Roman" w:eastAsia="Times New Roman"/>
-                <w:b w:val="0"/>
-                <w:sz w:val="20"/>
-              </w:rPr>
-              <w:t>дата</w:t>
-            </w:r>
-          </w:p>
-        </w:tc>
-        <w:tc>
-          <w:tcPr>
-            <w:tcW w:type="dxa" w:w="1995"/>
-          </w:tcPr>
-          <w:p>
-            <w:r/>
-            <w:r>
-              <w:rPr>
-                <w:rFonts w:ascii="Times New Roman" w:hAnsi="Times New Roman" w:eastAsia="Times New Roman"/>
-                <w:b w:val="0"/>
-                <w:sz w:val="20"/>
-              </w:rPr>
-              <w:t>нет</w:t>
-            </w:r>
-          </w:p>
-        </w:tc>
-        <w:tc>
-          <w:tcPr>
-            <w:tcW w:type="dxa" w:w="1995"/>
-          </w:tcPr>
-          <w:p>
-            <w:r/>
-            <w:r>
-              <w:rPr>
-                <w:rFonts w:ascii="Times New Roman" w:hAnsi="Times New Roman" w:eastAsia="Times New Roman"/>
-                <w:b w:val="0"/>
-                <w:sz w:val="20"/>
-              </w:rPr>
-              <w:t>нет</w:t>
-            </w:r>
-          </w:p>
-        </w:tc>
-      </w:tr>
-      <w:tr>
-        <w:tc>
-          <w:tcPr>
-            <w:tcW w:type="dxa" w:w="1995"/>
-          </w:tcPr>
-          <w:p>
-            <w:r/>
-            <w:r>
-              <w:rPr>
-                <w:rFonts w:ascii="Times New Roman" w:hAnsi="Times New Roman" w:eastAsia="Times New Roman"/>
-                <w:b w:val="0"/>
-                <w:sz w:val="20"/>
-              </w:rPr>
-              <w:t>Фильм</w:t>
-            </w:r>
-          </w:p>
-        </w:tc>
-        <w:tc>
-          <w:tcPr>
-            <w:tcW w:type="dxa" w:w="1995"/>
-          </w:tcPr>
-          <w:p>
-            <w:r/>
-            <w:r>
-              <w:rPr>
-                <w:rFonts w:ascii="Times New Roman" w:hAnsi="Times New Roman" w:eastAsia="Times New Roman"/>
-                <w:b w:val="0"/>
-                <w:sz w:val="20"/>
-              </w:rPr>
-              <w:t>дата_окончания_проката</w:t>
-            </w:r>
-          </w:p>
-        </w:tc>
-        <w:tc>
-          <w:tcPr>
-            <w:tcW w:type="dxa" w:w="1995"/>
-          </w:tcPr>
-          <w:p>
-            <w:r/>
-            <w:r>
-              <w:rPr>
-                <w:rFonts w:ascii="Times New Roman" w:hAnsi="Times New Roman" w:eastAsia="Times New Roman"/>
-                <w:b w:val="0"/>
-                <w:sz w:val="20"/>
-              </w:rPr>
-              <w:t>дата</w:t>
-            </w:r>
-          </w:p>
-        </w:tc>
-        <w:tc>
-          <w:tcPr>
-            <w:tcW w:type="dxa" w:w="1995"/>
-          </w:tcPr>
-          <w:p>
-            <w:r/>
-            <w:r>
-              <w:rPr>
-                <w:rFonts w:ascii="Times New Roman" w:hAnsi="Times New Roman" w:eastAsia="Times New Roman"/>
-                <w:b w:val="0"/>
-                <w:sz w:val="20"/>
-              </w:rPr>
-              <w:t>нет</w:t>
-            </w:r>
-          </w:p>
-        </w:tc>
-        <w:tc>
-          <w:tcPr>
-            <w:tcW w:type="dxa" w:w="1995"/>
-          </w:tcPr>
-          <w:p>
-            <w:r/>
-            <w:r>
-              <w:rPr>
-                <w:rFonts w:ascii="Times New Roman" w:hAnsi="Times New Roman" w:eastAsia="Times New Roman"/>
-                <w:b w:val="0"/>
-                <w:sz w:val="20"/>
-              </w:rPr>
-              <w:t>нет</w:t>
-            </w:r>
-          </w:p>
-        </w:tc>
-      </w:tr>
-      <w:tr>
-        <w:tc>
-          <w:tcPr>
-            <w:tcW w:type="dxa" w:w="1995"/>
-          </w:tcPr>
-          <w:p>
-            <w:r/>
-            <w:r>
-              <w:rPr>
-                <w:rFonts w:ascii="Times New Roman" w:hAnsi="Times New Roman" w:eastAsia="Times New Roman"/>
-                <w:b w:val="0"/>
-                <w:sz w:val="20"/>
-              </w:rPr>
-              <w:t>Зал</w:t>
-            </w:r>
-          </w:p>
-        </w:tc>
-        <w:tc>
-          <w:tcPr>
-            <w:tcW w:type="dxa" w:w="1995"/>
-          </w:tcPr>
-          <w:p>
-            <w:r/>
-            <w:r>
-              <w:rPr>
-                <w:rFonts w:ascii="Times New Roman" w:hAnsi="Times New Roman" w:eastAsia="Times New Roman"/>
-                <w:b w:val="0"/>
-                <w:sz w:val="20"/>
-              </w:rPr>
-              <w:t>id_зала</w:t>
-            </w:r>
-          </w:p>
-        </w:tc>
-        <w:tc>
-          <w:tcPr>
-            <w:tcW w:type="dxa" w:w="1995"/>
-          </w:tcPr>
-          <w:p>
-            <w:r/>
-            <w:r>
-              <w:rPr>
-                <w:rFonts w:ascii="Times New Roman" w:hAnsi="Times New Roman" w:eastAsia="Times New Roman"/>
-                <w:b w:val="0"/>
-                <w:sz w:val="20"/>
-              </w:rPr>
-              <w:t>число (суррогатный ключ)</w:t>
-            </w:r>
-          </w:p>
-        </w:tc>
-        <w:tc>
-          <w:tcPr>
-            <w:tcW w:type="dxa" w:w="1995"/>
-          </w:tcPr>
-          <w:p>
-            <w:r/>
-            <w:r>
-              <w:rPr>
-                <w:rFonts w:ascii="Times New Roman" w:hAnsi="Times New Roman" w:eastAsia="Times New Roman"/>
-                <w:b w:val="0"/>
-                <w:sz w:val="20"/>
-              </w:rPr>
-              <w:t>да</w:t>
-            </w:r>
-          </w:p>
-        </w:tc>
-        <w:tc>
-          <w:tcPr>
-            <w:tcW w:type="dxa" w:w="1995"/>
-          </w:tcPr>
-          <w:p>
-            <w:r/>
-            <w:r>
-              <w:rPr>
-                <w:rFonts w:ascii="Times New Roman" w:hAnsi="Times New Roman" w:eastAsia="Times New Roman"/>
-                <w:b w:val="0"/>
-                <w:sz w:val="20"/>
-              </w:rPr>
-              <w:t>да</w:t>
-            </w:r>
-          </w:p>
-        </w:tc>
-      </w:tr>
-      <w:tr>
-        <w:tc>
-          <w:tcPr>
-            <w:tcW w:type="dxa" w:w="1995"/>
-          </w:tcPr>
-          <w:p>
-            <w:r/>
-            <w:r>
-              <w:rPr>
-                <w:rFonts w:ascii="Times New Roman" w:hAnsi="Times New Roman" w:eastAsia="Times New Roman"/>
-                <w:b w:val="0"/>
-                <w:sz w:val="20"/>
-              </w:rPr>
-              <w:t>Зал</w:t>
-            </w:r>
-          </w:p>
-        </w:tc>
-        <w:tc>
-          <w:tcPr>
-            <w:tcW w:type="dxa" w:w="1995"/>
-          </w:tcPr>
-          <w:p>
-            <w:r/>
-            <w:r>
-              <w:rPr>
-                <w:rFonts w:ascii="Times New Roman" w:hAnsi="Times New Roman" w:eastAsia="Times New Roman"/>
-                <w:b w:val="0"/>
-                <w:sz w:val="20"/>
-              </w:rPr>
-              <w:t>название</w:t>
-            </w:r>
-          </w:p>
-        </w:tc>
-        <w:tc>
-          <w:tcPr>
-            <w:tcW w:type="dxa" w:w="1995"/>
-          </w:tcPr>
-          <w:p>
-            <w:r/>
-            <w:r>
-              <w:rPr>
-                <w:rFonts w:ascii="Times New Roman" w:hAnsi="Times New Roman" w:eastAsia="Times New Roman"/>
-                <w:b w:val="0"/>
-                <w:sz w:val="20"/>
-              </w:rPr>
-              <w:t>строка</w:t>
-            </w:r>
-          </w:p>
-        </w:tc>
-        <w:tc>
-          <w:tcPr>
-            <w:tcW w:type="dxa" w:w="1995"/>
-          </w:tcPr>
-          <w:p>
-            <w:r/>
-            <w:r>
-              <w:rPr>
-                <w:rFonts w:ascii="Times New Roman" w:hAnsi="Times New Roman" w:eastAsia="Times New Roman"/>
-                <w:b w:val="0"/>
-                <w:sz w:val="20"/>
-              </w:rPr>
-              <w:t>да</w:t>
-            </w:r>
-          </w:p>
-        </w:tc>
-        <w:tc>
-          <w:tcPr>
-            <w:tcW w:type="dxa" w:w="1995"/>
-          </w:tcPr>
-          <w:p>
-            <w:r/>
-            <w:r>
-              <w:rPr>
-                <w:rFonts w:ascii="Times New Roman" w:hAnsi="Times New Roman" w:eastAsia="Times New Roman"/>
-                <w:b w:val="0"/>
-                <w:sz w:val="20"/>
-              </w:rPr>
-              <w:t>да</w:t>
-            </w:r>
-          </w:p>
-        </w:tc>
-      </w:tr>
-      <w:tr>
-        <w:tc>
-          <w:tcPr>
-            <w:tcW w:type="dxa" w:w="1995"/>
-          </w:tcPr>
-          <w:p>
-            <w:r/>
-            <w:r>
-              <w:rPr>
-                <w:rFonts w:ascii="Times New Roman" w:hAnsi="Times New Roman" w:eastAsia="Times New Roman"/>
-                <w:b w:val="0"/>
-                <w:sz w:val="20"/>
-              </w:rPr>
-              <w:t>Зал</w:t>
-            </w:r>
-          </w:p>
-        </w:tc>
-        <w:tc>
-          <w:tcPr>
-            <w:tcW w:type="dxa" w:w="1995"/>
-          </w:tcPr>
-          <w:p>
-            <w:r/>
-            <w:r>
-              <w:rPr>
-                <w:rFonts w:ascii="Times New Roman" w:hAnsi="Times New Roman" w:eastAsia="Times New Roman"/>
-                <w:b w:val="0"/>
-                <w:sz w:val="20"/>
-              </w:rPr>
-              <w:t>вместимость</w:t>
-            </w:r>
-          </w:p>
-        </w:tc>
-        <w:tc>
-          <w:tcPr>
-            <w:tcW w:type="dxa" w:w="1995"/>
-          </w:tcPr>
-          <w:p>
-            <w:r/>
-            <w:r>
-              <w:rPr>
-                <w:rFonts w:ascii="Times New Roman" w:hAnsi="Times New Roman" w:eastAsia="Times New Roman"/>
-                <w:b w:val="0"/>
-                <w:sz w:val="20"/>
-              </w:rPr>
-              <w:t>число</w:t>
-            </w:r>
-          </w:p>
-        </w:tc>
-        <w:tc>
-          <w:tcPr>
-            <w:tcW w:type="dxa" w:w="1995"/>
-          </w:tcPr>
-          <w:p>
-            <w:r/>
-            <w:r>
-              <w:rPr>
-                <w:rFonts w:ascii="Times New Roman" w:hAnsi="Times New Roman" w:eastAsia="Times New Roman"/>
-                <w:b w:val="0"/>
-                <w:sz w:val="20"/>
-              </w:rPr>
-              <w:t>да</w:t>
-            </w:r>
-          </w:p>
-        </w:tc>
-        <w:tc>
-          <w:tcPr>
-            <w:tcW w:type="dxa" w:w="1995"/>
-          </w:tcPr>
-          <w:p>
-            <w:r/>
-            <w:r>
-              <w:rPr>
-                <w:rFonts w:ascii="Times New Roman" w:hAnsi="Times New Roman" w:eastAsia="Times New Roman"/>
-                <w:b w:val="0"/>
-                <w:sz w:val="20"/>
-              </w:rPr>
-              <w:t>нет</w:t>
-            </w:r>
-          </w:p>
-        </w:tc>
-      </w:tr>
-      <w:tr>
-        <w:tc>
-          <w:tcPr>
-            <w:tcW w:type="dxa" w:w="1995"/>
-          </w:tcPr>
-          <w:p>
-            <w:r/>
-            <w:r>
-              <w:rPr>
-                <w:rFonts w:ascii="Times New Roman" w:hAnsi="Times New Roman" w:eastAsia="Times New Roman"/>
-                <w:b w:val="0"/>
-                <w:sz w:val="20"/>
-              </w:rPr>
-              <w:t>Зал</w:t>
-            </w:r>
-          </w:p>
-        </w:tc>
-        <w:tc>
-          <w:tcPr>
-            <w:tcW w:type="dxa" w:w="1995"/>
-          </w:tcPr>
-          <w:p>
-            <w:r/>
-            <w:r>
-              <w:rPr>
-                <w:rFonts w:ascii="Times New Roman" w:hAnsi="Times New Roman" w:eastAsia="Times New Roman"/>
-                <w:b w:val="0"/>
-                <w:sz w:val="20"/>
-              </w:rPr>
-              <w:t>описание</w:t>
-            </w:r>
-          </w:p>
-        </w:tc>
-        <w:tc>
-          <w:tcPr>
-            <w:tcW w:type="dxa" w:w="1995"/>
-          </w:tcPr>
-          <w:p>
-            <w:r/>
-            <w:r>
-              <w:rPr>
-                <w:rFonts w:ascii="Times New Roman" w:hAnsi="Times New Roman" w:eastAsia="Times New Roman"/>
-                <w:b w:val="0"/>
-                <w:sz w:val="20"/>
-              </w:rPr>
-              <w:t>строка</w:t>
-            </w:r>
-          </w:p>
-        </w:tc>
-        <w:tc>
-          <w:tcPr>
-            <w:tcW w:type="dxa" w:w="1995"/>
-          </w:tcPr>
-          <w:p>
-            <w:r/>
-            <w:r>
-              <w:rPr>
-                <w:rFonts w:ascii="Times New Roman" w:hAnsi="Times New Roman" w:eastAsia="Times New Roman"/>
-                <w:b w:val="0"/>
-                <w:sz w:val="20"/>
-              </w:rPr>
-              <w:t>нет</w:t>
-            </w:r>
-          </w:p>
-        </w:tc>
-        <w:tc>
-          <w:tcPr>
-            <w:tcW w:type="dxa" w:w="1995"/>
-          </w:tcPr>
-          <w:p>
-            <w:r/>
-            <w:r>
-              <w:rPr>
-                <w:rFonts w:ascii="Times New Roman" w:hAnsi="Times New Roman" w:eastAsia="Times New Roman"/>
-                <w:b w:val="0"/>
-                <w:sz w:val="20"/>
-              </w:rPr>
-              <w:t>нет</w:t>
-            </w:r>
-          </w:p>
-        </w:tc>
-      </w:tr>
-      <w:tr>
-        <w:tc>
-          <w:tcPr>
-            <w:tcW w:type="dxa" w:w="1995"/>
-          </w:tcPr>
-          <w:p>
-            <w:r/>
-            <w:r>
-              <w:rPr>
-                <w:rFonts w:ascii="Times New Roman" w:hAnsi="Times New Roman" w:eastAsia="Times New Roman"/>
-                <w:b w:val="0"/>
-                <w:sz w:val="20"/>
-              </w:rPr>
-              <w:t>Тип_места</w:t>
-            </w:r>
-          </w:p>
-        </w:tc>
-        <w:tc>
-          <w:tcPr>
-            <w:tcW w:type="dxa" w:w="1995"/>
-          </w:tcPr>
-          <w:p>
-            <w:r/>
-            <w:r>
-              <w:rPr>
-                <w:rFonts w:ascii="Times New Roman" w:hAnsi="Times New Roman" w:eastAsia="Times New Roman"/>
-                <w:b w:val="0"/>
-                <w:sz w:val="20"/>
-              </w:rPr>
-              <w:t>id_типа_места</w:t>
-            </w:r>
-          </w:p>
-        </w:tc>
-        <w:tc>
-          <w:tcPr>
-            <w:tcW w:type="dxa" w:w="1995"/>
-          </w:tcPr>
-          <w:p>
-            <w:r/>
-            <w:r>
-              <w:rPr>
-                <w:rFonts w:ascii="Times New Roman" w:hAnsi="Times New Roman" w:eastAsia="Times New Roman"/>
-                <w:b w:val="0"/>
-                <w:sz w:val="20"/>
-              </w:rPr>
-              <w:t>число (суррогатный ключ)</w:t>
-            </w:r>
-          </w:p>
-        </w:tc>
-        <w:tc>
-          <w:tcPr>
-            <w:tcW w:type="dxa" w:w="1995"/>
-          </w:tcPr>
-          <w:p>
-            <w:r/>
-            <w:r>
-              <w:rPr>
-                <w:rFonts w:ascii="Times New Roman" w:hAnsi="Times New Roman" w:eastAsia="Times New Roman"/>
-                <w:b w:val="0"/>
-                <w:sz w:val="20"/>
-              </w:rPr>
-              <w:t>да</w:t>
-            </w:r>
-          </w:p>
-        </w:tc>
-        <w:tc>
-          <w:tcPr>
-            <w:tcW w:type="dxa" w:w="1995"/>
-          </w:tcPr>
-          <w:p>
-            <w:r/>
-            <w:r>
-              <w:rPr>
-                <w:rFonts w:ascii="Times New Roman" w:hAnsi="Times New Roman" w:eastAsia="Times New Roman"/>
-                <w:b w:val="0"/>
-                <w:sz w:val="20"/>
-              </w:rPr>
-              <w:t>да</w:t>
-            </w:r>
-          </w:p>
-        </w:tc>
-      </w:tr>
-      <w:tr>
-        <w:tc>
-          <w:tcPr>
-            <w:tcW w:type="dxa" w:w="1995"/>
-          </w:tcPr>
-          <w:p>
-            <w:r/>
-            <w:r>
-              <w:rPr>
-                <w:rFonts w:ascii="Times New Roman" w:hAnsi="Times New Roman" w:eastAsia="Times New Roman"/>
-                <w:b w:val="0"/>
-                <w:sz w:val="20"/>
-              </w:rPr>
-              <w:t>Тип_места</w:t>
-            </w:r>
-          </w:p>
-        </w:tc>
-        <w:tc>
-          <w:tcPr>
-            <w:tcW w:type="dxa" w:w="1995"/>
-          </w:tcPr>
-          <w:p>
-            <w:r/>
-            <w:r>
-              <w:rPr>
-                <w:rFonts w:ascii="Times New Roman" w:hAnsi="Times New Roman" w:eastAsia="Times New Roman"/>
-                <w:b w:val="0"/>
-                <w:sz w:val="20"/>
-              </w:rPr>
-              <w:t>название</w:t>
-            </w:r>
-          </w:p>
-        </w:tc>
-        <w:tc>
-          <w:tcPr>
-            <w:tcW w:type="dxa" w:w="1995"/>
-          </w:tcPr>
-          <w:p>
-            <w:r/>
-            <w:r>
-              <w:rPr>
-                <w:rFonts w:ascii="Times New Roman" w:hAnsi="Times New Roman" w:eastAsia="Times New Roman"/>
-                <w:b w:val="0"/>
-                <w:sz w:val="20"/>
-              </w:rPr>
-              <w:t>строка</w:t>
-            </w:r>
-          </w:p>
-        </w:tc>
-        <w:tc>
-          <w:tcPr>
-            <w:tcW w:type="dxa" w:w="1995"/>
-          </w:tcPr>
-          <w:p>
-            <w:r/>
-            <w:r>
-              <w:rPr>
-                <w:rFonts w:ascii="Times New Roman" w:hAnsi="Times New Roman" w:eastAsia="Times New Roman"/>
-                <w:b w:val="0"/>
-                <w:sz w:val="20"/>
-              </w:rPr>
-              <w:t>да</w:t>
-            </w:r>
-          </w:p>
-        </w:tc>
-        <w:tc>
-          <w:tcPr>
-            <w:tcW w:type="dxa" w:w="1995"/>
-          </w:tcPr>
-          <w:p>
-            <w:r/>
-            <w:r>
-              <w:rPr>
-                <w:rFonts w:ascii="Times New Roman" w:hAnsi="Times New Roman" w:eastAsia="Times New Roman"/>
-                <w:b w:val="0"/>
-                <w:sz w:val="20"/>
-              </w:rPr>
-              <w:t>да</w:t>
-            </w:r>
-          </w:p>
-        </w:tc>
-      </w:tr>
-      <w:tr>
-        <w:tc>
-          <w:tcPr>
-            <w:tcW w:type="dxa" w:w="1995"/>
-          </w:tcPr>
-          <w:p>
-            <w:r/>
-            <w:r>
-              <w:rPr>
-                <w:rFonts w:ascii="Times New Roman" w:hAnsi="Times New Roman" w:eastAsia="Times New Roman"/>
-                <w:b w:val="0"/>
-                <w:sz w:val="20"/>
-              </w:rPr>
-              <w:t>Тип_места</w:t>
-            </w:r>
-          </w:p>
-        </w:tc>
-        <w:tc>
-          <w:tcPr>
-            <w:tcW w:type="dxa" w:w="1995"/>
-          </w:tcPr>
-          <w:p>
-            <w:r/>
-            <w:r>
-              <w:rPr>
-                <w:rFonts w:ascii="Times New Roman" w:hAnsi="Times New Roman" w:eastAsia="Times New Roman"/>
-                <w:b w:val="0"/>
-                <w:sz w:val="20"/>
-              </w:rPr>
-              <w:t>коэффициент_цены</w:t>
-            </w:r>
-          </w:p>
-        </w:tc>
-        <w:tc>
-          <w:tcPr>
-            <w:tcW w:type="dxa" w:w="1995"/>
-          </w:tcPr>
-          <w:p>
-            <w:r/>
-            <w:r>
-              <w:rPr>
-                <w:rFonts w:ascii="Times New Roman" w:hAnsi="Times New Roman" w:eastAsia="Times New Roman"/>
-                <w:b w:val="0"/>
-                <w:sz w:val="20"/>
-              </w:rPr>
-              <w:t>число (десятичное)</w:t>
-            </w:r>
-          </w:p>
-        </w:tc>
-        <w:tc>
-          <w:tcPr>
-            <w:tcW w:type="dxa" w:w="1995"/>
-          </w:tcPr>
-          <w:p>
-            <w:r/>
-            <w:r>
-              <w:rPr>
-                <w:rFonts w:ascii="Times New Roman" w:hAnsi="Times New Roman" w:eastAsia="Times New Roman"/>
-                <w:b w:val="0"/>
-                <w:sz w:val="20"/>
-              </w:rPr>
-              <w:t>да</w:t>
-            </w:r>
-          </w:p>
-        </w:tc>
-        <w:tc>
-          <w:tcPr>
-            <w:tcW w:type="dxa" w:w="1995"/>
-          </w:tcPr>
-          <w:p>
-            <w:r/>
-            <w:r>
-              <w:rPr>
-                <w:rFonts w:ascii="Times New Roman" w:hAnsi="Times New Roman" w:eastAsia="Times New Roman"/>
-                <w:b w:val="0"/>
-                <w:sz w:val="20"/>
-              </w:rPr>
-              <w:t>нет</w:t>
-            </w:r>
-          </w:p>
-        </w:tc>
-      </w:tr>
-      <w:tr>
-        <w:tc>
-          <w:tcPr>
-            <w:tcW w:type="dxa" w:w="1995"/>
-          </w:tcPr>
-          <w:p>
-            <w:r/>
-            <w:r>
-              <w:rPr>
-                <w:rFonts w:ascii="Times New Roman" w:hAnsi="Times New Roman" w:eastAsia="Times New Roman"/>
-                <w:b w:val="0"/>
-                <w:sz w:val="20"/>
-              </w:rPr>
-              <w:t>Место</w:t>
-            </w:r>
-          </w:p>
-        </w:tc>
-        <w:tc>
-          <w:tcPr>
-            <w:tcW w:type="dxa" w:w="1995"/>
-          </w:tcPr>
-          <w:p>
-            <w:r/>
-            <w:r>
-              <w:rPr>
-                <w:rFonts w:ascii="Times New Roman" w:hAnsi="Times New Roman" w:eastAsia="Times New Roman"/>
-                <w:b w:val="0"/>
-                <w:sz w:val="20"/>
-              </w:rPr>
-              <w:t>id_места</w:t>
-            </w:r>
-          </w:p>
-        </w:tc>
-        <w:tc>
-          <w:tcPr>
-            <w:tcW w:type="dxa" w:w="1995"/>
-          </w:tcPr>
-          <w:p>
-            <w:r/>
-            <w:r>
-              <w:rPr>
-                <w:rFonts w:ascii="Times New Roman" w:hAnsi="Times New Roman" w:eastAsia="Times New Roman"/>
-                <w:b w:val="0"/>
-                <w:sz w:val="20"/>
-              </w:rPr>
-              <w:t>число (суррогатный ключ)</w:t>
-            </w:r>
-          </w:p>
-        </w:tc>
-        <w:tc>
-          <w:tcPr>
-            <w:tcW w:type="dxa" w:w="1995"/>
-          </w:tcPr>
-          <w:p>
-            <w:r/>
-            <w:r>
-              <w:rPr>
-                <w:rFonts w:ascii="Times New Roman" w:hAnsi="Times New Roman" w:eastAsia="Times New Roman"/>
-                <w:b w:val="0"/>
-                <w:sz w:val="20"/>
-              </w:rPr>
-              <w:t>да</w:t>
-            </w:r>
-          </w:p>
-        </w:tc>
-        <w:tc>
-          <w:tcPr>
-            <w:tcW w:type="dxa" w:w="1995"/>
-          </w:tcPr>
-          <w:p>
-            <w:r/>
-            <w:r>
-              <w:rPr>
-                <w:rFonts w:ascii="Times New Roman" w:hAnsi="Times New Roman" w:eastAsia="Times New Roman"/>
-                <w:b w:val="0"/>
-                <w:sz w:val="20"/>
-              </w:rPr>
-              <w:t>да</w:t>
-            </w:r>
-          </w:p>
-        </w:tc>
-      </w:tr>
-      <w:tr>
-        <w:tc>
-          <w:tcPr>
-            <w:tcW w:type="dxa" w:w="1995"/>
-          </w:tcPr>
-          <w:p>
-            <w:r/>
-            <w:r>
-              <w:rPr>
-                <w:rFonts w:ascii="Times New Roman" w:hAnsi="Times New Roman" w:eastAsia="Times New Roman"/>
-                <w:b w:val="0"/>
-                <w:sz w:val="20"/>
-              </w:rPr>
-              <w:t>Место</w:t>
-            </w:r>
-          </w:p>
-        </w:tc>
-        <w:tc>
-          <w:tcPr>
-            <w:tcW w:type="dxa" w:w="1995"/>
-          </w:tcPr>
-          <w:p>
-            <w:r/>
-            <w:r>
-              <w:rPr>
-                <w:rFonts w:ascii="Times New Roman" w:hAnsi="Times New Roman" w:eastAsia="Times New Roman"/>
-                <w:b w:val="0"/>
-                <w:sz w:val="20"/>
-              </w:rPr>
-              <w:t>id_зала</w:t>
-            </w:r>
-          </w:p>
-        </w:tc>
-        <w:tc>
-          <w:tcPr>
-            <w:tcW w:type="dxa" w:w="1995"/>
-          </w:tcPr>
-          <w:p>
-            <w:r/>
-            <w:r>
-              <w:rPr>
-                <w:rFonts w:ascii="Times New Roman" w:hAnsi="Times New Roman" w:eastAsia="Times New Roman"/>
-                <w:b w:val="0"/>
-                <w:sz w:val="20"/>
-              </w:rPr>
-              <w:t>число (ссылка)</w:t>
-            </w:r>
-          </w:p>
-        </w:tc>
-        <w:tc>
-          <w:tcPr>
-            <w:tcW w:type="dxa" w:w="1995"/>
-          </w:tcPr>
-          <w:p>
-            <w:r/>
-            <w:r>
-              <w:rPr>
-                <w:rFonts w:ascii="Times New Roman" w:hAnsi="Times New Roman" w:eastAsia="Times New Roman"/>
-                <w:b w:val="0"/>
-                <w:sz w:val="20"/>
-              </w:rPr>
-              <w:t>да</w:t>
-            </w:r>
-          </w:p>
-        </w:tc>
-        <w:tc>
-          <w:tcPr>
-            <w:tcW w:type="dxa" w:w="1995"/>
-          </w:tcPr>
-          <w:p>
-            <w:r/>
-            <w:r>
-              <w:rPr>
-                <w:rFonts w:ascii="Times New Roman" w:hAnsi="Times New Roman" w:eastAsia="Times New Roman"/>
-                <w:b w:val="0"/>
-                <w:sz w:val="20"/>
-              </w:rPr>
-              <w:t>нет</w:t>
-            </w:r>
-          </w:p>
-        </w:tc>
-      </w:tr>
-      <w:tr>
-        <w:tc>
-          <w:tcPr>
-            <w:tcW w:type="dxa" w:w="1995"/>
-          </w:tcPr>
-          <w:p>
-            <w:r/>
-            <w:r>
-              <w:rPr>
-                <w:rFonts w:ascii="Times New Roman" w:hAnsi="Times New Roman" w:eastAsia="Times New Roman"/>
-                <w:b w:val="0"/>
-                <w:sz w:val="20"/>
-              </w:rPr>
-              <w:t>Место</w:t>
-            </w:r>
-          </w:p>
-        </w:tc>
-        <w:tc>
-          <w:tcPr>
-            <w:tcW w:type="dxa" w:w="1995"/>
-          </w:tcPr>
-          <w:p>
-            <w:r/>
-            <w:r>
-              <w:rPr>
-                <w:rFonts w:ascii="Times New Roman" w:hAnsi="Times New Roman" w:eastAsia="Times New Roman"/>
-                <w:b w:val="0"/>
-                <w:sz w:val="20"/>
-              </w:rPr>
-              <w:t>id_типа_места</w:t>
-            </w:r>
-          </w:p>
-        </w:tc>
-        <w:tc>
-          <w:tcPr>
-            <w:tcW w:type="dxa" w:w="1995"/>
-          </w:tcPr>
-          <w:p>
-            <w:r/>
-            <w:r>
-              <w:rPr>
-                <w:rFonts w:ascii="Times New Roman" w:hAnsi="Times New Roman" w:eastAsia="Times New Roman"/>
-                <w:b w:val="0"/>
-                <w:sz w:val="20"/>
-              </w:rPr>
-              <w:t>число (ссылка)</w:t>
-            </w:r>
-          </w:p>
-        </w:tc>
-        <w:tc>
-          <w:tcPr>
-            <w:tcW w:type="dxa" w:w="1995"/>
-          </w:tcPr>
-          <w:p>
-            <w:r/>
-            <w:r>
-              <w:rPr>
-                <w:rFonts w:ascii="Times New Roman" w:hAnsi="Times New Roman" w:eastAsia="Times New Roman"/>
-                <w:b w:val="0"/>
-                <w:sz w:val="20"/>
-              </w:rPr>
-              <w:t>да</w:t>
-            </w:r>
-          </w:p>
-        </w:tc>
-        <w:tc>
-          <w:tcPr>
-            <w:tcW w:type="dxa" w:w="1995"/>
-          </w:tcPr>
-          <w:p>
-            <w:r/>
-            <w:r>
-              <w:rPr>
-                <w:rFonts w:ascii="Times New Roman" w:hAnsi="Times New Roman" w:eastAsia="Times New Roman"/>
-                <w:b w:val="0"/>
-                <w:sz w:val="20"/>
-              </w:rPr>
-              <w:t>нет</w:t>
-            </w:r>
-          </w:p>
-        </w:tc>
-      </w:tr>
-      <w:tr>
-        <w:tc>
-          <w:tcPr>
-            <w:tcW w:type="dxa" w:w="1995"/>
-          </w:tcPr>
-          <w:p>
-            <w:r/>
-            <w:r>
-              <w:rPr>
-                <w:rFonts w:ascii="Times New Roman" w:hAnsi="Times New Roman" w:eastAsia="Times New Roman"/>
-                <w:b w:val="0"/>
-                <w:sz w:val="20"/>
-              </w:rPr>
-              <w:t>Место</w:t>
-            </w:r>
-          </w:p>
-        </w:tc>
-        <w:tc>
-          <w:tcPr>
-            <w:tcW w:type="dxa" w:w="1995"/>
-          </w:tcPr>
-          <w:p>
-            <w:r/>
-            <w:r>
-              <w:rPr>
-                <w:rFonts w:ascii="Times New Roman" w:hAnsi="Times New Roman" w:eastAsia="Times New Roman"/>
-                <w:b w:val="0"/>
-                <w:sz w:val="20"/>
-              </w:rPr>
-              <w:t>ряд</w:t>
-            </w:r>
-          </w:p>
-        </w:tc>
-        <w:tc>
-          <w:tcPr>
-            <w:tcW w:type="dxa" w:w="1995"/>
-          </w:tcPr>
-          <w:p>
-            <w:r/>
-            <w:r>
-              <w:rPr>
-                <w:rFonts w:ascii="Times New Roman" w:hAnsi="Times New Roman" w:eastAsia="Times New Roman"/>
-                <w:b w:val="0"/>
-                <w:sz w:val="20"/>
-              </w:rPr>
-              <w:t>число</w:t>
-            </w:r>
-          </w:p>
-        </w:tc>
-        <w:tc>
-          <w:tcPr>
-            <w:tcW w:type="dxa" w:w="1995"/>
-          </w:tcPr>
-          <w:p>
-            <w:r/>
-            <w:r>
-              <w:rPr>
-                <w:rFonts w:ascii="Times New Roman" w:hAnsi="Times New Roman" w:eastAsia="Times New Roman"/>
-                <w:b w:val="0"/>
-                <w:sz w:val="20"/>
-              </w:rPr>
-              <w:t>да</w:t>
-            </w:r>
-          </w:p>
-        </w:tc>
-        <w:tc>
-          <w:tcPr>
-            <w:tcW w:type="dxa" w:w="1995"/>
-          </w:tcPr>
-          <w:p>
-            <w:r/>
-            <w:r>
-              <w:rPr>
-                <w:rFonts w:ascii="Times New Roman" w:hAnsi="Times New Roman" w:eastAsia="Times New Roman"/>
-                <w:b w:val="0"/>
-                <w:sz w:val="20"/>
-              </w:rPr>
-              <w:t>нет*</w:t>
-            </w:r>
-          </w:p>
-        </w:tc>
-      </w:tr>
-      <w:tr>
-        <w:tc>
-          <w:tcPr>
-            <w:tcW w:type="dxa" w:w="1995"/>
-          </w:tcPr>
-          <w:p>
-            <w:r/>
-            <w:r>
-              <w:rPr>
-                <w:rFonts w:ascii="Times New Roman" w:hAnsi="Times New Roman" w:eastAsia="Times New Roman"/>
-                <w:b w:val="0"/>
-                <w:sz w:val="20"/>
-              </w:rPr>
-              <w:t>Место</w:t>
-            </w:r>
-          </w:p>
-        </w:tc>
-        <w:tc>
-          <w:tcPr>
-            <w:tcW w:type="dxa" w:w="1995"/>
-          </w:tcPr>
-          <w:p>
-            <w:r/>
-            <w:r>
-              <w:rPr>
-                <w:rFonts w:ascii="Times New Roman" w:hAnsi="Times New Roman" w:eastAsia="Times New Roman"/>
-                <w:b w:val="0"/>
-                <w:sz w:val="20"/>
-              </w:rPr>
-              <w:t>номер</w:t>
-            </w:r>
-          </w:p>
-        </w:tc>
-        <w:tc>
-          <w:tcPr>
-            <w:tcW w:type="dxa" w:w="1995"/>
-          </w:tcPr>
-          <w:p>
-            <w:r/>
-            <w:r>
-              <w:rPr>
-                <w:rFonts w:ascii="Times New Roman" w:hAnsi="Times New Roman" w:eastAsia="Times New Roman"/>
-                <w:b w:val="0"/>
-                <w:sz w:val="20"/>
-              </w:rPr>
-              <w:t>число</w:t>
-            </w:r>
-          </w:p>
-        </w:tc>
-        <w:tc>
-          <w:tcPr>
-            <w:tcW w:type="dxa" w:w="1995"/>
-          </w:tcPr>
-          <w:p>
-            <w:r/>
-            <w:r>
-              <w:rPr>
-                <w:rFonts w:ascii="Times New Roman" w:hAnsi="Times New Roman" w:eastAsia="Times New Roman"/>
-                <w:b w:val="0"/>
-                <w:sz w:val="20"/>
-              </w:rPr>
-              <w:t>да</w:t>
-            </w:r>
-          </w:p>
-        </w:tc>
-        <w:tc>
-          <w:tcPr>
-            <w:tcW w:type="dxa" w:w="1995"/>
-          </w:tcPr>
-          <w:p>
-            <w:r/>
-            <w:r>
-              <w:rPr>
-                <w:rFonts w:ascii="Times New Roman" w:hAnsi="Times New Roman" w:eastAsia="Times New Roman"/>
-                <w:b w:val="0"/>
-                <w:sz w:val="20"/>
-              </w:rPr>
-              <w:t>нет*</w:t>
-            </w:r>
-          </w:p>
-        </w:tc>
-      </w:tr>
-      <w:tr>
-        <w:tc>
-          <w:tcPr>
-            <w:tcW w:type="dxa" w:w="1995"/>
-          </w:tcPr>
-          <w:p>
-            <w:r/>
-            <w:r>
-              <w:rPr>
-                <w:rFonts w:ascii="Times New Roman" w:hAnsi="Times New Roman" w:eastAsia="Times New Roman"/>
-                <w:b w:val="0"/>
-                <w:sz w:val="20"/>
-              </w:rPr>
-              <w:t>Сеанс</w:t>
-            </w:r>
-          </w:p>
-        </w:tc>
-        <w:tc>
-          <w:tcPr>
-            <w:tcW w:type="dxa" w:w="1995"/>
-          </w:tcPr>
-          <w:p>
-            <w:r/>
-            <w:r>
-              <w:rPr>
-                <w:rFonts w:ascii="Times New Roman" w:hAnsi="Times New Roman" w:eastAsia="Times New Roman"/>
-                <w:b w:val="0"/>
-                <w:sz w:val="20"/>
-              </w:rPr>
-              <w:t>id_сеанса</w:t>
-            </w:r>
-          </w:p>
-        </w:tc>
-        <w:tc>
-          <w:tcPr>
-            <w:tcW w:type="dxa" w:w="1995"/>
-          </w:tcPr>
-          <w:p>
-            <w:r/>
-            <w:r>
-              <w:rPr>
-                <w:rFonts w:ascii="Times New Roman" w:hAnsi="Times New Roman" w:eastAsia="Times New Roman"/>
-                <w:b w:val="0"/>
-                <w:sz w:val="20"/>
-              </w:rPr>
-              <w:t>число (суррогатный ключ)</w:t>
-            </w:r>
-          </w:p>
-        </w:tc>
-        <w:tc>
-          <w:tcPr>
-            <w:tcW w:type="dxa" w:w="1995"/>
-          </w:tcPr>
-          <w:p>
-            <w:r/>
-            <w:r>
-              <w:rPr>
-                <w:rFonts w:ascii="Times New Roman" w:hAnsi="Times New Roman" w:eastAsia="Times New Roman"/>
-                <w:b w:val="0"/>
-                <w:sz w:val="20"/>
-              </w:rPr>
-              <w:t>да</w:t>
-            </w:r>
-          </w:p>
-        </w:tc>
-        <w:tc>
-          <w:tcPr>
-            <w:tcW w:type="dxa" w:w="1995"/>
-          </w:tcPr>
-          <w:p>
-            <w:r/>
-            <w:r>
-              <w:rPr>
-                <w:rFonts w:ascii="Times New Roman" w:hAnsi="Times New Roman" w:eastAsia="Times New Roman"/>
-                <w:b w:val="0"/>
-                <w:sz w:val="20"/>
-              </w:rPr>
-              <w:t>да</w:t>
-            </w:r>
-          </w:p>
-        </w:tc>
-      </w:tr>
-      <w:tr>
-        <w:tc>
-          <w:tcPr>
-            <w:tcW w:type="dxa" w:w="1995"/>
-          </w:tcPr>
-          <w:p>
-            <w:r/>
-            <w:r>
-              <w:rPr>
-                <w:rFonts w:ascii="Times New Roman" w:hAnsi="Times New Roman" w:eastAsia="Times New Roman"/>
-                <w:b w:val="0"/>
-                <w:sz w:val="20"/>
-              </w:rPr>
-              <w:t>Сеанс</w:t>
-            </w:r>
-          </w:p>
-        </w:tc>
-        <w:tc>
-          <w:tcPr>
-            <w:tcW w:type="dxa" w:w="1995"/>
-          </w:tcPr>
-          <w:p>
-            <w:r/>
-            <w:r>
-              <w:rPr>
-                <w:rFonts w:ascii="Times New Roman" w:hAnsi="Times New Roman" w:eastAsia="Times New Roman"/>
-                <w:b w:val="0"/>
-                <w:sz w:val="20"/>
-              </w:rPr>
-              <w:t>id_фильма</w:t>
-            </w:r>
-          </w:p>
-        </w:tc>
-        <w:tc>
-          <w:tcPr>
-            <w:tcW w:type="dxa" w:w="1995"/>
-          </w:tcPr>
-          <w:p>
-            <w:r/>
-            <w:r>
-              <w:rPr>
-                <w:rFonts w:ascii="Times New Roman" w:hAnsi="Times New Roman" w:eastAsia="Times New Roman"/>
-                <w:b w:val="0"/>
-                <w:sz w:val="20"/>
-              </w:rPr>
-              <w:t>число (ссылка)</w:t>
-            </w:r>
-          </w:p>
-        </w:tc>
-        <w:tc>
-          <w:tcPr>
-            <w:tcW w:type="dxa" w:w="1995"/>
-          </w:tcPr>
-          <w:p>
-            <w:r/>
-            <w:r>
-              <w:rPr>
-                <w:rFonts w:ascii="Times New Roman" w:hAnsi="Times New Roman" w:eastAsia="Times New Roman"/>
-                <w:b w:val="0"/>
-                <w:sz w:val="20"/>
-              </w:rPr>
-              <w:t>да</w:t>
-            </w:r>
-          </w:p>
-        </w:tc>
-        <w:tc>
-          <w:tcPr>
-            <w:tcW w:type="dxa" w:w="1995"/>
-          </w:tcPr>
-          <w:p>
-            <w:r/>
-            <w:r>
-              <w:rPr>
-                <w:rFonts w:ascii="Times New Roman" w:hAnsi="Times New Roman" w:eastAsia="Times New Roman"/>
-                <w:b w:val="0"/>
-                <w:sz w:val="20"/>
-              </w:rPr>
-              <w:t>нет</w:t>
-            </w:r>
-          </w:p>
-        </w:tc>
-      </w:tr>
-      <w:tr>
-        <w:tc>
-          <w:tcPr>
-            <w:tcW w:type="dxa" w:w="1995"/>
-          </w:tcPr>
-          <w:p>
-            <w:r/>
-            <w:r>
-              <w:rPr>
-                <w:rFonts w:ascii="Times New Roman" w:hAnsi="Times New Roman" w:eastAsia="Times New Roman"/>
-                <w:b w:val="0"/>
-                <w:sz w:val="20"/>
-              </w:rPr>
-              <w:t>Сеанс</w:t>
-            </w:r>
-          </w:p>
-        </w:tc>
-        <w:tc>
-          <w:tcPr>
-            <w:tcW w:type="dxa" w:w="1995"/>
-          </w:tcPr>
-          <w:p>
-            <w:r/>
-            <w:r>
-              <w:rPr>
-                <w:rFonts w:ascii="Times New Roman" w:hAnsi="Times New Roman" w:eastAsia="Times New Roman"/>
-                <w:b w:val="0"/>
-                <w:sz w:val="20"/>
-              </w:rPr>
-              <w:t>id_зала</w:t>
-            </w:r>
-          </w:p>
-        </w:tc>
-        <w:tc>
-          <w:tcPr>
-            <w:tcW w:type="dxa" w:w="1995"/>
-          </w:tcPr>
-          <w:p>
-            <w:r/>
-            <w:r>
-              <w:rPr>
-                <w:rFonts w:ascii="Times New Roman" w:hAnsi="Times New Roman" w:eastAsia="Times New Roman"/>
-                <w:b w:val="0"/>
-                <w:sz w:val="20"/>
-              </w:rPr>
-              <w:t>число (ссылка)</w:t>
-            </w:r>
-          </w:p>
-        </w:tc>
-        <w:tc>
-          <w:tcPr>
-            <w:tcW w:type="dxa" w:w="1995"/>
-          </w:tcPr>
-          <w:p>
-            <w:r/>
-            <w:r>
-              <w:rPr>
-                <w:rFonts w:ascii="Times New Roman" w:hAnsi="Times New Roman" w:eastAsia="Times New Roman"/>
-                <w:b w:val="0"/>
-                <w:sz w:val="20"/>
-              </w:rPr>
-              <w:t>да</w:t>
-            </w:r>
-          </w:p>
-        </w:tc>
-        <w:tc>
-          <w:tcPr>
-            <w:tcW w:type="dxa" w:w="1995"/>
-          </w:tcPr>
-          <w:p>
-            <w:r/>
-            <w:r>
-              <w:rPr>
-                <w:rFonts w:ascii="Times New Roman" w:hAnsi="Times New Roman" w:eastAsia="Times New Roman"/>
-                <w:b w:val="0"/>
-                <w:sz w:val="20"/>
-              </w:rPr>
-              <w:t>нет</w:t>
-            </w:r>
-          </w:p>
-        </w:tc>
-      </w:tr>
-      <w:tr>
-        <w:tc>
-          <w:tcPr>
-            <w:tcW w:type="dxa" w:w="1995"/>
-          </w:tcPr>
-          <w:p>
-            <w:r/>
-            <w:r>
-              <w:rPr>
-                <w:rFonts w:ascii="Times New Roman" w:hAnsi="Times New Roman" w:eastAsia="Times New Roman"/>
-                <w:b w:val="0"/>
-                <w:sz w:val="20"/>
-              </w:rPr>
-              <w:t>Сеанс</w:t>
-            </w:r>
-          </w:p>
-        </w:tc>
-        <w:tc>
-          <w:tcPr>
-            <w:tcW w:type="dxa" w:w="1995"/>
-          </w:tcPr>
-          <w:p>
-            <w:r/>
-            <w:r>
-              <w:rPr>
-                <w:rFonts w:ascii="Times New Roman" w:hAnsi="Times New Roman" w:eastAsia="Times New Roman"/>
-                <w:b w:val="0"/>
-                <w:sz w:val="20"/>
-              </w:rPr>
-              <w:t>дата_время_начала</w:t>
-            </w:r>
-          </w:p>
-        </w:tc>
-        <w:tc>
-          <w:tcPr>
-            <w:tcW w:type="dxa" w:w="1995"/>
-          </w:tcPr>
-          <w:p>
-            <w:r/>
-            <w:r>
-              <w:rPr>
-                <w:rFonts w:ascii="Times New Roman" w:hAnsi="Times New Roman" w:eastAsia="Times New Roman"/>
-                <w:b w:val="0"/>
-                <w:sz w:val="20"/>
-              </w:rPr>
-              <w:t>дата-время</w:t>
-            </w:r>
-          </w:p>
-        </w:tc>
-        <w:tc>
-          <w:tcPr>
-            <w:tcW w:type="dxa" w:w="1995"/>
-          </w:tcPr>
-          <w:p>
-            <w:r/>
-            <w:r>
-              <w:rPr>
-                <w:rFonts w:ascii="Times New Roman" w:hAnsi="Times New Roman" w:eastAsia="Times New Roman"/>
-                <w:b w:val="0"/>
-                <w:sz w:val="20"/>
-              </w:rPr>
-              <w:t>да</w:t>
-            </w:r>
-          </w:p>
-        </w:tc>
-        <w:tc>
-          <w:tcPr>
-            <w:tcW w:type="dxa" w:w="1995"/>
-          </w:tcPr>
-          <w:p>
-            <w:r/>
-            <w:r>
-              <w:rPr>
-                <w:rFonts w:ascii="Times New Roman" w:hAnsi="Times New Roman" w:eastAsia="Times New Roman"/>
-                <w:b w:val="0"/>
-                <w:sz w:val="20"/>
-              </w:rPr>
-              <w:t>нет</w:t>
-            </w:r>
-          </w:p>
-        </w:tc>
-      </w:tr>
-      <w:tr>
-        <w:tc>
-          <w:tcPr>
-            <w:tcW w:type="dxa" w:w="1995"/>
-          </w:tcPr>
-          <w:p>
-            <w:r/>
-            <w:r>
-              <w:rPr>
-                <w:rFonts w:ascii="Times New Roman" w:hAnsi="Times New Roman" w:eastAsia="Times New Roman"/>
-                <w:b w:val="0"/>
-                <w:sz w:val="20"/>
-              </w:rPr>
-              <w:t>Сеанс</w:t>
-            </w:r>
-          </w:p>
-        </w:tc>
-        <w:tc>
-          <w:tcPr>
-            <w:tcW w:type="dxa" w:w="1995"/>
-          </w:tcPr>
-          <w:p>
-            <w:r/>
-            <w:r>
-              <w:rPr>
-                <w:rFonts w:ascii="Times New Roman" w:hAnsi="Times New Roman" w:eastAsia="Times New Roman"/>
-                <w:b w:val="0"/>
-                <w:sz w:val="20"/>
-              </w:rPr>
-              <w:t>дата_время_окончания</w:t>
-            </w:r>
-          </w:p>
-        </w:tc>
-        <w:tc>
-          <w:tcPr>
-            <w:tcW w:type="dxa" w:w="1995"/>
-          </w:tcPr>
-          <w:p>
-            <w:r/>
-            <w:r>
-              <w:rPr>
-                <w:rFonts w:ascii="Times New Roman" w:hAnsi="Times New Roman" w:eastAsia="Times New Roman"/>
-                <w:b w:val="0"/>
-                <w:sz w:val="20"/>
-              </w:rPr>
-              <w:t>дата-время</w:t>
-            </w:r>
-          </w:p>
-        </w:tc>
-        <w:tc>
-          <w:tcPr>
-            <w:tcW w:type="dxa" w:w="1995"/>
-          </w:tcPr>
-          <w:p>
-            <w:r/>
-            <w:r>
-              <w:rPr>
-                <w:rFonts w:ascii="Times New Roman" w:hAnsi="Times New Roman" w:eastAsia="Times New Roman"/>
-                <w:b w:val="0"/>
-                <w:sz w:val="20"/>
-              </w:rPr>
-              <w:t>да</w:t>
-            </w:r>
-          </w:p>
-        </w:tc>
-        <w:tc>
-          <w:tcPr>
-            <w:tcW w:type="dxa" w:w="1995"/>
-          </w:tcPr>
-          <w:p>
-            <w:r/>
-            <w:r>
-              <w:rPr>
-                <w:rFonts w:ascii="Times New Roman" w:hAnsi="Times New Roman" w:eastAsia="Times New Roman"/>
-                <w:b w:val="0"/>
-                <w:sz w:val="20"/>
-              </w:rPr>
-              <w:t>нет</w:t>
-            </w:r>
-          </w:p>
-        </w:tc>
-      </w:tr>
-      <w:tr>
-        <w:tc>
-          <w:tcPr>
-            <w:tcW w:type="dxa" w:w="1995"/>
-          </w:tcPr>
-          <w:p>
-            <w:r/>
-            <w:r>
-              <w:rPr>
-                <w:rFonts w:ascii="Times New Roman" w:hAnsi="Times New Roman" w:eastAsia="Times New Roman"/>
-                <w:b w:val="0"/>
-                <w:sz w:val="20"/>
-              </w:rPr>
-              <w:t>Сеанс</w:t>
-            </w:r>
-          </w:p>
-        </w:tc>
-        <w:tc>
-          <w:tcPr>
-            <w:tcW w:type="dxa" w:w="1995"/>
-          </w:tcPr>
-          <w:p>
-            <w:r/>
-            <w:r>
-              <w:rPr>
-                <w:rFonts w:ascii="Times New Roman" w:hAnsi="Times New Roman" w:eastAsia="Times New Roman"/>
-                <w:b w:val="0"/>
-                <w:sz w:val="20"/>
-              </w:rPr>
-              <w:t>базовая_цена</w:t>
-            </w:r>
-          </w:p>
-        </w:tc>
-        <w:tc>
-          <w:tcPr>
-            <w:tcW w:type="dxa" w:w="1995"/>
-          </w:tcPr>
-          <w:p>
-            <w:r/>
-            <w:r>
-              <w:rPr>
-                <w:rFonts w:ascii="Times New Roman" w:hAnsi="Times New Roman" w:eastAsia="Times New Roman"/>
-                <w:b w:val="0"/>
-                <w:sz w:val="20"/>
-              </w:rPr>
-              <w:t>число (денежное)</w:t>
-            </w:r>
-          </w:p>
-        </w:tc>
-        <w:tc>
-          <w:tcPr>
-            <w:tcW w:type="dxa" w:w="1995"/>
-          </w:tcPr>
-          <w:p>
-            <w:r/>
-            <w:r>
-              <w:rPr>
-                <w:rFonts w:ascii="Times New Roman" w:hAnsi="Times New Roman" w:eastAsia="Times New Roman"/>
-                <w:b w:val="0"/>
-                <w:sz w:val="20"/>
-              </w:rPr>
-              <w:t>да</w:t>
-            </w:r>
-          </w:p>
-        </w:tc>
-        <w:tc>
-          <w:tcPr>
-            <w:tcW w:type="dxa" w:w="1995"/>
-          </w:tcPr>
-          <w:p>
-            <w:r/>
-            <w:r>
-              <w:rPr>
-                <w:rFonts w:ascii="Times New Roman" w:hAnsi="Times New Roman" w:eastAsia="Times New Roman"/>
-                <w:b w:val="0"/>
-                <w:sz w:val="20"/>
-              </w:rPr>
-              <w:t>нет</w:t>
-            </w:r>
-          </w:p>
-        </w:tc>
-      </w:tr>
-      <w:tr>
-        <w:tc>
-          <w:tcPr>
-            <w:tcW w:type="dxa" w:w="1995"/>
-          </w:tcPr>
-          <w:p>
-            <w:r/>
-            <w:r>
-              <w:rPr>
-                <w:rFonts w:ascii="Times New Roman" w:hAnsi="Times New Roman" w:eastAsia="Times New Roman"/>
-                <w:b w:val="0"/>
-                <w:sz w:val="20"/>
-              </w:rPr>
-              <w:t>Сеанс</w:t>
-            </w:r>
-          </w:p>
-        </w:tc>
-        <w:tc>
-          <w:tcPr>
-            <w:tcW w:type="dxa" w:w="1995"/>
-          </w:tcPr>
-          <w:p>
-            <w:r/>
-            <w:r>
-              <w:rPr>
-                <w:rFonts w:ascii="Times New Roman" w:hAnsi="Times New Roman" w:eastAsia="Times New Roman"/>
-                <w:b w:val="0"/>
-                <w:sz w:val="20"/>
-              </w:rPr>
-              <w:t>статус</w:t>
-            </w:r>
-          </w:p>
-        </w:tc>
-        <w:tc>
-          <w:tcPr>
-            <w:tcW w:type="dxa" w:w="1995"/>
-          </w:tcPr>
-          <w:p>
-            <w:r/>
-            <w:r>
-              <w:rPr>
-                <w:rFonts w:ascii="Times New Roman" w:hAnsi="Times New Roman" w:eastAsia="Times New Roman"/>
-                <w:b w:val="0"/>
-                <w:sz w:val="20"/>
-              </w:rPr>
-              <w:t>строка (план/идёт/завершён/отменён)</w:t>
-            </w:r>
-          </w:p>
-        </w:tc>
-        <w:tc>
-          <w:tcPr>
-            <w:tcW w:type="dxa" w:w="1995"/>
-          </w:tcPr>
-          <w:p>
-            <w:r/>
-            <w:r>
-              <w:rPr>
-                <w:rFonts w:ascii="Times New Roman" w:hAnsi="Times New Roman" w:eastAsia="Times New Roman"/>
-                <w:b w:val="0"/>
-                <w:sz w:val="20"/>
-              </w:rPr>
-              <w:t>да</w:t>
-            </w:r>
-          </w:p>
-        </w:tc>
-        <w:tc>
-          <w:tcPr>
-            <w:tcW w:type="dxa" w:w="1995"/>
-          </w:tcPr>
-          <w:p>
-            <w:r/>
-            <w:r>
-              <w:rPr>
-                <w:rFonts w:ascii="Times New Roman" w:hAnsi="Times New Roman" w:eastAsia="Times New Roman"/>
-                <w:b w:val="0"/>
-                <w:sz w:val="20"/>
-              </w:rPr>
-              <w:t>нет</w:t>
-            </w:r>
-          </w:p>
-        </w:tc>
-      </w:tr>
-      <w:tr>
-        <w:tc>
-          <w:tcPr>
-            <w:tcW w:type="dxa" w:w="1995"/>
-          </w:tcPr>
-          <w:p>
-            <w:r/>
-            <w:r>
-              <w:rPr>
-                <w:rFonts w:ascii="Times New Roman" w:hAnsi="Times New Roman" w:eastAsia="Times New Roman"/>
-                <w:b w:val="0"/>
-                <w:sz w:val="20"/>
-              </w:rPr>
-              <w:t>Зритель</w:t>
-            </w:r>
-          </w:p>
-        </w:tc>
-        <w:tc>
-          <w:tcPr>
-            <w:tcW w:type="dxa" w:w="1995"/>
-          </w:tcPr>
-          <w:p>
-            <w:r/>
-            <w:r>
-              <w:rPr>
-                <w:rFonts w:ascii="Times New Roman" w:hAnsi="Times New Roman" w:eastAsia="Times New Roman"/>
-                <w:b w:val="0"/>
-                <w:sz w:val="20"/>
-              </w:rPr>
-              <w:t>id_зрителя</w:t>
-            </w:r>
-          </w:p>
-        </w:tc>
-        <w:tc>
-          <w:tcPr>
-            <w:tcW w:type="dxa" w:w="1995"/>
-          </w:tcPr>
-          <w:p>
-            <w:r/>
-            <w:r>
-              <w:rPr>
-                <w:rFonts w:ascii="Times New Roman" w:hAnsi="Times New Roman" w:eastAsia="Times New Roman"/>
-                <w:b w:val="0"/>
-                <w:sz w:val="20"/>
-              </w:rPr>
-              <w:t>число (суррогатный ключ)</w:t>
-            </w:r>
-          </w:p>
-        </w:tc>
-        <w:tc>
-          <w:tcPr>
-            <w:tcW w:type="dxa" w:w="1995"/>
-          </w:tcPr>
-          <w:p>
-            <w:r/>
-            <w:r>
-              <w:rPr>
-                <w:rFonts w:ascii="Times New Roman" w:hAnsi="Times New Roman" w:eastAsia="Times New Roman"/>
-                <w:b w:val="0"/>
-                <w:sz w:val="20"/>
-              </w:rPr>
-              <w:t>да</w:t>
-            </w:r>
-          </w:p>
-        </w:tc>
-        <w:tc>
-          <w:tcPr>
-            <w:tcW w:type="dxa" w:w="1995"/>
-          </w:tcPr>
-          <w:p>
-            <w:r/>
-            <w:r>
-              <w:rPr>
-                <w:rFonts w:ascii="Times New Roman" w:hAnsi="Times New Roman" w:eastAsia="Times New Roman"/>
-                <w:b w:val="0"/>
-                <w:sz w:val="20"/>
-              </w:rPr>
-              <w:t>да</w:t>
-            </w:r>
-          </w:p>
-        </w:tc>
-      </w:tr>
-      <w:tr>
-        <w:tc>
-          <w:tcPr>
-            <w:tcW w:type="dxa" w:w="1995"/>
-          </w:tcPr>
-          <w:p>
-            <w:r/>
-            <w:r>
-              <w:rPr>
-                <w:rFonts w:ascii="Times New Roman" w:hAnsi="Times New Roman" w:eastAsia="Times New Roman"/>
-                <w:b w:val="0"/>
-                <w:sz w:val="20"/>
-              </w:rPr>
-              <w:t>Зритель</w:t>
-            </w:r>
-          </w:p>
-        </w:tc>
-        <w:tc>
-          <w:tcPr>
-            <w:tcW w:type="dxa" w:w="1995"/>
-          </w:tcPr>
-          <w:p>
-            <w:r/>
-            <w:r>
-              <w:rPr>
-                <w:rFonts w:ascii="Times New Roman" w:hAnsi="Times New Roman" w:eastAsia="Times New Roman"/>
-                <w:b w:val="0"/>
-                <w:sz w:val="20"/>
-              </w:rPr>
-              <w:t>фио</w:t>
-            </w:r>
-          </w:p>
-        </w:tc>
-        <w:tc>
-          <w:tcPr>
-            <w:tcW w:type="dxa" w:w="1995"/>
-          </w:tcPr>
-          <w:p>
-            <w:r/>
-            <w:r>
-              <w:rPr>
-                <w:rFonts w:ascii="Times New Roman" w:hAnsi="Times New Roman" w:eastAsia="Times New Roman"/>
-                <w:b w:val="0"/>
-                <w:sz w:val="20"/>
-              </w:rPr>
-              <w:t>строка</w:t>
-            </w:r>
-          </w:p>
-        </w:tc>
-        <w:tc>
-          <w:tcPr>
-            <w:tcW w:type="dxa" w:w="1995"/>
-          </w:tcPr>
-          <w:p>
-            <w:r/>
-            <w:r>
-              <w:rPr>
-                <w:rFonts w:ascii="Times New Roman" w:hAnsi="Times New Roman" w:eastAsia="Times New Roman"/>
-                <w:b w:val="0"/>
-                <w:sz w:val="20"/>
-              </w:rPr>
-              <w:t>да</w:t>
-            </w:r>
-          </w:p>
-        </w:tc>
-        <w:tc>
-          <w:tcPr>
-            <w:tcW w:type="dxa" w:w="1995"/>
-          </w:tcPr>
-          <w:p>
-            <w:r/>
-            <w:r>
-              <w:rPr>
-                <w:rFonts w:ascii="Times New Roman" w:hAnsi="Times New Roman" w:eastAsia="Times New Roman"/>
-                <w:b w:val="0"/>
-                <w:sz w:val="20"/>
-              </w:rPr>
-              <w:t>нет</w:t>
-            </w:r>
-          </w:p>
-        </w:tc>
-      </w:tr>
-      <w:tr>
-        <w:tc>
-          <w:tcPr>
-            <w:tcW w:type="dxa" w:w="1995"/>
-          </w:tcPr>
-          <w:p>
-            <w:r/>
-            <w:r>
-              <w:rPr>
-                <w:rFonts w:ascii="Times New Roman" w:hAnsi="Times New Roman" w:eastAsia="Times New Roman"/>
-                <w:b w:val="0"/>
-                <w:sz w:val="20"/>
-              </w:rPr>
-              <w:t>Зритель</w:t>
-            </w:r>
-          </w:p>
-        </w:tc>
-        <w:tc>
-          <w:tcPr>
-            <w:tcW w:type="dxa" w:w="1995"/>
-          </w:tcPr>
-          <w:p>
-            <w:r/>
-            <w:r>
-              <w:rPr>
-                <w:rFonts w:ascii="Times New Roman" w:hAnsi="Times New Roman" w:eastAsia="Times New Roman"/>
-                <w:b w:val="0"/>
-                <w:sz w:val="20"/>
-              </w:rPr>
-              <w:t>телефон</w:t>
-            </w:r>
-          </w:p>
-        </w:tc>
-        <w:tc>
-          <w:tcPr>
-            <w:tcW w:type="dxa" w:w="1995"/>
-          </w:tcPr>
-          <w:p>
-            <w:r/>
-            <w:r>
-              <w:rPr>
-                <w:rFonts w:ascii="Times New Roman" w:hAnsi="Times New Roman" w:eastAsia="Times New Roman"/>
-                <w:b w:val="0"/>
-                <w:sz w:val="20"/>
-              </w:rPr>
-              <w:t>строка</w:t>
-            </w:r>
-          </w:p>
-        </w:tc>
-        <w:tc>
-          <w:tcPr>
-            <w:tcW w:type="dxa" w:w="1995"/>
-          </w:tcPr>
-          <w:p>
-            <w:r/>
-            <w:r>
-              <w:rPr>
-                <w:rFonts w:ascii="Times New Roman" w:hAnsi="Times New Roman" w:eastAsia="Times New Roman"/>
-                <w:b w:val="0"/>
-                <w:sz w:val="20"/>
-              </w:rPr>
-              <w:t>нет</w:t>
-            </w:r>
-          </w:p>
-        </w:tc>
-        <w:tc>
-          <w:tcPr>
-            <w:tcW w:type="dxa" w:w="1995"/>
-          </w:tcPr>
-          <w:p>
-            <w:r/>
-            <w:r>
-              <w:rPr>
-                <w:rFonts w:ascii="Times New Roman" w:hAnsi="Times New Roman" w:eastAsia="Times New Roman"/>
-                <w:b w:val="0"/>
-                <w:sz w:val="20"/>
-              </w:rPr>
-              <w:t>да**</w:t>
-            </w:r>
-          </w:p>
-        </w:tc>
-      </w:tr>
-      <w:tr>
-        <w:tc>
-          <w:tcPr>
-            <w:tcW w:type="dxa" w:w="1995"/>
-          </w:tcPr>
-          <w:p>
-            <w:r/>
-            <w:r>
-              <w:rPr>
-                <w:rFonts w:ascii="Times New Roman" w:hAnsi="Times New Roman" w:eastAsia="Times New Roman"/>
-                <w:b w:val="0"/>
-                <w:sz w:val="20"/>
-              </w:rPr>
-              <w:t>Зритель</w:t>
-            </w:r>
-          </w:p>
-        </w:tc>
-        <w:tc>
-          <w:tcPr>
-            <w:tcW w:type="dxa" w:w="1995"/>
-          </w:tcPr>
-          <w:p>
-            <w:r/>
-            <w:r>
-              <w:rPr>
-                <w:rFonts w:ascii="Times New Roman" w:hAnsi="Times New Roman" w:eastAsia="Times New Roman"/>
-                <w:b w:val="0"/>
-                <w:sz w:val="20"/>
-              </w:rPr>
-              <w:t>email</w:t>
-            </w:r>
-          </w:p>
-        </w:tc>
-        <w:tc>
-          <w:tcPr>
-            <w:tcW w:type="dxa" w:w="1995"/>
-          </w:tcPr>
-          <w:p>
-            <w:r/>
-            <w:r>
-              <w:rPr>
-                <w:rFonts w:ascii="Times New Roman" w:hAnsi="Times New Roman" w:eastAsia="Times New Roman"/>
-                <w:b w:val="0"/>
-                <w:sz w:val="20"/>
-              </w:rPr>
-              <w:t>строка</w:t>
-            </w:r>
-          </w:p>
-        </w:tc>
-        <w:tc>
-          <w:tcPr>
-            <w:tcW w:type="dxa" w:w="1995"/>
-          </w:tcPr>
-          <w:p>
-            <w:r/>
-            <w:r>
-              <w:rPr>
-                <w:rFonts w:ascii="Times New Roman" w:hAnsi="Times New Roman" w:eastAsia="Times New Roman"/>
-                <w:b w:val="0"/>
-                <w:sz w:val="20"/>
-              </w:rPr>
-              <w:t>нет</w:t>
-            </w:r>
-          </w:p>
-        </w:tc>
-        <w:tc>
-          <w:tcPr>
-            <w:tcW w:type="dxa" w:w="1995"/>
-          </w:tcPr>
-          <w:p>
-            <w:r/>
-            <w:r>
-              <w:rPr>
-                <w:rFonts w:ascii="Times New Roman" w:hAnsi="Times New Roman" w:eastAsia="Times New Roman"/>
-                <w:b w:val="0"/>
-                <w:sz w:val="20"/>
-              </w:rPr>
-              <w:t>да**</w:t>
-            </w:r>
-          </w:p>
-        </w:tc>
-      </w:tr>
-      <w:tr>
-        <w:tc>
-          <w:tcPr>
-            <w:tcW w:type="dxa" w:w="1995"/>
-          </w:tcPr>
-          <w:p>
-            <w:r/>
-            <w:r>
-              <w:rPr>
-                <w:rFonts w:ascii="Times New Roman" w:hAnsi="Times New Roman" w:eastAsia="Times New Roman"/>
-                <w:b w:val="0"/>
-                <w:sz w:val="20"/>
-              </w:rPr>
-              <w:t>Зритель</w:t>
-            </w:r>
-          </w:p>
-        </w:tc>
-        <w:tc>
-          <w:tcPr>
-            <w:tcW w:type="dxa" w:w="1995"/>
-          </w:tcPr>
-          <w:p>
-            <w:r/>
-            <w:r>
-              <w:rPr>
-                <w:rFonts w:ascii="Times New Roman" w:hAnsi="Times New Roman" w:eastAsia="Times New Roman"/>
-                <w:b w:val="0"/>
-                <w:sz w:val="20"/>
-              </w:rPr>
-              <w:t>дата_регистрации</w:t>
-            </w:r>
-          </w:p>
-        </w:tc>
-        <w:tc>
-          <w:tcPr>
-            <w:tcW w:type="dxa" w:w="1995"/>
-          </w:tcPr>
-          <w:p>
-            <w:r/>
-            <w:r>
-              <w:rPr>
-                <w:rFonts w:ascii="Times New Roman" w:hAnsi="Times New Roman" w:eastAsia="Times New Roman"/>
-                <w:b w:val="0"/>
-                <w:sz w:val="20"/>
-              </w:rPr>
-              <w:t>дата-время</w:t>
-            </w:r>
-          </w:p>
-        </w:tc>
-        <w:tc>
-          <w:tcPr>
-            <w:tcW w:type="dxa" w:w="1995"/>
-          </w:tcPr>
-          <w:p>
-            <w:r/>
-            <w:r>
-              <w:rPr>
-                <w:rFonts w:ascii="Times New Roman" w:hAnsi="Times New Roman" w:eastAsia="Times New Roman"/>
-                <w:b w:val="0"/>
-                <w:sz w:val="20"/>
-              </w:rPr>
-              <w:t>да</w:t>
-            </w:r>
-          </w:p>
-        </w:tc>
-        <w:tc>
-          <w:tcPr>
-            <w:tcW w:type="dxa" w:w="1995"/>
-          </w:tcPr>
-          <w:p>
-            <w:r/>
-            <w:r>
-              <w:rPr>
-                <w:rFonts w:ascii="Times New Roman" w:hAnsi="Times New Roman" w:eastAsia="Times New Roman"/>
-                <w:b w:val="0"/>
-                <w:sz w:val="20"/>
-              </w:rPr>
-              <w:t>нет</w:t>
-            </w:r>
-          </w:p>
-        </w:tc>
-      </w:tr>
-      <w:tr>
-        <w:tc>
-          <w:tcPr>
-            <w:tcW w:type="dxa" w:w="1995"/>
-          </w:tcPr>
-          <w:p>
-            <w:r/>
-            <w:r>
-              <w:rPr>
-                <w:rFonts w:ascii="Times New Roman" w:hAnsi="Times New Roman" w:eastAsia="Times New Roman"/>
-                <w:b w:val="0"/>
-                <w:sz w:val="20"/>
-              </w:rPr>
-              <w:t>Сотрудник</w:t>
-            </w:r>
-          </w:p>
-        </w:tc>
-        <w:tc>
-          <w:tcPr>
-            <w:tcW w:type="dxa" w:w="1995"/>
-          </w:tcPr>
-          <w:p>
-            <w:r/>
-            <w:r>
-              <w:rPr>
-                <w:rFonts w:ascii="Times New Roman" w:hAnsi="Times New Roman" w:eastAsia="Times New Roman"/>
-                <w:b w:val="0"/>
-                <w:sz w:val="20"/>
-              </w:rPr>
-              <w:t>id_сотрудника</w:t>
-            </w:r>
-          </w:p>
-        </w:tc>
-        <w:tc>
-          <w:tcPr>
-            <w:tcW w:type="dxa" w:w="1995"/>
-          </w:tcPr>
-          <w:p>
-            <w:r/>
-            <w:r>
-              <w:rPr>
-                <w:rFonts w:ascii="Times New Roman" w:hAnsi="Times New Roman" w:eastAsia="Times New Roman"/>
-                <w:b w:val="0"/>
-                <w:sz w:val="20"/>
-              </w:rPr>
-              <w:t>число (суррогатный ключ)</w:t>
-            </w:r>
-          </w:p>
-        </w:tc>
-        <w:tc>
-          <w:tcPr>
-            <w:tcW w:type="dxa" w:w="1995"/>
-          </w:tcPr>
-          <w:p>
-            <w:r/>
-            <w:r>
-              <w:rPr>
-                <w:rFonts w:ascii="Times New Roman" w:hAnsi="Times New Roman" w:eastAsia="Times New Roman"/>
-                <w:b w:val="0"/>
-                <w:sz w:val="20"/>
-              </w:rPr>
-              <w:t>да</w:t>
-            </w:r>
-          </w:p>
-        </w:tc>
-        <w:tc>
-          <w:tcPr>
-            <w:tcW w:type="dxa" w:w="1995"/>
-          </w:tcPr>
-          <w:p>
-            <w:r/>
-            <w:r>
-              <w:rPr>
-                <w:rFonts w:ascii="Times New Roman" w:hAnsi="Times New Roman" w:eastAsia="Times New Roman"/>
-                <w:b w:val="0"/>
-                <w:sz w:val="20"/>
-              </w:rPr>
-              <w:t>да</w:t>
-            </w:r>
-          </w:p>
-        </w:tc>
-      </w:tr>
-      <w:tr>
-        <w:tc>
-          <w:tcPr>
-            <w:tcW w:type="dxa" w:w="1995"/>
-          </w:tcPr>
-          <w:p>
-            <w:r/>
-            <w:r>
-              <w:rPr>
-                <w:rFonts w:ascii="Times New Roman" w:hAnsi="Times New Roman" w:eastAsia="Times New Roman"/>
-                <w:b w:val="0"/>
-                <w:sz w:val="20"/>
-              </w:rPr>
-              <w:t>Сотрудник</w:t>
-            </w:r>
-          </w:p>
-        </w:tc>
-        <w:tc>
-          <w:tcPr>
-            <w:tcW w:type="dxa" w:w="1995"/>
-          </w:tcPr>
-          <w:p>
-            <w:r/>
-            <w:r>
-              <w:rPr>
-                <w:rFonts w:ascii="Times New Roman" w:hAnsi="Times New Roman" w:eastAsia="Times New Roman"/>
-                <w:b w:val="0"/>
-                <w:sz w:val="20"/>
-              </w:rPr>
-              <w:t>фио</w:t>
-            </w:r>
-          </w:p>
-        </w:tc>
-        <w:tc>
-          <w:tcPr>
-            <w:tcW w:type="dxa" w:w="1995"/>
-          </w:tcPr>
-          <w:p>
-            <w:r/>
-            <w:r>
-              <w:rPr>
-                <w:rFonts w:ascii="Times New Roman" w:hAnsi="Times New Roman" w:eastAsia="Times New Roman"/>
-                <w:b w:val="0"/>
-                <w:sz w:val="20"/>
-              </w:rPr>
-              <w:t>строка</w:t>
-            </w:r>
-          </w:p>
-        </w:tc>
-        <w:tc>
-          <w:tcPr>
-            <w:tcW w:type="dxa" w:w="1995"/>
-          </w:tcPr>
-          <w:p>
-            <w:r/>
-            <w:r>
-              <w:rPr>
-                <w:rFonts w:ascii="Times New Roman" w:hAnsi="Times New Roman" w:eastAsia="Times New Roman"/>
-                <w:b w:val="0"/>
-                <w:sz w:val="20"/>
-              </w:rPr>
-              <w:t>да</w:t>
-            </w:r>
-          </w:p>
-        </w:tc>
-        <w:tc>
-          <w:tcPr>
-            <w:tcW w:type="dxa" w:w="1995"/>
-          </w:tcPr>
-          <w:p>
-            <w:r/>
-            <w:r>
-              <w:rPr>
-                <w:rFonts w:ascii="Times New Roman" w:hAnsi="Times New Roman" w:eastAsia="Times New Roman"/>
-                <w:b w:val="0"/>
-                <w:sz w:val="20"/>
-              </w:rPr>
-              <w:t>нет</w:t>
-            </w:r>
-          </w:p>
-        </w:tc>
-      </w:tr>
-      <w:tr>
-        <w:tc>
-          <w:tcPr>
-            <w:tcW w:type="dxa" w:w="1995"/>
-          </w:tcPr>
-          <w:p>
-            <w:r/>
-            <w:r>
-              <w:rPr>
-                <w:rFonts w:ascii="Times New Roman" w:hAnsi="Times New Roman" w:eastAsia="Times New Roman"/>
-                <w:b w:val="0"/>
-                <w:sz w:val="20"/>
-              </w:rPr>
-              <w:t>Сотрудник</w:t>
-            </w:r>
-          </w:p>
-        </w:tc>
-        <w:tc>
-          <w:tcPr>
-            <w:tcW w:type="dxa" w:w="1995"/>
-          </w:tcPr>
-          <w:p>
-            <w:r/>
-            <w:r>
-              <w:rPr>
-                <w:rFonts w:ascii="Times New Roman" w:hAnsi="Times New Roman" w:eastAsia="Times New Roman"/>
-                <w:b w:val="0"/>
-                <w:sz w:val="20"/>
-              </w:rPr>
-              <w:t>роль</w:t>
-            </w:r>
-          </w:p>
-        </w:tc>
-        <w:tc>
-          <w:tcPr>
-            <w:tcW w:type="dxa" w:w="1995"/>
-          </w:tcPr>
-          <w:p>
-            <w:r/>
-            <w:r>
-              <w:rPr>
-                <w:rFonts w:ascii="Times New Roman" w:hAnsi="Times New Roman" w:eastAsia="Times New Roman"/>
-                <w:b w:val="0"/>
-                <w:sz w:val="20"/>
-              </w:rPr>
-              <w:t>строка (админ/кассир)</w:t>
-            </w:r>
-          </w:p>
-        </w:tc>
-        <w:tc>
-          <w:tcPr>
-            <w:tcW w:type="dxa" w:w="1995"/>
-          </w:tcPr>
-          <w:p>
-            <w:r/>
-            <w:r>
-              <w:rPr>
-                <w:rFonts w:ascii="Times New Roman" w:hAnsi="Times New Roman" w:eastAsia="Times New Roman"/>
-                <w:b w:val="0"/>
-                <w:sz w:val="20"/>
-              </w:rPr>
-              <w:t>да</w:t>
-            </w:r>
-          </w:p>
-        </w:tc>
-        <w:tc>
-          <w:tcPr>
-            <w:tcW w:type="dxa" w:w="1995"/>
-          </w:tcPr>
-          <w:p>
-            <w:r/>
-            <w:r>
-              <w:rPr>
-                <w:rFonts w:ascii="Times New Roman" w:hAnsi="Times New Roman" w:eastAsia="Times New Roman"/>
-                <w:b w:val="0"/>
-                <w:sz w:val="20"/>
-              </w:rPr>
-              <w:t>нет</w:t>
-            </w:r>
-          </w:p>
-        </w:tc>
-      </w:tr>
-      <w:tr>
-        <w:tc>
-          <w:tcPr>
-            <w:tcW w:type="dxa" w:w="1995"/>
-          </w:tcPr>
-          <w:p>
-            <w:r/>
-            <w:r>
-              <w:rPr>
-                <w:rFonts w:ascii="Times New Roman" w:hAnsi="Times New Roman" w:eastAsia="Times New Roman"/>
-                <w:b w:val="0"/>
-                <w:sz w:val="20"/>
-              </w:rPr>
-              <w:t>Сотрудник</w:t>
-            </w:r>
-          </w:p>
-        </w:tc>
-        <w:tc>
-          <w:tcPr>
-            <w:tcW w:type="dxa" w:w="1995"/>
-          </w:tcPr>
-          <w:p>
-            <w:r/>
-            <w:r>
-              <w:rPr>
-                <w:rFonts w:ascii="Times New Roman" w:hAnsi="Times New Roman" w:eastAsia="Times New Roman"/>
-                <w:b w:val="0"/>
-                <w:sz w:val="20"/>
-              </w:rPr>
-              <w:t>логин</w:t>
-            </w:r>
-          </w:p>
-        </w:tc>
-        <w:tc>
-          <w:tcPr>
-            <w:tcW w:type="dxa" w:w="1995"/>
-          </w:tcPr>
-          <w:p>
-            <w:r/>
-            <w:r>
-              <w:rPr>
-                <w:rFonts w:ascii="Times New Roman" w:hAnsi="Times New Roman" w:eastAsia="Times New Roman"/>
-                <w:b w:val="0"/>
-                <w:sz w:val="20"/>
-              </w:rPr>
-              <w:t>строка</w:t>
-            </w:r>
-          </w:p>
-        </w:tc>
-        <w:tc>
-          <w:tcPr>
-            <w:tcW w:type="dxa" w:w="1995"/>
-          </w:tcPr>
-          <w:p>
-            <w:r/>
-            <w:r>
-              <w:rPr>
-                <w:rFonts w:ascii="Times New Roman" w:hAnsi="Times New Roman" w:eastAsia="Times New Roman"/>
-                <w:b w:val="0"/>
-                <w:sz w:val="20"/>
-              </w:rPr>
-              <w:t>да</w:t>
-            </w:r>
-          </w:p>
-        </w:tc>
-        <w:tc>
-          <w:tcPr>
-            <w:tcW w:type="dxa" w:w="1995"/>
-          </w:tcPr>
-          <w:p>
-            <w:r/>
-            <w:r>
-              <w:rPr>
-                <w:rFonts w:ascii="Times New Roman" w:hAnsi="Times New Roman" w:eastAsia="Times New Roman"/>
-                <w:b w:val="0"/>
-                <w:sz w:val="20"/>
-              </w:rPr>
-              <w:t>да</w:t>
-            </w:r>
-          </w:p>
-        </w:tc>
-      </w:tr>
-      <w:tr>
-        <w:tc>
-          <w:tcPr>
-            <w:tcW w:type="dxa" w:w="1995"/>
-          </w:tcPr>
-          <w:p>
-            <w:r/>
-            <w:r>
-              <w:rPr>
-                <w:rFonts w:ascii="Times New Roman" w:hAnsi="Times New Roman" w:eastAsia="Times New Roman"/>
-                <w:b w:val="0"/>
-                <w:sz w:val="20"/>
-              </w:rPr>
-              <w:t>Сотрудник</w:t>
-            </w:r>
-          </w:p>
-        </w:tc>
-        <w:tc>
-          <w:tcPr>
-            <w:tcW w:type="dxa" w:w="1995"/>
-          </w:tcPr>
-          <w:p>
-            <w:r/>
-            <w:r>
-              <w:rPr>
-                <w:rFonts w:ascii="Times New Roman" w:hAnsi="Times New Roman" w:eastAsia="Times New Roman"/>
-                <w:b w:val="0"/>
-                <w:sz w:val="20"/>
-              </w:rPr>
-              <w:t>активен</w:t>
-            </w:r>
-          </w:p>
-        </w:tc>
-        <w:tc>
-          <w:tcPr>
-            <w:tcW w:type="dxa" w:w="1995"/>
-          </w:tcPr>
-          <w:p>
-            <w:r/>
-            <w:r>
-              <w:rPr>
-                <w:rFonts w:ascii="Times New Roman" w:hAnsi="Times New Roman" w:eastAsia="Times New Roman"/>
-                <w:b w:val="0"/>
-                <w:sz w:val="20"/>
-              </w:rPr>
-              <w:t>логический</w:t>
-            </w:r>
-          </w:p>
-        </w:tc>
-        <w:tc>
-          <w:tcPr>
-            <w:tcW w:type="dxa" w:w="1995"/>
-          </w:tcPr>
-          <w:p>
-            <w:r/>
-            <w:r>
-              <w:rPr>
-                <w:rFonts w:ascii="Times New Roman" w:hAnsi="Times New Roman" w:eastAsia="Times New Roman"/>
-                <w:b w:val="0"/>
-                <w:sz w:val="20"/>
-              </w:rPr>
-              <w:t>да</w:t>
-            </w:r>
-          </w:p>
-        </w:tc>
-        <w:tc>
-          <w:tcPr>
-            <w:tcW w:type="dxa" w:w="1995"/>
-          </w:tcPr>
-          <w:p>
-            <w:r/>
-            <w:r>
-              <w:rPr>
-                <w:rFonts w:ascii="Times New Roman" w:hAnsi="Times New Roman" w:eastAsia="Times New Roman"/>
-                <w:b w:val="0"/>
-                <w:sz w:val="20"/>
-              </w:rPr>
-              <w:t>нет</w:t>
-            </w:r>
-          </w:p>
-        </w:tc>
-      </w:tr>
-      <w:tr>
-        <w:tc>
-          <w:tcPr>
-            <w:tcW w:type="dxa" w:w="1995"/>
-          </w:tcPr>
-          <w:p>
-            <w:r/>
-            <w:r>
-              <w:rPr>
-                <w:rFonts w:ascii="Times New Roman" w:hAnsi="Times New Roman" w:eastAsia="Times New Roman"/>
-                <w:b w:val="0"/>
-                <w:sz w:val="20"/>
-              </w:rPr>
-              <w:t>Билет</w:t>
-            </w:r>
-          </w:p>
-        </w:tc>
-        <w:tc>
-          <w:tcPr>
-            <w:tcW w:type="dxa" w:w="1995"/>
-          </w:tcPr>
-          <w:p>
-            <w:r/>
-            <w:r>
-              <w:rPr>
-                <w:rFonts w:ascii="Times New Roman" w:hAnsi="Times New Roman" w:eastAsia="Times New Roman"/>
-                <w:b w:val="0"/>
-                <w:sz w:val="20"/>
-              </w:rPr>
-              <w:t>id_билета</w:t>
-            </w:r>
-          </w:p>
-        </w:tc>
-        <w:tc>
-          <w:tcPr>
-            <w:tcW w:type="dxa" w:w="1995"/>
-          </w:tcPr>
-          <w:p>
-            <w:r/>
-            <w:r>
-              <w:rPr>
-                <w:rFonts w:ascii="Times New Roman" w:hAnsi="Times New Roman" w:eastAsia="Times New Roman"/>
-                <w:b w:val="0"/>
-                <w:sz w:val="20"/>
-              </w:rPr>
-              <w:t>число (суррогатный ключ)</w:t>
-            </w:r>
-          </w:p>
-        </w:tc>
-        <w:tc>
-          <w:tcPr>
-            <w:tcW w:type="dxa" w:w="1995"/>
-          </w:tcPr>
-          <w:p>
-            <w:r/>
-            <w:r>
-              <w:rPr>
-                <w:rFonts w:ascii="Times New Roman" w:hAnsi="Times New Roman" w:eastAsia="Times New Roman"/>
-                <w:b w:val="0"/>
-                <w:sz w:val="20"/>
-              </w:rPr>
-              <w:t>да</w:t>
-            </w:r>
-          </w:p>
-        </w:tc>
-        <w:tc>
-          <w:tcPr>
-            <w:tcW w:type="dxa" w:w="1995"/>
-          </w:tcPr>
-          <w:p>
-            <w:r/>
-            <w:r>
-              <w:rPr>
-                <w:rFonts w:ascii="Times New Roman" w:hAnsi="Times New Roman" w:eastAsia="Times New Roman"/>
-                <w:b w:val="0"/>
-                <w:sz w:val="20"/>
-              </w:rPr>
-              <w:t>да</w:t>
-            </w:r>
-          </w:p>
-        </w:tc>
-      </w:tr>
-      <w:tr>
-        <w:tc>
-          <w:tcPr>
-            <w:tcW w:type="dxa" w:w="1995"/>
-          </w:tcPr>
-          <w:p>
-            <w:r/>
-            <w:r>
-              <w:rPr>
-                <w:rFonts w:ascii="Times New Roman" w:hAnsi="Times New Roman" w:eastAsia="Times New Roman"/>
-                <w:b w:val="0"/>
-                <w:sz w:val="20"/>
-              </w:rPr>
-              <w:t>Билет</w:t>
-            </w:r>
-          </w:p>
-        </w:tc>
-        <w:tc>
-          <w:tcPr>
-            <w:tcW w:type="dxa" w:w="1995"/>
-          </w:tcPr>
-          <w:p>
-            <w:r/>
-            <w:r>
-              <w:rPr>
-                <w:rFonts w:ascii="Times New Roman" w:hAnsi="Times New Roman" w:eastAsia="Times New Roman"/>
-                <w:b w:val="0"/>
-                <w:sz w:val="20"/>
-              </w:rPr>
-              <w:t>id_сеанса</w:t>
-            </w:r>
-          </w:p>
-        </w:tc>
-        <w:tc>
-          <w:tcPr>
-            <w:tcW w:type="dxa" w:w="1995"/>
-          </w:tcPr>
-          <w:p>
-            <w:r/>
-            <w:r>
-              <w:rPr>
-                <w:rFonts w:ascii="Times New Roman" w:hAnsi="Times New Roman" w:eastAsia="Times New Roman"/>
-                <w:b w:val="0"/>
-                <w:sz w:val="20"/>
-              </w:rPr>
-              <w:t>число (ссылка)</w:t>
-            </w:r>
-          </w:p>
-        </w:tc>
-        <w:tc>
-          <w:tcPr>
-            <w:tcW w:type="dxa" w:w="1995"/>
-          </w:tcPr>
-          <w:p>
-            <w:r/>
-            <w:r>
-              <w:rPr>
-                <w:rFonts w:ascii="Times New Roman" w:hAnsi="Times New Roman" w:eastAsia="Times New Roman"/>
-                <w:b w:val="0"/>
-                <w:sz w:val="20"/>
-              </w:rPr>
-              <w:t>да</w:t>
-            </w:r>
-          </w:p>
-        </w:tc>
-        <w:tc>
-          <w:tcPr>
-            <w:tcW w:type="dxa" w:w="1995"/>
-          </w:tcPr>
-          <w:p>
-            <w:r/>
-            <w:r>
-              <w:rPr>
-                <w:rFonts w:ascii="Times New Roman" w:hAnsi="Times New Roman" w:eastAsia="Times New Roman"/>
-                <w:b w:val="0"/>
-                <w:sz w:val="20"/>
-              </w:rPr>
-              <w:t>нет***</w:t>
-            </w:r>
-          </w:p>
-        </w:tc>
-      </w:tr>
-      <w:tr>
-        <w:tc>
-          <w:tcPr>
-            <w:tcW w:type="dxa" w:w="1995"/>
-          </w:tcPr>
-          <w:p>
-            <w:r/>
-            <w:r>
-              <w:rPr>
-                <w:rFonts w:ascii="Times New Roman" w:hAnsi="Times New Roman" w:eastAsia="Times New Roman"/>
-                <w:b w:val="0"/>
-                <w:sz w:val="20"/>
-              </w:rPr>
-              <w:t>Билет</w:t>
-            </w:r>
-          </w:p>
-        </w:tc>
-        <w:tc>
-          <w:tcPr>
-            <w:tcW w:type="dxa" w:w="1995"/>
-          </w:tcPr>
-          <w:p>
-            <w:r/>
-            <w:r>
-              <w:rPr>
-                <w:rFonts w:ascii="Times New Roman" w:hAnsi="Times New Roman" w:eastAsia="Times New Roman"/>
-                <w:b w:val="0"/>
-                <w:sz w:val="20"/>
-              </w:rPr>
-              <w:t>id_места</w:t>
-            </w:r>
-          </w:p>
-        </w:tc>
-        <w:tc>
-          <w:tcPr>
-            <w:tcW w:type="dxa" w:w="1995"/>
-          </w:tcPr>
-          <w:p>
-            <w:r/>
-            <w:r>
-              <w:rPr>
-                <w:rFonts w:ascii="Times New Roman" w:hAnsi="Times New Roman" w:eastAsia="Times New Roman"/>
-                <w:b w:val="0"/>
-                <w:sz w:val="20"/>
-              </w:rPr>
-              <w:t>число (ссылка)</w:t>
-            </w:r>
-          </w:p>
-        </w:tc>
-        <w:tc>
-          <w:tcPr>
-            <w:tcW w:type="dxa" w:w="1995"/>
-          </w:tcPr>
-          <w:p>
-            <w:r/>
-            <w:r>
-              <w:rPr>
-                <w:rFonts w:ascii="Times New Roman" w:hAnsi="Times New Roman" w:eastAsia="Times New Roman"/>
-                <w:b w:val="0"/>
-                <w:sz w:val="20"/>
-              </w:rPr>
-              <w:t>да</w:t>
-            </w:r>
-          </w:p>
-        </w:tc>
-        <w:tc>
-          <w:tcPr>
-            <w:tcW w:type="dxa" w:w="1995"/>
-          </w:tcPr>
-          <w:p>
-            <w:r/>
-            <w:r>
-              <w:rPr>
-                <w:rFonts w:ascii="Times New Roman" w:hAnsi="Times New Roman" w:eastAsia="Times New Roman"/>
-                <w:b w:val="0"/>
-                <w:sz w:val="20"/>
-              </w:rPr>
-              <w:t>нет***</w:t>
-            </w:r>
-          </w:p>
-        </w:tc>
-      </w:tr>
-      <w:tr>
-        <w:tc>
-          <w:tcPr>
-            <w:tcW w:type="dxa" w:w="1995"/>
-          </w:tcPr>
-          <w:p>
-            <w:r/>
-            <w:r>
-              <w:rPr>
-                <w:rFonts w:ascii="Times New Roman" w:hAnsi="Times New Roman" w:eastAsia="Times New Roman"/>
-                <w:b w:val="0"/>
-                <w:sz w:val="20"/>
-              </w:rPr>
-              <w:t>Билет</w:t>
-            </w:r>
-          </w:p>
-        </w:tc>
-        <w:tc>
-          <w:tcPr>
-            <w:tcW w:type="dxa" w:w="1995"/>
-          </w:tcPr>
-          <w:p>
-            <w:r/>
-            <w:r>
-              <w:rPr>
-                <w:rFonts w:ascii="Times New Roman" w:hAnsi="Times New Roman" w:eastAsia="Times New Roman"/>
-                <w:b w:val="0"/>
-                <w:sz w:val="20"/>
-              </w:rPr>
-              <w:t>id_зрителя</w:t>
-            </w:r>
-          </w:p>
-        </w:tc>
-        <w:tc>
-          <w:tcPr>
-            <w:tcW w:type="dxa" w:w="1995"/>
-          </w:tcPr>
-          <w:p>
-            <w:r/>
-            <w:r>
-              <w:rPr>
-                <w:rFonts w:ascii="Times New Roman" w:hAnsi="Times New Roman" w:eastAsia="Times New Roman"/>
-                <w:b w:val="0"/>
-                <w:sz w:val="20"/>
-              </w:rPr>
-              <w:t>число (ссылка)</w:t>
-            </w:r>
-          </w:p>
-        </w:tc>
-        <w:tc>
-          <w:tcPr>
-            <w:tcW w:type="dxa" w:w="1995"/>
-          </w:tcPr>
-          <w:p>
-            <w:r/>
-            <w:r>
-              <w:rPr>
-                <w:rFonts w:ascii="Times New Roman" w:hAnsi="Times New Roman" w:eastAsia="Times New Roman"/>
-                <w:b w:val="0"/>
-                <w:sz w:val="20"/>
-              </w:rPr>
-              <w:t>нет</w:t>
-            </w:r>
-          </w:p>
-        </w:tc>
-        <w:tc>
-          <w:tcPr>
-            <w:tcW w:type="dxa" w:w="1995"/>
-          </w:tcPr>
-          <w:p>
-            <w:r/>
-            <w:r>
-              <w:rPr>
-                <w:rFonts w:ascii="Times New Roman" w:hAnsi="Times New Roman" w:eastAsia="Times New Roman"/>
-                <w:b w:val="0"/>
-                <w:sz w:val="20"/>
-              </w:rPr>
-              <w:t>нет</w:t>
-            </w:r>
-          </w:p>
-        </w:tc>
-      </w:tr>
-      <w:tr>
-        <w:tc>
-          <w:tcPr>
-            <w:tcW w:type="dxa" w:w="1995"/>
-          </w:tcPr>
-          <w:p>
-            <w:r/>
-            <w:r>
-              <w:rPr>
-                <w:rFonts w:ascii="Times New Roman" w:hAnsi="Times New Roman" w:eastAsia="Times New Roman"/>
-                <w:b w:val="0"/>
-                <w:sz w:val="20"/>
-              </w:rPr>
-              <w:t>Билет</w:t>
-            </w:r>
-          </w:p>
-        </w:tc>
-        <w:tc>
-          <w:tcPr>
-            <w:tcW w:type="dxa" w:w="1995"/>
-          </w:tcPr>
-          <w:p>
-            <w:r/>
-            <w:r>
-              <w:rPr>
-                <w:rFonts w:ascii="Times New Roman" w:hAnsi="Times New Roman" w:eastAsia="Times New Roman"/>
-                <w:b w:val="0"/>
-                <w:sz w:val="20"/>
-              </w:rPr>
-              <w:t>id_сотрудника</w:t>
-            </w:r>
-          </w:p>
-        </w:tc>
-        <w:tc>
-          <w:tcPr>
-            <w:tcW w:type="dxa" w:w="1995"/>
-          </w:tcPr>
-          <w:p>
-            <w:r/>
-            <w:r>
-              <w:rPr>
-                <w:rFonts w:ascii="Times New Roman" w:hAnsi="Times New Roman" w:eastAsia="Times New Roman"/>
-                <w:b w:val="0"/>
-                <w:sz w:val="20"/>
-              </w:rPr>
-              <w:t>число (ссылка)</w:t>
-            </w:r>
-          </w:p>
-        </w:tc>
-        <w:tc>
-          <w:tcPr>
-            <w:tcW w:type="dxa" w:w="1995"/>
-          </w:tcPr>
-          <w:p>
-            <w:r/>
-            <w:r>
-              <w:rPr>
-                <w:rFonts w:ascii="Times New Roman" w:hAnsi="Times New Roman" w:eastAsia="Times New Roman"/>
-                <w:b w:val="0"/>
-                <w:sz w:val="20"/>
-              </w:rPr>
-              <w:t>нет</w:t>
-            </w:r>
-          </w:p>
-        </w:tc>
-        <w:tc>
-          <w:tcPr>
-            <w:tcW w:type="dxa" w:w="1995"/>
-          </w:tcPr>
-          <w:p>
-            <w:r/>
-            <w:r>
-              <w:rPr>
-                <w:rFonts w:ascii="Times New Roman" w:hAnsi="Times New Roman" w:eastAsia="Times New Roman"/>
-                <w:b w:val="0"/>
-                <w:sz w:val="20"/>
-              </w:rPr>
-              <w:t>нет</w:t>
-            </w:r>
-          </w:p>
-        </w:tc>
-      </w:tr>
-      <w:tr>
-        <w:tc>
-          <w:tcPr>
-            <w:tcW w:type="dxa" w:w="1995"/>
-          </w:tcPr>
-          <w:p>
-            <w:r/>
-            <w:r>
-              <w:rPr>
-                <w:rFonts w:ascii="Times New Roman" w:hAnsi="Times New Roman" w:eastAsia="Times New Roman"/>
-                <w:b w:val="0"/>
-                <w:sz w:val="20"/>
-              </w:rPr>
-              <w:t>Билет</w:t>
-            </w:r>
-          </w:p>
-        </w:tc>
-        <w:tc>
-          <w:tcPr>
-            <w:tcW w:type="dxa" w:w="1995"/>
-          </w:tcPr>
-          <w:p>
-            <w:r/>
-            <w:r>
-              <w:rPr>
-                <w:rFonts w:ascii="Times New Roman" w:hAnsi="Times New Roman" w:eastAsia="Times New Roman"/>
-                <w:b w:val="0"/>
-                <w:sz w:val="20"/>
-              </w:rPr>
-              <w:t>цена</w:t>
-            </w:r>
-          </w:p>
-        </w:tc>
-        <w:tc>
-          <w:tcPr>
-            <w:tcW w:type="dxa" w:w="1995"/>
-          </w:tcPr>
-          <w:p>
-            <w:r/>
-            <w:r>
-              <w:rPr>
-                <w:rFonts w:ascii="Times New Roman" w:hAnsi="Times New Roman" w:eastAsia="Times New Roman"/>
-                <w:b w:val="0"/>
-                <w:sz w:val="20"/>
-              </w:rPr>
-              <w:t>число (денежное)</w:t>
-            </w:r>
-          </w:p>
-        </w:tc>
-        <w:tc>
-          <w:tcPr>
-            <w:tcW w:type="dxa" w:w="1995"/>
-          </w:tcPr>
-          <w:p>
-            <w:r/>
-            <w:r>
-              <w:rPr>
-                <w:rFonts w:ascii="Times New Roman" w:hAnsi="Times New Roman" w:eastAsia="Times New Roman"/>
-                <w:b w:val="0"/>
-                <w:sz w:val="20"/>
-              </w:rPr>
-              <w:t>да</w:t>
-            </w:r>
-          </w:p>
-        </w:tc>
-        <w:tc>
-          <w:tcPr>
-            <w:tcW w:type="dxa" w:w="1995"/>
-          </w:tcPr>
-          <w:p>
-            <w:r/>
-            <w:r>
-              <w:rPr>
-                <w:rFonts w:ascii="Times New Roman" w:hAnsi="Times New Roman" w:eastAsia="Times New Roman"/>
-                <w:b w:val="0"/>
-                <w:sz w:val="20"/>
-              </w:rPr>
-              <w:t>нет</w:t>
-            </w:r>
-          </w:p>
-        </w:tc>
-      </w:tr>
-      <w:tr>
-        <w:tc>
-          <w:tcPr>
-            <w:tcW w:type="dxa" w:w="1995"/>
-          </w:tcPr>
-          <w:p>
-            <w:r/>
-            <w:r>
-              <w:rPr>
-                <w:rFonts w:ascii="Times New Roman" w:hAnsi="Times New Roman" w:eastAsia="Times New Roman"/>
-                <w:b w:val="0"/>
-                <w:sz w:val="20"/>
-              </w:rPr>
-              <w:t>Билет</w:t>
-            </w:r>
-          </w:p>
-        </w:tc>
-        <w:tc>
-          <w:tcPr>
-            <w:tcW w:type="dxa" w:w="1995"/>
-          </w:tcPr>
-          <w:p>
-            <w:r/>
-            <w:r>
-              <w:rPr>
-                <w:rFonts w:ascii="Times New Roman" w:hAnsi="Times New Roman" w:eastAsia="Times New Roman"/>
-                <w:b w:val="0"/>
-                <w:sz w:val="20"/>
-              </w:rPr>
-              <w:t>статус</w:t>
-            </w:r>
-          </w:p>
-        </w:tc>
-        <w:tc>
-          <w:tcPr>
-            <w:tcW w:type="dxa" w:w="1995"/>
-          </w:tcPr>
-          <w:p>
-            <w:r/>
-            <w:r>
-              <w:rPr>
-                <w:rFonts w:ascii="Times New Roman" w:hAnsi="Times New Roman" w:eastAsia="Times New Roman"/>
-                <w:b w:val="0"/>
-                <w:sz w:val="20"/>
-              </w:rPr>
-              <w:t>строка (продан/забронирован/возвращён)</w:t>
-            </w:r>
-          </w:p>
-        </w:tc>
-        <w:tc>
-          <w:tcPr>
-            <w:tcW w:type="dxa" w:w="1995"/>
-          </w:tcPr>
-          <w:p>
-            <w:r/>
-            <w:r>
-              <w:rPr>
-                <w:rFonts w:ascii="Times New Roman" w:hAnsi="Times New Roman" w:eastAsia="Times New Roman"/>
-                <w:b w:val="0"/>
-                <w:sz w:val="20"/>
-              </w:rPr>
-              <w:t>да</w:t>
-            </w:r>
-          </w:p>
-        </w:tc>
-        <w:tc>
-          <w:tcPr>
-            <w:tcW w:type="dxa" w:w="1995"/>
-          </w:tcPr>
-          <w:p>
-            <w:r/>
-            <w:r>
-              <w:rPr>
-                <w:rFonts w:ascii="Times New Roman" w:hAnsi="Times New Roman" w:eastAsia="Times New Roman"/>
-                <w:b w:val="0"/>
-                <w:sz w:val="20"/>
-              </w:rPr>
-              <w:t>нет</w:t>
-            </w:r>
-          </w:p>
-        </w:tc>
-      </w:tr>
-      <w:tr>
-        <w:tc>
-          <w:tcPr>
-            <w:tcW w:type="dxa" w:w="1995"/>
-          </w:tcPr>
-          <w:p>
-            <w:r/>
-            <w:r>
-              <w:rPr>
-                <w:rFonts w:ascii="Times New Roman" w:hAnsi="Times New Roman" w:eastAsia="Times New Roman"/>
-                <w:b w:val="0"/>
-                <w:sz w:val="20"/>
-              </w:rPr>
-              <w:t>Билет</w:t>
-            </w:r>
-          </w:p>
-        </w:tc>
-        <w:tc>
-          <w:tcPr>
-            <w:tcW w:type="dxa" w:w="1995"/>
-          </w:tcPr>
-          <w:p>
-            <w:r/>
-            <w:r>
-              <w:rPr>
-                <w:rFonts w:ascii="Times New Roman" w:hAnsi="Times New Roman" w:eastAsia="Times New Roman"/>
-                <w:b w:val="0"/>
-                <w:sz w:val="20"/>
-              </w:rPr>
-              <w:t>дата_продажи</w:t>
-            </w:r>
-          </w:p>
-        </w:tc>
-        <w:tc>
-          <w:tcPr>
-            <w:tcW w:type="dxa" w:w="1995"/>
-          </w:tcPr>
-          <w:p>
-            <w:r/>
-            <w:r>
-              <w:rPr>
-                <w:rFonts w:ascii="Times New Roman" w:hAnsi="Times New Roman" w:eastAsia="Times New Roman"/>
-                <w:b w:val="0"/>
-                <w:sz w:val="20"/>
-              </w:rPr>
-              <w:t>дата-время</w:t>
-            </w:r>
-          </w:p>
-        </w:tc>
-        <w:tc>
-          <w:tcPr>
-            <w:tcW w:type="dxa" w:w="1995"/>
-          </w:tcPr>
-          <w:p>
-            <w:r/>
-            <w:r>
-              <w:rPr>
-                <w:rFonts w:ascii="Times New Roman" w:hAnsi="Times New Roman" w:eastAsia="Times New Roman"/>
-                <w:b w:val="0"/>
-                <w:sz w:val="20"/>
-              </w:rPr>
-              <w:t>да</w:t>
-            </w:r>
-          </w:p>
-        </w:tc>
-        <w:tc>
-          <w:tcPr>
-            <w:tcW w:type="dxa" w:w="1995"/>
-          </w:tcPr>
-          <w:p>
-            <w:r/>
-            <w:r>
-              <w:rPr>
-                <w:rFonts w:ascii="Times New Roman" w:hAnsi="Times New Roman" w:eastAsia="Times New Roman"/>
-                <w:b w:val="0"/>
-                <w:sz w:val="20"/>
-              </w:rPr>
-              <w:t>нет</w:t>
+              <w:t>CHECK + логика занятости</w:t>
             </w:r>
           </w:p>
         </w:tc>
@@ -5485,8 +3188,214 @@
     <w:p/>
     <w:p>
       <w:pPr>
-        <w:spacing w:after="120"/>
-        <w:ind w:firstLine="709"/>
+        <w:pStyle w:val="Heading2"/>
+      </w:pPr>
+      <w:r>
+        <w:rPr>
+          <w:rFonts w:ascii="Times New Roman" w:hAnsi="Times New Roman" w:eastAsia="Times New Roman"/>
+          <w:b/>
+          <w:i w:val="0"/>
+          <w:sz w:val="26"/>
+        </w:rPr>
+        <w:t>Связь правил с процессами</w:t>
+      </w:r>
+    </w:p>
+    <w:tbl>
+      <w:tblPr>
+        <w:tblStyle w:val="TableGrid"/>
+        <w:tblW w:type="auto" w:w="0"/>
+        <w:tblLook w:firstColumn="1" w:firstRow="1" w:lastColumn="0" w:lastRow="0" w:noHBand="0" w:noVBand="1" w:val="04A0"/>
+      </w:tblPr>
+      <w:tblGrid>
+        <w:gridCol w:w="4986"/>
+        <w:gridCol w:w="4986"/>
+      </w:tblGrid>
+      <w:tr>
+        <w:tc>
+          <w:tcPr>
+            <w:tcW w:type="dxa" w:w="4986"/>
+          </w:tcPr>
+          <w:p>
+            <w:r/>
+            <w:r>
+              <w:rPr>
+                <w:rFonts w:ascii="Times New Roman" w:hAnsi="Times New Roman" w:eastAsia="Times New Roman"/>
+                <w:b/>
+                <w:i w:val="0"/>
+                <w:sz w:val="18"/>
+              </w:rPr>
+              <w:t>Процесс</w:t>
+            </w:r>
+          </w:p>
+        </w:tc>
+        <w:tc>
+          <w:tcPr>
+            <w:tcW w:type="dxa" w:w="4986"/>
+          </w:tcPr>
+          <w:p>
+            <w:r/>
+            <w:r>
+              <w:rPr>
+                <w:rFonts w:ascii="Times New Roman" w:hAnsi="Times New Roman" w:eastAsia="Times New Roman"/>
+                <w:b/>
+                <w:i w:val="0"/>
+                <w:sz w:val="18"/>
+              </w:rPr>
+              <w:t>Какие правила защищают</w:t>
+            </w:r>
+          </w:p>
+        </w:tc>
+      </w:tr>
+      <w:tr>
+        <w:tc>
+          <w:tcPr>
+            <w:tcW w:type="dxa" w:w="4986"/>
+          </w:tcPr>
+          <w:p>
+            <w:r/>
+            <w:r>
+              <w:rPr>
+                <w:rFonts w:ascii="Times New Roman" w:hAnsi="Times New Roman" w:eastAsia="Times New Roman"/>
+                <w:b w:val="0"/>
+                <w:i w:val="0"/>
+                <w:sz w:val="18"/>
+              </w:rPr>
+              <w:t>P1. Планирование сеанса</w:t>
+            </w:r>
+          </w:p>
+        </w:tc>
+        <w:tc>
+          <w:tcPr>
+            <w:tcW w:type="dxa" w:w="4986"/>
+          </w:tcPr>
+          <w:p>
+            <w:r/>
+            <w:r>
+              <w:rPr>
+                <w:rFonts w:ascii="Times New Roman" w:hAnsi="Times New Roman" w:eastAsia="Times New Roman"/>
+                <w:b w:val="0"/>
+                <w:i w:val="0"/>
+                <w:sz w:val="18"/>
+              </w:rPr>
+              <w:t>BR-2, BR-3, BR-5</w:t>
+            </w:r>
+          </w:p>
+        </w:tc>
+      </w:tr>
+      <w:tr>
+        <w:tc>
+          <w:tcPr>
+            <w:tcW w:type="dxa" w:w="4986"/>
+          </w:tcPr>
+          <w:p>
+            <w:r/>
+            <w:r>
+              <w:rPr>
+                <w:rFonts w:ascii="Times New Roman" w:hAnsi="Times New Roman" w:eastAsia="Times New Roman"/>
+                <w:b w:val="0"/>
+                <w:i w:val="0"/>
+                <w:sz w:val="18"/>
+              </w:rPr>
+              <w:t>P2. Продажа билета</w:t>
+            </w:r>
+          </w:p>
+        </w:tc>
+        <w:tc>
+          <w:tcPr>
+            <w:tcW w:type="dxa" w:w="4986"/>
+          </w:tcPr>
+          <w:p>
+            <w:r/>
+            <w:r>
+              <w:rPr>
+                <w:rFonts w:ascii="Times New Roman" w:hAnsi="Times New Roman" w:eastAsia="Times New Roman"/>
+                <w:b w:val="0"/>
+                <w:i w:val="0"/>
+                <w:sz w:val="18"/>
+              </w:rPr>
+              <w:t>BR-1, BR-2, BR-4, BR-7</w:t>
+            </w:r>
+          </w:p>
+        </w:tc>
+      </w:tr>
+      <w:tr>
+        <w:tc>
+          <w:tcPr>
+            <w:tcW w:type="dxa" w:w="4986"/>
+          </w:tcPr>
+          <w:p>
+            <w:r/>
+            <w:r>
+              <w:rPr>
+                <w:rFonts w:ascii="Times New Roman" w:hAnsi="Times New Roman" w:eastAsia="Times New Roman"/>
+                <w:b w:val="0"/>
+                <w:i w:val="0"/>
+                <w:sz w:val="18"/>
+              </w:rPr>
+              <w:t>P3. Возврат билета</w:t>
+            </w:r>
+          </w:p>
+        </w:tc>
+        <w:tc>
+          <w:tcPr>
+            <w:tcW w:type="dxa" w:w="4986"/>
+          </w:tcPr>
+          <w:p>
+            <w:r/>
+            <w:r>
+              <w:rPr>
+                <w:rFonts w:ascii="Times New Roman" w:hAnsi="Times New Roman" w:eastAsia="Times New Roman"/>
+                <w:b w:val="0"/>
+                <w:i w:val="0"/>
+                <w:sz w:val="18"/>
+              </w:rPr>
+              <w:t>BR-7</w:t>
+            </w:r>
+          </w:p>
+        </w:tc>
+      </w:tr>
+      <w:tr>
+        <w:tc>
+          <w:tcPr>
+            <w:tcW w:type="dxa" w:w="4986"/>
+          </w:tcPr>
+          <w:p>
+            <w:r/>
+            <w:r>
+              <w:rPr>
+                <w:rFonts w:ascii="Times New Roman" w:hAnsi="Times New Roman" w:eastAsia="Times New Roman"/>
+                <w:b w:val="0"/>
+                <w:i w:val="0"/>
+                <w:sz w:val="18"/>
+              </w:rPr>
+              <w:t>P4–P5. Афиша и отчёты</w:t>
+            </w:r>
+          </w:p>
+        </w:tc>
+        <w:tc>
+          <w:tcPr>
+            <w:tcW w:type="dxa" w:w="4986"/>
+          </w:tcPr>
+          <w:p>
+            <w:r/>
+            <w:r>
+              <w:rPr>
+                <w:rFonts w:ascii="Times New Roman" w:hAnsi="Times New Roman" w:eastAsia="Times New Roman"/>
+                <w:b w:val="0"/>
+                <w:i w:val="0"/>
+                <w:sz w:val="18"/>
+              </w:rPr>
+              <w:t>корректность BR-1, BR-7 при подсчётах</w:t>
+            </w:r>
+          </w:p>
+        </w:tc>
+      </w:tr>
+    </w:tbl>
+    <w:p/>
+    <w:p>
+      <w:pPr>
+        <w:spacing w:after="80"/>
+        <w:ind w:firstLine="567"/>
       </w:pPr>
       <w:r>
         <w:rPr>
@@ -5495,102 +3404,7 @@
           <w:i/>
           <w:sz w:val="24"/>
         </w:rPr>
-        <w:t>* Уникальность составная: пара (ряд, номер) уникальна в пределах одного зала.</w:t>
-      </w:r>
-    </w:p>
-    <w:p>
-      <w:pPr>
-        <w:spacing w:after="120"/>
-        <w:ind w:firstLine="709"/>
-      </w:pPr>
-      <w:r>
-        <w:rPr>
-          <w:rFonts w:ascii="Times New Roman" w:hAnsi="Times New Roman" w:eastAsia="Times New Roman"/>
-          <w:b w:val="0"/>
-          <w:i/>
-          <w:sz w:val="24"/>
-        </w:rPr>
-        <w:t>** Телефон и email уникальны, если указаны (допускается NULL).</w:t>
-      </w:r>
-    </w:p>
-    <w:p>
-      <w:pPr>
-        <w:spacing w:after="120"/>
-        <w:ind w:firstLine="709"/>
-      </w:pPr>
-      <w:r>
-        <w:rPr>
-          <w:rFonts w:ascii="Times New Roman" w:hAnsi="Times New Roman" w:eastAsia="Times New Roman"/>
-          <w:b w:val="0"/>
-          <w:i/>
-          <w:sz w:val="24"/>
-        </w:rPr>
-        <w:t>*** Для активных билетов (не «возвращён») пара (id_сеанса, id_места) уникальна — бизнес-правило BR-1.</w:t>
-      </w:r>
-    </w:p>
-    <w:p>
-      <w:pPr>
-        <w:pStyle w:val="Heading1"/>
-      </w:pPr>
-      <w:r>
-        <w:rPr>
-          <w:rFonts w:ascii="Times New Roman" w:hAnsi="Times New Roman" w:eastAsia="Times New Roman"/>
-          <w:b/>
-          <w:sz w:val="28"/>
-        </w:rPr>
-        <w:t>10. Краткие выводы для следующих этапов</w:t>
-      </w:r>
-    </w:p>
-    <w:p>
-      <w:pPr>
-        <w:pStyle w:val="ListBullet"/>
-      </w:pPr>
-      <w:r>
-        <w:rPr>
-          <w:rFonts w:ascii="Times New Roman" w:hAnsi="Times New Roman" w:eastAsia="Times New Roman"/>
-          <w:b w:val="0"/>
-          <w:sz w:val="24"/>
-        </w:rPr>
-        <w:t>Этап 2: построить ER-модель Чена по сущностям выше; выделить M:N при необходимости.</w:t>
-      </w:r>
-    </w:p>
-    <w:p>
-      <w:pPr>
-        <w:pStyle w:val="ListBullet"/>
-      </w:pPr>
-      <w:r>
-        <w:rPr>
-          <w:rFonts w:ascii="Times New Roman" w:hAnsi="Times New Roman" w:eastAsia="Times New Roman"/>
-          <w:b w:val="0"/>
-          <w:sz w:val="24"/>
-        </w:rPr>
-        <w:t>Ожидаемые связи 1:M — Зал→Место, Фильм→Сеанс, Зал→Сеанс, Сеанс→Билет, Место→Билет и др.</w:t>
-      </w:r>
-    </w:p>
-    <w:p>
-      <w:pPr>
-        <w:pStyle w:val="ListBullet"/>
-      </w:pPr>
-      <w:r>
-        <w:rPr>
-          <w:rFonts w:ascii="Times New Roman" w:hAnsi="Times New Roman" w:eastAsia="Times New Roman"/>
-          <w:b w:val="0"/>
-          <w:sz w:val="24"/>
-        </w:rPr>
-        <w:t>Правила BR-4 и BR-5, скорее всего, потребуют триггера или логики приложения (не выражаются одним CHECK/FK).</w:t>
-      </w:r>
-    </w:p>
-    <w:p>
-      <w:pPr>
-        <w:pStyle w:val="ListBullet"/>
-      </w:pPr>
-      <w:r>
-        <w:rPr>
-          <w:rFonts w:ascii="Times New Roman" w:hAnsi="Times New Roman" w:eastAsia="Times New Roman"/>
-          <w:b w:val="0"/>
-          <w:sz w:val="24"/>
-        </w:rPr>
-        <w:t>Цена билета может храниться как зафиксированная на момент продажи (базовая_цена × коэффициент_типа_места) либо вычисляться — решение на этапе 3.</w:t>
+        <w:t>Следующие пункты методички (состав данных и объёмы, частота операций, требования к производительности) в эту сдачу не входят.</w:t>
       </w:r>
     </w:p>
     <w:sectPr>

--- a/tema-16-kinoteatr/etap-1/TZ_Etap1_Upravlenie_kinoteatrom.docx
+++ b/tema-16-kinoteatr/etap-1/TZ_Etap1_Upravlenie_kinoteatrom.docx
@@ -4,6 +4,7 @@
   <w:body>
     <w:p>
       <w:pPr>
+        <w:spacing w:after="80"/>
         <w:jc w:val="center"/>
       </w:pPr>
       <w:r>
@@ -11,34 +12,29 @@
           <w:rFonts w:ascii="Times New Roman" w:hAnsi="Times New Roman" w:eastAsia="Times New Roman"/>
           <w:b/>
           <w:i w:val="0"/>
-          <w:sz w:val="32"/>
+          <w:sz w:val="28"/>
         </w:rPr>
-        <w:t>Проектирование базы данных</w:t>
-        <w:br/>
         <w:t>Тема 16. Управление кинотеатром</w:t>
-        <w:br/>
-        <w:t>Этап 1. Сбор и анализ требований</w:t>
-        <w:br/>
-        <w:t>Пункты 1–3</w:t>
       </w:r>
     </w:p>
     <w:p>
       <w:pPr>
+        <w:spacing w:after="80"/>
         <w:jc w:val="center"/>
       </w:pPr>
       <w:r>
         <w:rPr>
           <w:rFonts w:ascii="Times New Roman" w:hAnsi="Times New Roman" w:eastAsia="Times New Roman"/>
-          <w:b w:val="0"/>
-          <w:i/>
-          <w:sz w:val="22"/>
+          <w:b/>
+          <w:i w:val="0"/>
+          <w:sz w:val="28"/>
         </w:rPr>
-        <w:t>По методичке Stage_1_theory: только три голубых пункта — изучение предметной области, роли пользователей, бизнес-правила.</w:t>
+        <w:t>Этап 1. Сбор и анализ требований (пункты 1–3)</w:t>
       </w:r>
     </w:p>
     <w:p>
       <w:pPr>
-        <w:pStyle w:val="Heading1"/>
+        <w:spacing w:after="80"/>
       </w:pPr>
       <w:r>
         <w:rPr>
@@ -46,23 +42,9 @@
           <w:b/>
           <w:i w:val="0"/>
           <w:color w:val="0070C0"/>
-          <w:sz w:val="28"/>
+          <w:sz w:val="26"/>
         </w:rPr>
         <w:t>1. Изучение предметной области</w:t>
-      </w:r>
-    </w:p>
-    <w:p>
-      <w:pPr>
-        <w:pStyle w:val="Heading2"/>
-      </w:pPr>
-      <w:r>
-        <w:rPr>
-          <w:rFonts w:ascii="Times New Roman" w:hAnsi="Times New Roman" w:eastAsia="Times New Roman"/>
-          <w:b/>
-          <w:i w:val="0"/>
-          <w:sz w:val="26"/>
-        </w:rPr>
-        <w:t>1.1. Описание</w:t>
       </w:r>
     </w:p>
     <w:p>
@@ -77,197 +59,12 @@
           <w:i w:val="0"/>
           <w:sz w:val="24"/>
         </w:rPr>
-        <w:t>Предметная область — управление кинотеатром: в залах идут сеансы фильмов, продаются билеты на конкретные места. Цена билета зависит от типа места и сеанса. Зритель видит афишу, схему зала и свободные места; администрация — выручку и заполняемость.</w:t>
-      </w:r>
-    </w:p>
-    <w:p>
-      <w:pPr>
-        <w:pStyle w:val="Heading2"/>
-      </w:pPr>
-      <w:r>
-        <w:rPr>
-          <w:rFonts w:ascii="Times New Roman" w:hAnsi="Times New Roman" w:eastAsia="Times New Roman"/>
-          <w:b/>
-          <w:i w:val="0"/>
-          <w:sz w:val="26"/>
-        </w:rPr>
-        <w:t>1.2. Участники процессов</w:t>
-      </w:r>
-    </w:p>
-    <w:tbl>
-      <w:tblPr>
-        <w:tblStyle w:val="TableGrid"/>
-        <w:tblW w:type="auto" w:w="0"/>
-        <w:tblLook w:firstColumn="1" w:firstRow="1" w:lastColumn="0" w:lastRow="0" w:noHBand="0" w:noVBand="1" w:val="04A0"/>
-      </w:tblPr>
-      <w:tblGrid>
-        <w:gridCol w:w="4986"/>
-        <w:gridCol w:w="4986"/>
-      </w:tblGrid>
-      <w:tr>
-        <w:tc>
-          <w:tcPr>
-            <w:tcW w:type="dxa" w:w="4986"/>
-          </w:tcPr>
-          <w:p>
-            <w:r/>
-            <w:r>
-              <w:rPr>
-                <w:rFonts w:ascii="Times New Roman" w:hAnsi="Times New Roman" w:eastAsia="Times New Roman"/>
-                <w:b/>
-                <w:i w:val="0"/>
-                <w:sz w:val="18"/>
-              </w:rPr>
-              <w:t>Роль</w:t>
-            </w:r>
-          </w:p>
-        </w:tc>
-        <w:tc>
-          <w:tcPr>
-            <w:tcW w:type="dxa" w:w="4986"/>
-          </w:tcPr>
-          <w:p>
-            <w:r/>
-            <w:r>
-              <w:rPr>
-                <w:rFonts w:ascii="Times New Roman" w:hAnsi="Times New Roman" w:eastAsia="Times New Roman"/>
-                <w:b/>
-                <w:i w:val="0"/>
-                <w:sz w:val="18"/>
-              </w:rPr>
-              <w:t>Кратко</w:t>
-            </w:r>
-          </w:p>
-        </w:tc>
-      </w:tr>
-      <w:tr>
-        <w:tc>
-          <w:tcPr>
-            <w:tcW w:type="dxa" w:w="4986"/>
-          </w:tcPr>
-          <w:p>
-            <w:r/>
-            <w:r>
-              <w:rPr>
-                <w:rFonts w:ascii="Times New Roman" w:hAnsi="Times New Roman" w:eastAsia="Times New Roman"/>
-                <w:b w:val="0"/>
-                <w:i w:val="0"/>
-                <w:sz w:val="18"/>
-              </w:rPr>
-              <w:t>Зритель</w:t>
-            </w:r>
-          </w:p>
-        </w:tc>
-        <w:tc>
-          <w:tcPr>
-            <w:tcW w:type="dxa" w:w="4986"/>
-          </w:tcPr>
-          <w:p>
-            <w:r/>
-            <w:r>
-              <w:rPr>
-                <w:rFonts w:ascii="Times New Roman" w:hAnsi="Times New Roman" w:eastAsia="Times New Roman"/>
-                <w:b w:val="0"/>
-                <w:i w:val="0"/>
-                <w:sz w:val="18"/>
-              </w:rPr>
-              <w:t>Покупает и просматривает билеты</w:t>
-            </w:r>
-          </w:p>
-        </w:tc>
-      </w:tr>
-      <w:tr>
-        <w:tc>
-          <w:tcPr>
-            <w:tcW w:type="dxa" w:w="4986"/>
-          </w:tcPr>
-          <w:p>
-            <w:r/>
-            <w:r>
-              <w:rPr>
-                <w:rFonts w:ascii="Times New Roman" w:hAnsi="Times New Roman" w:eastAsia="Times New Roman"/>
-                <w:b w:val="0"/>
-                <w:i w:val="0"/>
-                <w:sz w:val="18"/>
-              </w:rPr>
-              <w:t>Кассир</w:t>
-            </w:r>
-          </w:p>
-        </w:tc>
-        <w:tc>
-          <w:tcPr>
-            <w:tcW w:type="dxa" w:w="4986"/>
-          </w:tcPr>
-          <w:p>
-            <w:r/>
-            <w:r>
-              <w:rPr>
-                <w:rFonts w:ascii="Times New Roman" w:hAnsi="Times New Roman" w:eastAsia="Times New Roman"/>
-                <w:b w:val="0"/>
-                <w:i w:val="0"/>
-                <w:sz w:val="18"/>
-              </w:rPr>
-              <w:t>Оформляет продажу и возврат в кассе</w:t>
-            </w:r>
-          </w:p>
-        </w:tc>
-      </w:tr>
-      <w:tr>
-        <w:tc>
-          <w:tcPr>
-            <w:tcW w:type="dxa" w:w="4986"/>
-          </w:tcPr>
-          <w:p>
-            <w:r/>
-            <w:r>
-              <w:rPr>
-                <w:rFonts w:ascii="Times New Roman" w:hAnsi="Times New Roman" w:eastAsia="Times New Roman"/>
-                <w:b w:val="0"/>
-                <w:i w:val="0"/>
-                <w:sz w:val="18"/>
-              </w:rPr>
-              <w:t>Администратор</w:t>
-            </w:r>
-          </w:p>
-        </w:tc>
-        <w:tc>
-          <w:tcPr>
-            <w:tcW w:type="dxa" w:w="4986"/>
-          </w:tcPr>
-          <w:p>
-            <w:r/>
-            <w:r>
-              <w:rPr>
-                <w:rFonts w:ascii="Times New Roman" w:hAnsi="Times New Roman" w:eastAsia="Times New Roman"/>
-                <w:b w:val="0"/>
-                <w:i w:val="0"/>
-                <w:sz w:val="18"/>
-              </w:rPr>
-              <w:t>Управляет фильмами, залами, сеансами, отчётами</w:t>
-            </w:r>
-          </w:p>
-        </w:tc>
-      </w:tr>
-    </w:tbl>
-    <w:p/>
-    <w:p>
-      <w:pPr>
-        <w:pStyle w:val="Heading2"/>
-      </w:pPr>
-      <w:r>
-        <w:rPr>
-          <w:rFonts w:ascii="Times New Roman" w:hAnsi="Times New Roman" w:eastAsia="Times New Roman"/>
-          <w:b/>
-          <w:i w:val="0"/>
-          <w:sz w:val="26"/>
-        </w:rPr>
-        <w:t>1.3. Ключевые процессы</w:t>
+        <w:t>Кинотеатр показывает фильмы в нескольких залах. На каждый сеанс продают билеты на конкретные места. Цена зависит от того, какое место (обычное или VIP) и на какой сеанс идёт человек. Зритель в приложении смотрит афишу, схему зала и свободные места. Администрация смотрит, насколько зал заполнен и сколько денег принесли сеансы.</w:t>
       </w:r>
     </w:p>
     <w:p>
       <w:pPr>
         <w:spacing w:after="80"/>
-        <w:ind w:firstLine="567"/>
       </w:pPr>
       <w:r>
         <w:rPr>
@@ -276,7 +73,7 @@
           <w:i w:val="0"/>
           <w:sz w:val="24"/>
         </w:rPr>
-        <w:t>P1. Планирование сеанса</w:t>
+        <w:t>Кто участвует</w:t>
       </w:r>
     </w:p>
     <w:p>
@@ -290,7 +87,7 @@
           <w:i w:val="0"/>
           <w:sz w:val="24"/>
         </w:rPr>
-        <w:t>Кто: администратор.</w:t>
+        <w:t>Зритель — выбирает сеанс, покупает билет, иногда возвращает его.</w:t>
       </w:r>
     </w:p>
     <w:p>
@@ -304,7 +101,7 @@
           <w:i w:val="0"/>
           <w:sz w:val="24"/>
         </w:rPr>
-        <w:t>Что делает: выбирает фильм, зал, дату/время, задаёт базовую цену.</w:t>
+        <w:t>Кассир — продаёт и возвращает билеты на кассе, помогает найти свободные места.</w:t>
       </w:r>
     </w:p>
     <w:p>
@@ -318,21 +115,21 @@
           <w:i w:val="0"/>
           <w:sz w:val="24"/>
         </w:rPr>
-        <w:t>Порядок: фильм → проверка свободности зала → время и цена → сохранение сеанса.</w:t>
+        <w:t>Администратор — заводит фильмы и сеансы, настраивает залы, смотрит отчёты.</w:t>
       </w:r>
     </w:p>
     <w:p>
       <w:pPr>
-        <w:pStyle w:val="ListBullet"/>
+        <w:spacing w:after="80"/>
       </w:pPr>
       <w:r>
         <w:rPr>
           <w:rFonts w:ascii="Times New Roman" w:hAnsi="Times New Roman" w:eastAsia="Times New Roman"/>
-          <w:b w:val="0"/>
+          <w:b/>
           <w:i w:val="0"/>
           <w:sz w:val="24"/>
         </w:rPr>
-        <w:t>Что меняется в данных: появляется запись «Сеанс»; статус = «запланирован».</w:t>
+        <w:t>Основные процессы</w:t>
       </w:r>
     </w:p>
     <w:p>
@@ -343,67 +140,11 @@
       <w:r>
         <w:rPr>
           <w:rFonts w:ascii="Times New Roman" w:hAnsi="Times New Roman" w:eastAsia="Times New Roman"/>
-          <w:b/>
-          <w:i w:val="0"/>
-          <w:sz w:val="24"/>
-        </w:rPr>
-        <w:t>P2. Продажа билета</w:t>
-      </w:r>
-    </w:p>
-    <w:p>
-      <w:pPr>
-        <w:pStyle w:val="ListBullet"/>
-      </w:pPr>
-      <w:r>
-        <w:rPr>
-          <w:rFonts w:ascii="Times New Roman" w:hAnsi="Times New Roman" w:eastAsia="Times New Roman"/>
           <w:b w:val="0"/>
           <w:i w:val="0"/>
           <w:sz w:val="24"/>
         </w:rPr>
-        <w:t>Кто: зритель (онлайн) или кассир.</w:t>
-      </w:r>
-    </w:p>
-    <w:p>
-      <w:pPr>
-        <w:pStyle w:val="ListBullet"/>
-      </w:pPr>
-      <w:r>
-        <w:rPr>
-          <w:rFonts w:ascii="Times New Roman" w:hAnsi="Times New Roman" w:eastAsia="Times New Roman"/>
-          <w:b w:val="0"/>
-          <w:i w:val="0"/>
-          <w:sz w:val="24"/>
-        </w:rPr>
-        <w:t>Что делает: выбирает сеанс и свободные места, оформляет покупку.</w:t>
-      </w:r>
-    </w:p>
-    <w:p>
-      <w:pPr>
-        <w:pStyle w:val="ListBullet"/>
-      </w:pPr>
-      <w:r>
-        <w:rPr>
-          <w:rFonts w:ascii="Times New Roman" w:hAnsi="Times New Roman" w:eastAsia="Times New Roman"/>
-          <w:b w:val="0"/>
-          <w:i w:val="0"/>
-          <w:sz w:val="24"/>
-        </w:rPr>
-        <w:t>Порядок: поиск сеанса → схема зала → выбор мест → расчёт цены → оплата → билет.</w:t>
-      </w:r>
-    </w:p>
-    <w:p>
-      <w:pPr>
-        <w:pStyle w:val="ListBullet"/>
-      </w:pPr>
-      <w:r>
-        <w:rPr>
-          <w:rFonts w:ascii="Times New Roman" w:hAnsi="Times New Roman" w:eastAsia="Times New Roman"/>
-          <w:b w:val="0"/>
-          <w:i w:val="0"/>
-          <w:sz w:val="24"/>
-        </w:rPr>
-        <w:t>Что меняется в данных: записи «Билет» со статусом «продан»; места заняты на сеанс.</w:t>
+        <w:t>Планирование сеанса. Администратор берёт фильм из проката, выбирает зал и время, ставит базовую цену. Перед сохранением нужно убедиться, что в этом зале на это время уже ничего не стоит. В данных появляется новый сеанс со статусом «запланирован».</w:t>
       </w:r>
     </w:p>
     <w:p>
@@ -414,67 +155,11 @@
       <w:r>
         <w:rPr>
           <w:rFonts w:ascii="Times New Roman" w:hAnsi="Times New Roman" w:eastAsia="Times New Roman"/>
-          <w:b/>
-          <w:i w:val="0"/>
-          <w:sz w:val="24"/>
-        </w:rPr>
-        <w:t>P3. Возврат билета</w:t>
-      </w:r>
-    </w:p>
-    <w:p>
-      <w:pPr>
-        <w:pStyle w:val="ListBullet"/>
-      </w:pPr>
-      <w:r>
-        <w:rPr>
-          <w:rFonts w:ascii="Times New Roman" w:hAnsi="Times New Roman" w:eastAsia="Times New Roman"/>
           <w:b w:val="0"/>
           <w:i w:val="0"/>
           <w:sz w:val="24"/>
         </w:rPr>
-        <w:t>Кто: зритель или кассир.</w:t>
-      </w:r>
-    </w:p>
-    <w:p>
-      <w:pPr>
-        <w:pStyle w:val="ListBullet"/>
-      </w:pPr>
-      <w:r>
-        <w:rPr>
-          <w:rFonts w:ascii="Times New Roman" w:hAnsi="Times New Roman" w:eastAsia="Times New Roman"/>
-          <w:b w:val="0"/>
-          <w:i w:val="0"/>
-          <w:sz w:val="24"/>
-        </w:rPr>
-        <w:t>Что делает: аннулирует ранее проданный билет.</w:t>
-      </w:r>
-    </w:p>
-    <w:p>
-      <w:pPr>
-        <w:pStyle w:val="ListBullet"/>
-      </w:pPr>
-      <w:r>
-        <w:rPr>
-          <w:rFonts w:ascii="Times New Roman" w:hAnsi="Times New Roman" w:eastAsia="Times New Roman"/>
-          <w:b w:val="0"/>
-          <w:i w:val="0"/>
-          <w:sz w:val="24"/>
-        </w:rPr>
-        <w:t>Порядок: поиск билета → проверка срока возврата → статус «возвращён».</w:t>
-      </w:r>
-    </w:p>
-    <w:p>
-      <w:pPr>
-        <w:pStyle w:val="ListBullet"/>
-      </w:pPr>
-      <w:r>
-        <w:rPr>
-          <w:rFonts w:ascii="Times New Roman" w:hAnsi="Times New Roman" w:eastAsia="Times New Roman"/>
-          <w:b w:val="0"/>
-          <w:i w:val="0"/>
-          <w:sz w:val="24"/>
-        </w:rPr>
-        <w:t>Что меняется в данных: статус билета → «возвращён»; место снова свободно.</w:t>
+        <w:t>Продажа билета. Зритель (в приложении) или кассир (на кассе) выбирает сеанс, смотрит схему зала, отмечает свободные места и оплачивает. Цена считается как базовая цена сеанса, умноженная на коэффициент типа места. В данных появляются билеты со статусом «продан», а выбранные места на этот сеанс считаются занятыми.</w:t>
       </w:r>
     </w:p>
     <w:p>
@@ -485,67 +170,11 @@
       <w:r>
         <w:rPr>
           <w:rFonts w:ascii="Times New Roman" w:hAnsi="Times New Roman" w:eastAsia="Times New Roman"/>
-          <w:b/>
-          <w:i w:val="0"/>
-          <w:sz w:val="24"/>
-        </w:rPr>
-        <w:t>P4. Просмотр афиши и свободных мест</w:t>
-      </w:r>
-    </w:p>
-    <w:p>
-      <w:pPr>
-        <w:pStyle w:val="ListBullet"/>
-      </w:pPr>
-      <w:r>
-        <w:rPr>
-          <w:rFonts w:ascii="Times New Roman" w:hAnsi="Times New Roman" w:eastAsia="Times New Roman"/>
           <w:b w:val="0"/>
           <w:i w:val="0"/>
           <w:sz w:val="24"/>
         </w:rPr>
-        <w:t>Кто: зритель, кассир.</w:t>
-      </w:r>
-    </w:p>
-    <w:p>
-      <w:pPr>
-        <w:pStyle w:val="ListBullet"/>
-      </w:pPr>
-      <w:r>
-        <w:rPr>
-          <w:rFonts w:ascii="Times New Roman" w:hAnsi="Times New Roman" w:eastAsia="Times New Roman"/>
-          <w:b w:val="0"/>
-          <w:i w:val="0"/>
-          <w:sz w:val="24"/>
-        </w:rPr>
-        <w:t>Что делает: смотрит сеансы на дату и схему занятости.</w:t>
-      </w:r>
-    </w:p>
-    <w:p>
-      <w:pPr>
-        <w:pStyle w:val="ListBullet"/>
-      </w:pPr>
-      <w:r>
-        <w:rPr>
-          <w:rFonts w:ascii="Times New Roman" w:hAnsi="Times New Roman" w:eastAsia="Times New Roman"/>
-          <w:b w:val="0"/>
-          <w:i w:val="0"/>
-          <w:sz w:val="24"/>
-        </w:rPr>
-        <w:t>Порядок: дата/фильм → список сеансов → схема зала.</w:t>
-      </w:r>
-    </w:p>
-    <w:p>
-      <w:pPr>
-        <w:pStyle w:val="ListBullet"/>
-      </w:pPr>
-      <w:r>
-        <w:rPr>
-          <w:rFonts w:ascii="Times New Roman" w:hAnsi="Times New Roman" w:eastAsia="Times New Roman"/>
-          <w:b w:val="0"/>
-          <w:i w:val="0"/>
-          <w:sz w:val="24"/>
-        </w:rPr>
-        <w:t>Что меняется в данных: только чтение.</w:t>
+        <w:t>Возврат билета. Зритель или кассир находит билет и оформляет возврат, если ещё можно. Статус билета меняется на «возвращён», место снова становится свободным.</w:t>
       </w:r>
     </w:p>
     <w:p>
@@ -556,16 +185,17 @@
       <w:r>
         <w:rPr>
           <w:rFonts w:ascii="Times New Roman" w:hAnsi="Times New Roman" w:eastAsia="Times New Roman"/>
-          <w:b/>
+          <w:b w:val="0"/>
           <w:i w:val="0"/>
           <w:sz w:val="24"/>
         </w:rPr>
-        <w:t>P5. Отчёт по заполняемости и выручке</w:t>
+        <w:t>Просмотр афиши и мест. Зритель или кассир выбирает дату (и при желании фильм), смотрит список сеансов и открывает схему зала. Данные только читаются, ничего не меняется.</w:t>
       </w:r>
     </w:p>
     <w:p>
       <w:pPr>
-        <w:pStyle w:val="ListBullet"/>
+        <w:spacing w:after="80"/>
+        <w:ind w:firstLine="567"/>
       </w:pPr>
       <w:r>
         <w:rPr>
@@ -574,63 +204,21 @@
           <w:i w:val="0"/>
           <w:sz w:val="24"/>
         </w:rPr>
-        <w:t>Кто: администратор.</w:t>
+        <w:t>Отчёт по заполняемости и выручке. Администратор выбирает период или конкретный сеанс и смотрит, сколько мест занято и какая сумма продаж. Снова только чтение и подсчёты.</w:t>
       </w:r>
     </w:p>
     <w:p>
       <w:pPr>
-        <w:pStyle w:val="ListBullet"/>
-      </w:pPr>
-      <w:r>
-        <w:rPr>
-          <w:rFonts w:ascii="Times New Roman" w:hAnsi="Times New Roman" w:eastAsia="Times New Roman"/>
-          <w:b w:val="0"/>
-          <w:i w:val="0"/>
-          <w:sz w:val="24"/>
-        </w:rPr>
-        <w:t>Что делает: считает заполняемость и сумму продаж.</w:t>
-      </w:r>
-    </w:p>
-    <w:p>
-      <w:pPr>
-        <w:pStyle w:val="ListBullet"/>
-      </w:pPr>
-      <w:r>
-        <w:rPr>
-          <w:rFonts w:ascii="Times New Roman" w:hAnsi="Times New Roman" w:eastAsia="Times New Roman"/>
-          <w:b w:val="0"/>
-          <w:i w:val="0"/>
-          <w:sz w:val="24"/>
-        </w:rPr>
-        <w:t>Порядок: выбор периода → агрегация билетов → вывод метрик.</w:t>
-      </w:r>
-    </w:p>
-    <w:p>
-      <w:pPr>
-        <w:pStyle w:val="ListBullet"/>
-      </w:pPr>
-      <w:r>
-        <w:rPr>
-          <w:rFonts w:ascii="Times New Roman" w:hAnsi="Times New Roman" w:eastAsia="Times New Roman"/>
-          <w:b w:val="0"/>
-          <w:i w:val="0"/>
-          <w:sz w:val="24"/>
-        </w:rPr>
-        <w:t>Что меняется в данных: только чтение и агрегация.</w:t>
-      </w:r>
-    </w:p>
-    <w:p>
-      <w:pPr>
-        <w:pStyle w:val="Heading2"/>
+        <w:spacing w:after="80"/>
       </w:pPr>
       <w:r>
         <w:rPr>
           <w:rFonts w:ascii="Times New Roman" w:hAnsi="Times New Roman" w:eastAsia="Times New Roman"/>
           <w:b/>
           <w:i w:val="0"/>
-          <w:sz w:val="26"/>
+          <w:sz w:val="24"/>
         </w:rPr>
-        <w:t>1.4. Ограничения</w:t>
+        <w:t>Ограничения</w:t>
       </w:r>
     </w:p>
     <w:tbl>
@@ -675,7 +263,7 @@
                 <w:i w:val="0"/>
                 <w:sz w:val="18"/>
               </w:rPr>
-              <w:t>Ограничение</w:t>
+              <w:t>Что нельзя нарушать</w:t>
             </w:r>
           </w:p>
         </w:tc>
@@ -692,7 +280,7 @@
                 <w:i w:val="0"/>
                 <w:sz w:val="18"/>
               </w:rPr>
-              <w:t>Как реализуется</w:t>
+              <w:t>Как обычно закрывают</w:t>
             </w:r>
           </w:p>
         </w:tc>
@@ -728,7 +316,7 @@
                 <w:i w:val="0"/>
                 <w:sz w:val="18"/>
               </w:rPr>
-              <w:t>У сеанса есть фильм и зал</w:t>
+              <w:t>У сеанса всегда есть фильм и зал</w:t>
             </w:r>
           </w:p>
         </w:tc>
@@ -745,7 +333,7 @@
                 <w:i w:val="0"/>
                 <w:sz w:val="18"/>
               </w:rPr>
-              <w:t>NOT NULL, FK</w:t>
+              <w:t>NOT NULL, внешний ключ</w:t>
             </w:r>
           </w:p>
         </w:tc>
@@ -781,7 +369,7 @@
                 <w:i w:val="0"/>
                 <w:sz w:val="18"/>
               </w:rPr>
-              <w:t>У места есть зал и тип места</w:t>
+              <w:t>У места всегда есть зал и тип</w:t>
             </w:r>
           </w:p>
         </w:tc>
@@ -798,7 +386,7 @@
                 <w:i w:val="0"/>
                 <w:sz w:val="18"/>
               </w:rPr>
-              <w:t>NOT NULL, FK</w:t>
+              <w:t>NOT NULL, внешний ключ</w:t>
             </w:r>
           </w:p>
         </w:tc>
@@ -834,7 +422,7 @@
                 <w:i w:val="0"/>
                 <w:sz w:val="18"/>
               </w:rPr>
-              <w:t>Нельзя продать одно место на сеанс дважды</w:t>
+              <w:t>Одно место на один сеанс нельзя продать дважды</w:t>
             </w:r>
           </w:p>
         </w:tc>
@@ -851,7 +439,7 @@
                 <w:i w:val="0"/>
                 <w:sz w:val="18"/>
               </w:rPr>
-              <w:t>частичный UNIQUE / приложение</w:t>
+              <w:t>уникальность / проверка в приложении</w:t>
             </w:r>
           </w:p>
         </w:tc>
@@ -887,7 +475,7 @@
                 <w:i w:val="0"/>
                 <w:sz w:val="18"/>
               </w:rPr>
-              <w:t>Сеансы в зале не пересекаются по времени</w:t>
+              <w:t>В одном зале сеансы не должны накладываться по времени</w:t>
             </w:r>
           </w:p>
         </w:tc>
@@ -904,7 +492,7 @@
                 <w:i w:val="0"/>
                 <w:sz w:val="18"/>
               </w:rPr>
-              <w:t>триггер / приложение</w:t>
+              <w:t>триггер или проверка в приложении</w:t>
             </w:r>
           </w:p>
         </w:tc>
@@ -940,7 +528,7 @@
                 <w:i w:val="0"/>
                 <w:sz w:val="18"/>
               </w:rPr>
-              <w:t>Место билета принадлежит залу сеанса</w:t>
+              <w:t>Место в билете должно быть из зала этого сеанса</w:t>
             </w:r>
           </w:p>
         </w:tc>
@@ -957,7 +545,7 @@
                 <w:i w:val="0"/>
                 <w:sz w:val="18"/>
               </w:rPr>
-              <w:t>триггер / приложение</w:t>
+              <w:t>триггер или проверка в приложении</w:t>
             </w:r>
           </w:p>
         </w:tc>
@@ -993,7 +581,7 @@
                 <w:i w:val="0"/>
                 <w:sz w:val="18"/>
               </w:rPr>
-              <w:t>Цена билета и сеанса ≥ 0</w:t>
+              <w:t>Цена не бывает отрицательной</w:t>
             </w:r>
           </w:p>
         </w:tc>
@@ -1046,7 +634,7 @@
                 <w:i w:val="0"/>
                 <w:sz w:val="18"/>
               </w:rPr>
-              <w:t>(ряд, номер) уникальны в зале</w:t>
+              <w:t>В одном зале нет двух мест с одним рядом и номером</w:t>
             </w:r>
           </w:p>
         </w:tc>
@@ -1135,12 +723,12 @@
           <w:i w:val="0"/>
           <w:sz w:val="24"/>
         </w:rPr>
-        <w:t>Источники: логика процесса; физическая реальность (одно место — один зритель на сеанс); бизнес-политика (цена зависит от типа места и сеанса).</w:t>
+        <w:t>Откуда берутся правила: из самой логики работы кассы (нельзя вернуть то, что не продавали), из реальности (одно кресло — один человек на сеанс) и из политики кинотеатра (VIP дороже обычного места).</w:t>
       </w:r>
     </w:p>
     <w:p>
       <w:pPr>
-        <w:pStyle w:val="Heading1"/>
+        <w:spacing w:after="80"/>
       </w:pPr>
       <w:r>
         <w:rPr>
@@ -1148,7 +736,7 @@
           <w:b/>
           <w:i w:val="0"/>
           <w:color w:val="0070C0"/>
-          <w:sz w:val="28"/>
+          <w:sz w:val="26"/>
         </w:rPr>
         <w:t>2. Роли пользователей</w:t>
       </w:r>
@@ -1165,21 +753,21 @@
           <w:i w:val="0"/>
           <w:sz w:val="24"/>
         </w:rPr>
-        <w:t>Роль — набор прав и действий для типа пользователя. Для каждой роли: входные данные, результат в данных, ограничения.</w:t>
+        <w:t>Роль — это не конкретный человек, а набор того, что такому пользователю можно делать в системе.</w:t>
       </w:r>
     </w:p>
     <w:p>
       <w:pPr>
-        <w:pStyle w:val="Heading2"/>
+        <w:spacing w:after="80"/>
       </w:pPr>
       <w:r>
         <w:rPr>
           <w:rFonts w:ascii="Times New Roman" w:hAnsi="Times New Roman" w:eastAsia="Times New Roman"/>
           <w:b/>
           <w:i w:val="0"/>
-          <w:sz w:val="26"/>
+          <w:sz w:val="24"/>
         </w:rPr>
-        <w:t>2.1. Администратор</w:t>
+        <w:t>Администратор</w:t>
       </w:r>
     </w:p>
     <w:tbl>
@@ -1208,7 +796,7 @@
                 <w:i w:val="0"/>
                 <w:sz w:val="18"/>
               </w:rPr>
-              <w:t>Действие</w:t>
+              <w:t>Что делает</w:t>
             </w:r>
           </w:p>
         </w:tc>
@@ -1225,7 +813,7 @@
                 <w:i w:val="0"/>
                 <w:sz w:val="18"/>
               </w:rPr>
-              <w:t>Входные данные</w:t>
+              <w:t>Что нужно на входе</w:t>
             </w:r>
           </w:p>
         </w:tc>
@@ -1242,7 +830,7 @@
                 <w:i w:val="0"/>
                 <w:sz w:val="18"/>
               </w:rPr>
-              <w:t>Результат</w:t>
+              <w:t>Что получается</w:t>
             </w:r>
           </w:p>
         </w:tc>
@@ -1259,7 +847,7 @@
                 <w:i w:val="0"/>
                 <w:sz w:val="18"/>
               </w:rPr>
-              <w:t>Ограничения</w:t>
+              <w:t>Чего нельзя</w:t>
             </w:r>
           </w:p>
         </w:tc>
@@ -1278,7 +866,7 @@
                 <w:i w:val="0"/>
                 <w:sz w:val="18"/>
               </w:rPr>
-              <w:t>Добавить/изменить фильм</w:t>
+              <w:t>Добавляет или правит фильм</w:t>
             </w:r>
           </w:p>
         </w:tc>
@@ -1312,7 +900,7 @@
                 <w:i w:val="0"/>
                 <w:sz w:val="18"/>
               </w:rPr>
-              <w:t>запись «Фильм»</w:t>
+              <w:t>фильм появляется / обновляется в каталоге</w:t>
             </w:r>
           </w:p>
         </w:tc>
@@ -1329,7 +917,7 @@
                 <w:i w:val="0"/>
                 <w:sz w:val="18"/>
               </w:rPr>
-              <w:t>длительность &gt; 0</w:t>
+              <w:t>длительность должна быть больше нуля</w:t>
             </w:r>
           </w:p>
         </w:tc>
@@ -1348,7 +936,7 @@
                 <w:i w:val="0"/>
                 <w:sz w:val="18"/>
               </w:rPr>
-              <w:t>Настроить зал и места</w:t>
+              <w:t>Настраивает зал и места</w:t>
             </w:r>
           </w:p>
         </w:tc>
@@ -1365,7 +953,7 @@
                 <w:i w:val="0"/>
                 <w:sz w:val="18"/>
               </w:rPr>
-              <w:t>зал, ряды/номера, типы мест</w:t>
+              <w:t>название зала, ряды и номера, типы мест</w:t>
             </w:r>
           </w:p>
         </w:tc>
@@ -1382,7 +970,7 @@
                 <w:i w:val="0"/>
                 <w:sz w:val="18"/>
               </w:rPr>
-              <w:t>Зал, Место, Тип места</w:t>
+              <w:t>появляются зал и места</w:t>
             </w:r>
           </w:p>
         </w:tc>
@@ -1399,7 +987,7 @@
                 <w:i w:val="0"/>
                 <w:sz w:val="18"/>
               </w:rPr>
-              <w:t>(ряд, номер) уникальны</w:t>
+              <w:t>в одном зале нельзя два одинаковых «ряд + номер»</w:t>
             </w:r>
           </w:p>
         </w:tc>
@@ -1418,7 +1006,7 @@
                 <w:i w:val="0"/>
                 <w:sz w:val="18"/>
               </w:rPr>
-              <w:t>Создать сеанс</w:t>
+              <w:t>Создаёт сеанс</w:t>
             </w:r>
           </w:p>
         </w:tc>
@@ -1435,7 +1023,7 @@
                 <w:i w:val="0"/>
                 <w:sz w:val="18"/>
               </w:rPr>
-              <w:t>фильм, зал, время, цена</w:t>
+              <w:t>фильм, зал, время начала и конца, цена</w:t>
             </w:r>
           </w:p>
         </w:tc>
@@ -1452,7 +1040,7 @@
                 <w:i w:val="0"/>
                 <w:sz w:val="18"/>
               </w:rPr>
-              <w:t>запись «Сеанс»</w:t>
+              <w:t>появляется сеанс</w:t>
             </w:r>
           </w:p>
         </w:tc>
@@ -1469,7 +1057,7 @@
                 <w:i w:val="0"/>
                 <w:sz w:val="18"/>
               </w:rPr>
-              <w:t>нет пересечений; конец &gt; начала</w:t>
+              <w:t>зал не должен быть занят; конец позже начала; цена ≥ 0</w:t>
             </w:r>
           </w:p>
         </w:tc>
@@ -1488,7 +1076,7 @@
                 <w:i w:val="0"/>
                 <w:sz w:val="18"/>
               </w:rPr>
-              <w:t>Отменить сеанс</w:t>
+              <w:t>Отменяет сеанс</w:t>
             </w:r>
           </w:p>
         </w:tc>
@@ -1505,7 +1093,7 @@
                 <w:i w:val="0"/>
                 <w:sz w:val="18"/>
               </w:rPr>
-              <w:t>id сеанса</w:t>
+              <w:t>какой сеанс</w:t>
             </w:r>
           </w:p>
         </w:tc>
@@ -1522,7 +1110,7 @@
                 <w:i w:val="0"/>
                 <w:sz w:val="18"/>
               </w:rPr>
-              <w:t>статус «отменён»</w:t>
+              <w:t>статус становится «отменён»</w:t>
             </w:r>
           </w:p>
         </w:tc>
@@ -1539,7 +1127,7 @@
                 <w:i w:val="0"/>
                 <w:sz w:val="18"/>
               </w:rPr>
-              <w:t>учёт политики возвратов</w:t>
+              <w:t>нужно понимать, что делать с уже проданными билетами</w:t>
             </w:r>
           </w:p>
         </w:tc>
@@ -1558,7 +1146,7 @@
                 <w:i w:val="0"/>
                 <w:sz w:val="18"/>
               </w:rPr>
-              <w:t>Смотреть отчёты</w:t>
+              <w:t>Смотрит отчёты</w:t>
             </w:r>
           </w:p>
         </w:tc>
@@ -1575,7 +1163,7 @@
                 <w:i w:val="0"/>
                 <w:sz w:val="18"/>
               </w:rPr>
-              <w:t>период, фильтры</w:t>
+              <w:t>период, зал или фильм</w:t>
             </w:r>
           </w:p>
         </w:tc>
@@ -1592,7 +1180,7 @@
                 <w:i w:val="0"/>
                 <w:sz w:val="18"/>
               </w:rPr>
-              <w:t>выручка, заполняемость</w:t>
+              <w:t>видит выручку и заполняемость</w:t>
             </w:r>
           </w:p>
         </w:tc>
@@ -1628,7 +1216,7 @@
                 <w:i w:val="0"/>
                 <w:sz w:val="18"/>
               </w:rPr>
-              <w:t>Управлять сотрудниками</w:t>
+              <w:t>Ведёт сотрудников</w:t>
             </w:r>
           </w:p>
         </w:tc>
@@ -1662,7 +1250,7 @@
                 <w:i w:val="0"/>
                 <w:sz w:val="18"/>
               </w:rPr>
-              <w:t>запись «Сотрудник»</w:t>
+              <w:t>сотрудник появляется в системе</w:t>
             </w:r>
           </w:p>
         </w:tc>
@@ -1679,7 +1267,7 @@
                 <w:i w:val="0"/>
                 <w:sz w:val="18"/>
               </w:rPr>
-              <w:t>логин уникален</w:t>
+              <w:t>логин не должен повторяться</w:t>
             </w:r>
           </w:p>
         </w:tc>
@@ -1688,16 +1276,16 @@
     <w:p/>
     <w:p>
       <w:pPr>
-        <w:pStyle w:val="Heading2"/>
+        <w:spacing w:after="80"/>
       </w:pPr>
       <w:r>
         <w:rPr>
           <w:rFonts w:ascii="Times New Roman" w:hAnsi="Times New Roman" w:eastAsia="Times New Roman"/>
           <w:b/>
           <w:i w:val="0"/>
-          <w:sz w:val="26"/>
+          <w:sz w:val="24"/>
         </w:rPr>
-        <w:t>2.2. Кассир</w:t>
+        <w:t>Кассир</w:t>
       </w:r>
     </w:p>
     <w:tbl>
@@ -1726,7 +1314,7 @@
                 <w:i w:val="0"/>
                 <w:sz w:val="18"/>
               </w:rPr>
-              <w:t>Действие</w:t>
+              <w:t>Что делает</w:t>
             </w:r>
           </w:p>
         </w:tc>
@@ -1743,7 +1331,7 @@
                 <w:i w:val="0"/>
                 <w:sz w:val="18"/>
               </w:rPr>
-              <w:t>Входные данные</w:t>
+              <w:t>Что нужно на входе</w:t>
             </w:r>
           </w:p>
         </w:tc>
@@ -1760,7 +1348,7 @@
                 <w:i w:val="0"/>
                 <w:sz w:val="18"/>
               </w:rPr>
-              <w:t>Результат</w:t>
+              <w:t>Что получается</w:t>
             </w:r>
           </w:p>
         </w:tc>
@@ -1777,7 +1365,7 @@
                 <w:i w:val="0"/>
                 <w:sz w:val="18"/>
               </w:rPr>
-              <w:t>Ограничения</w:t>
+              <w:t>Чего нельзя</w:t>
             </w:r>
           </w:p>
         </w:tc>
@@ -1796,7 +1384,7 @@
                 <w:i w:val="0"/>
                 <w:sz w:val="18"/>
               </w:rPr>
-              <w:t>Найти сеанс</w:t>
+              <w:t>Ищет сеанс</w:t>
             </w:r>
           </w:p>
         </w:tc>
@@ -1813,7 +1401,455 @@
                 <w:i w:val="0"/>
                 <w:sz w:val="18"/>
               </w:rPr>
-              <w:t>дата, фильм, зал</w:t>
+              <w:t>дата, фильм или зал</w:t>
+            </w:r>
+          </w:p>
+        </w:tc>
+        <w:tc>
+          <w:tcPr>
+            <w:tcW w:type="dxa" w:w="2493"/>
+          </w:tcPr>
+          <w:p>
+            <w:r/>
+            <w:r>
+              <w:rPr>
+                <w:rFonts w:ascii="Times New Roman" w:hAnsi="Times New Roman" w:eastAsia="Times New Roman"/>
+                <w:b w:val="0"/>
+                <w:i w:val="0"/>
+                <w:sz w:val="18"/>
+              </w:rPr>
+              <w:t>список подходящих сеансов</w:t>
+            </w:r>
+          </w:p>
+        </w:tc>
+        <w:tc>
+          <w:tcPr>
+            <w:tcW w:type="dxa" w:w="2493"/>
+          </w:tcPr>
+          <w:p>
+            <w:r/>
+            <w:r>
+              <w:rPr>
+                <w:rFonts w:ascii="Times New Roman" w:hAnsi="Times New Roman" w:eastAsia="Times New Roman"/>
+                <w:b w:val="0"/>
+                <w:i w:val="0"/>
+                <w:sz w:val="18"/>
+              </w:rPr>
+              <w:t>—</w:t>
+            </w:r>
+          </w:p>
+        </w:tc>
+      </w:tr>
+      <w:tr>
+        <w:tc>
+          <w:tcPr>
+            <w:tcW w:type="dxa" w:w="2493"/>
+          </w:tcPr>
+          <w:p>
+            <w:r/>
+            <w:r>
+              <w:rPr>
+                <w:rFonts w:ascii="Times New Roman" w:hAnsi="Times New Roman" w:eastAsia="Times New Roman"/>
+                <w:b w:val="0"/>
+                <w:i w:val="0"/>
+                <w:sz w:val="18"/>
+              </w:rPr>
+              <w:t>Смотрит свободные места</w:t>
+            </w:r>
+          </w:p>
+        </w:tc>
+        <w:tc>
+          <w:tcPr>
+            <w:tcW w:type="dxa" w:w="2493"/>
+          </w:tcPr>
+          <w:p>
+            <w:r/>
+            <w:r>
+              <w:rPr>
+                <w:rFonts w:ascii="Times New Roman" w:hAnsi="Times New Roman" w:eastAsia="Times New Roman"/>
+                <w:b w:val="0"/>
+                <w:i w:val="0"/>
+                <w:sz w:val="18"/>
+              </w:rPr>
+              <w:t>выбранный сеанс</w:t>
+            </w:r>
+          </w:p>
+        </w:tc>
+        <w:tc>
+          <w:tcPr>
+            <w:tcW w:type="dxa" w:w="2493"/>
+          </w:tcPr>
+          <w:p>
+            <w:r/>
+            <w:r>
+              <w:rPr>
+                <w:rFonts w:ascii="Times New Roman" w:hAnsi="Times New Roman" w:eastAsia="Times New Roman"/>
+                <w:b w:val="0"/>
+                <w:i w:val="0"/>
+                <w:sz w:val="18"/>
+              </w:rPr>
+              <w:t>схема зала с занятостью</w:t>
+            </w:r>
+          </w:p>
+        </w:tc>
+        <w:tc>
+          <w:tcPr>
+            <w:tcW w:type="dxa" w:w="2493"/>
+          </w:tcPr>
+          <w:p>
+            <w:r/>
+            <w:r>
+              <w:rPr>
+                <w:rFonts w:ascii="Times New Roman" w:hAnsi="Times New Roman" w:eastAsia="Times New Roman"/>
+                <w:b w:val="0"/>
+                <w:i w:val="0"/>
+                <w:sz w:val="18"/>
+              </w:rPr>
+              <w:t>—</w:t>
+            </w:r>
+          </w:p>
+        </w:tc>
+      </w:tr>
+      <w:tr>
+        <w:tc>
+          <w:tcPr>
+            <w:tcW w:type="dxa" w:w="2493"/>
+          </w:tcPr>
+          <w:p>
+            <w:r/>
+            <w:r>
+              <w:rPr>
+                <w:rFonts w:ascii="Times New Roman" w:hAnsi="Times New Roman" w:eastAsia="Times New Roman"/>
+                <w:b w:val="0"/>
+                <w:i w:val="0"/>
+                <w:sz w:val="18"/>
+              </w:rPr>
+              <w:t>Продаёт билет</w:t>
+            </w:r>
+          </w:p>
+        </w:tc>
+        <w:tc>
+          <w:tcPr>
+            <w:tcW w:type="dxa" w:w="2493"/>
+          </w:tcPr>
+          <w:p>
+            <w:r/>
+            <w:r>
+              <w:rPr>
+                <w:rFonts w:ascii="Times New Roman" w:hAnsi="Times New Roman" w:eastAsia="Times New Roman"/>
+                <w:b w:val="0"/>
+                <w:i w:val="0"/>
+                <w:sz w:val="18"/>
+              </w:rPr>
+              <w:t>сеанс, места, при необходимости данные зрителя</w:t>
+            </w:r>
+          </w:p>
+        </w:tc>
+        <w:tc>
+          <w:tcPr>
+            <w:tcW w:type="dxa" w:w="2493"/>
+          </w:tcPr>
+          <w:p>
+            <w:r/>
+            <w:r>
+              <w:rPr>
+                <w:rFonts w:ascii="Times New Roman" w:hAnsi="Times New Roman" w:eastAsia="Times New Roman"/>
+                <w:b w:val="0"/>
+                <w:i w:val="0"/>
+                <w:sz w:val="18"/>
+              </w:rPr>
+              <w:t>билет со статусом «продан»</w:t>
+            </w:r>
+          </w:p>
+        </w:tc>
+        <w:tc>
+          <w:tcPr>
+            <w:tcW w:type="dxa" w:w="2493"/>
+          </w:tcPr>
+          <w:p>
+            <w:r/>
+            <w:r>
+              <w:rPr>
+                <w:rFonts w:ascii="Times New Roman" w:hAnsi="Times New Roman" w:eastAsia="Times New Roman"/>
+                <w:b w:val="0"/>
+                <w:i w:val="0"/>
+                <w:sz w:val="18"/>
+              </w:rPr>
+              <w:t>место уже занято; сеанс отменён</w:t>
+            </w:r>
+          </w:p>
+        </w:tc>
+      </w:tr>
+      <w:tr>
+        <w:tc>
+          <w:tcPr>
+            <w:tcW w:type="dxa" w:w="2493"/>
+          </w:tcPr>
+          <w:p>
+            <w:r/>
+            <w:r>
+              <w:rPr>
+                <w:rFonts w:ascii="Times New Roman" w:hAnsi="Times New Roman" w:eastAsia="Times New Roman"/>
+                <w:b w:val="0"/>
+                <w:i w:val="0"/>
+                <w:sz w:val="18"/>
+              </w:rPr>
+              <w:t>Возвращает билет</w:t>
+            </w:r>
+          </w:p>
+        </w:tc>
+        <w:tc>
+          <w:tcPr>
+            <w:tcW w:type="dxa" w:w="2493"/>
+          </w:tcPr>
+          <w:p>
+            <w:r/>
+            <w:r>
+              <w:rPr>
+                <w:rFonts w:ascii="Times New Roman" w:hAnsi="Times New Roman" w:eastAsia="Times New Roman"/>
+                <w:b w:val="0"/>
+                <w:i w:val="0"/>
+                <w:sz w:val="18"/>
+              </w:rPr>
+              <w:t>номер / id билета</w:t>
+            </w:r>
+          </w:p>
+        </w:tc>
+        <w:tc>
+          <w:tcPr>
+            <w:tcW w:type="dxa" w:w="2493"/>
+          </w:tcPr>
+          <w:p>
+            <w:r/>
+            <w:r>
+              <w:rPr>
+                <w:rFonts w:ascii="Times New Roman" w:hAnsi="Times New Roman" w:eastAsia="Times New Roman"/>
+                <w:b w:val="0"/>
+                <w:i w:val="0"/>
+                <w:sz w:val="18"/>
+              </w:rPr>
+              <w:t>статус «возвращён»</w:t>
+            </w:r>
+          </w:p>
+        </w:tc>
+        <w:tc>
+          <w:tcPr>
+            <w:tcW w:type="dxa" w:w="2493"/>
+          </w:tcPr>
+          <w:p>
+            <w:r/>
+            <w:r>
+              <w:rPr>
+                <w:rFonts w:ascii="Times New Roman" w:hAnsi="Times New Roman" w:eastAsia="Times New Roman"/>
+                <w:b w:val="0"/>
+                <w:i w:val="0"/>
+                <w:sz w:val="18"/>
+              </w:rPr>
+              <w:t>билет ещё не был продан или срок возврата вышел</w:t>
+            </w:r>
+          </w:p>
+        </w:tc>
+      </w:tr>
+      <w:tr>
+        <w:tc>
+          <w:tcPr>
+            <w:tcW w:type="dxa" w:w="2493"/>
+          </w:tcPr>
+          <w:p>
+            <w:r/>
+            <w:r>
+              <w:rPr>
+                <w:rFonts w:ascii="Times New Roman" w:hAnsi="Times New Roman" w:eastAsia="Times New Roman"/>
+                <w:b w:val="0"/>
+                <w:i w:val="0"/>
+                <w:sz w:val="18"/>
+              </w:rPr>
+              <w:t>Выдаёт билет зрителю</w:t>
+            </w:r>
+          </w:p>
+        </w:tc>
+        <w:tc>
+          <w:tcPr>
+            <w:tcW w:type="dxa" w:w="2493"/>
+          </w:tcPr>
+          <w:p>
+            <w:r/>
+            <w:r>
+              <w:rPr>
+                <w:rFonts w:ascii="Times New Roman" w:hAnsi="Times New Roman" w:eastAsia="Times New Roman"/>
+                <w:b w:val="0"/>
+                <w:i w:val="0"/>
+                <w:sz w:val="18"/>
+              </w:rPr>
+              <w:t>билет</w:t>
+            </w:r>
+          </w:p>
+        </w:tc>
+        <w:tc>
+          <w:tcPr>
+            <w:tcW w:type="dxa" w:w="2493"/>
+          </w:tcPr>
+          <w:p>
+            <w:r/>
+            <w:r>
+              <w:rPr>
+                <w:rFonts w:ascii="Times New Roman" w:hAnsi="Times New Roman" w:eastAsia="Times New Roman"/>
+                <w:b w:val="0"/>
+                <w:i w:val="0"/>
+                <w:sz w:val="18"/>
+              </w:rPr>
+              <w:t>зритель получает билет</w:t>
+            </w:r>
+          </w:p>
+        </w:tc>
+        <w:tc>
+          <w:tcPr>
+            <w:tcW w:type="dxa" w:w="2493"/>
+          </w:tcPr>
+          <w:p>
+            <w:r/>
+            <w:r>
+              <w:rPr>
+                <w:rFonts w:ascii="Times New Roman" w:hAnsi="Times New Roman" w:eastAsia="Times New Roman"/>
+                <w:b w:val="0"/>
+                <w:i w:val="0"/>
+                <w:sz w:val="18"/>
+              </w:rPr>
+              <w:t>билет должен быть действующим</w:t>
+            </w:r>
+          </w:p>
+        </w:tc>
+      </w:tr>
+    </w:tbl>
+    <w:p/>
+    <w:p>
+      <w:pPr>
+        <w:spacing w:after="80"/>
+      </w:pPr>
+      <w:r>
+        <w:rPr>
+          <w:rFonts w:ascii="Times New Roman" w:hAnsi="Times New Roman" w:eastAsia="Times New Roman"/>
+          <w:b/>
+          <w:i w:val="0"/>
+          <w:sz w:val="24"/>
+        </w:rPr>
+        <w:t>Зритель</w:t>
+      </w:r>
+    </w:p>
+    <w:tbl>
+      <w:tblPr>
+        <w:tblStyle w:val="TableGrid"/>
+        <w:tblW w:type="auto" w:w="0"/>
+        <w:tblLook w:firstColumn="1" w:firstRow="1" w:lastColumn="0" w:lastRow="0" w:noHBand="0" w:noVBand="1" w:val="04A0"/>
+      </w:tblPr>
+      <w:tblGrid>
+        <w:gridCol w:w="2493"/>
+        <w:gridCol w:w="2493"/>
+        <w:gridCol w:w="2493"/>
+        <w:gridCol w:w="2493"/>
+      </w:tblGrid>
+      <w:tr>
+        <w:tc>
+          <w:tcPr>
+            <w:tcW w:type="dxa" w:w="2493"/>
+          </w:tcPr>
+          <w:p>
+            <w:r/>
+            <w:r>
+              <w:rPr>
+                <w:rFonts w:ascii="Times New Roman" w:hAnsi="Times New Roman" w:eastAsia="Times New Roman"/>
+                <w:b/>
+                <w:i w:val="0"/>
+                <w:sz w:val="18"/>
+              </w:rPr>
+              <w:t>Что делает</w:t>
+            </w:r>
+          </w:p>
+        </w:tc>
+        <w:tc>
+          <w:tcPr>
+            <w:tcW w:type="dxa" w:w="2493"/>
+          </w:tcPr>
+          <w:p>
+            <w:r/>
+            <w:r>
+              <w:rPr>
+                <w:rFonts w:ascii="Times New Roman" w:hAnsi="Times New Roman" w:eastAsia="Times New Roman"/>
+                <w:b/>
+                <w:i w:val="0"/>
+                <w:sz w:val="18"/>
+              </w:rPr>
+              <w:t>Что нужно на входе</w:t>
+            </w:r>
+          </w:p>
+        </w:tc>
+        <w:tc>
+          <w:tcPr>
+            <w:tcW w:type="dxa" w:w="2493"/>
+          </w:tcPr>
+          <w:p>
+            <w:r/>
+            <w:r>
+              <w:rPr>
+                <w:rFonts w:ascii="Times New Roman" w:hAnsi="Times New Roman" w:eastAsia="Times New Roman"/>
+                <w:b/>
+                <w:i w:val="0"/>
+                <w:sz w:val="18"/>
+              </w:rPr>
+              <w:t>Что получается</w:t>
+            </w:r>
+          </w:p>
+        </w:tc>
+        <w:tc>
+          <w:tcPr>
+            <w:tcW w:type="dxa" w:w="2493"/>
+          </w:tcPr>
+          <w:p>
+            <w:r/>
+            <w:r>
+              <w:rPr>
+                <w:rFonts w:ascii="Times New Roman" w:hAnsi="Times New Roman" w:eastAsia="Times New Roman"/>
+                <w:b/>
+                <w:i w:val="0"/>
+                <w:sz w:val="18"/>
+              </w:rPr>
+              <w:t>Чего нельзя</w:t>
+            </w:r>
+          </w:p>
+        </w:tc>
+      </w:tr>
+      <w:tr>
+        <w:tc>
+          <w:tcPr>
+            <w:tcW w:type="dxa" w:w="2493"/>
+          </w:tcPr>
+          <w:p>
+            <w:r/>
+            <w:r>
+              <w:rPr>
+                <w:rFonts w:ascii="Times New Roman" w:hAnsi="Times New Roman" w:eastAsia="Times New Roman"/>
+                <w:b w:val="0"/>
+                <w:i w:val="0"/>
+                <w:sz w:val="18"/>
+              </w:rPr>
+              <w:t>Смотрит афишу</w:t>
+            </w:r>
+          </w:p>
+        </w:tc>
+        <w:tc>
+          <w:tcPr>
+            <w:tcW w:type="dxa" w:w="2493"/>
+          </w:tcPr>
+          <w:p>
+            <w:r/>
+            <w:r>
+              <w:rPr>
+                <w:rFonts w:ascii="Times New Roman" w:hAnsi="Times New Roman" w:eastAsia="Times New Roman"/>
+                <w:b w:val="0"/>
+                <w:i w:val="0"/>
+                <w:sz w:val="18"/>
+              </w:rPr>
+              <w:t>дата, можно фильтр по фильму</w:t>
             </w:r>
           </w:p>
         </w:tc>
@@ -1866,7 +1902,7 @@
                 <w:i w:val="0"/>
                 <w:sz w:val="18"/>
               </w:rPr>
-              <w:t>Свободные места</w:t>
+              <w:t>Выбирает места</w:t>
             </w:r>
           </w:p>
         </w:tc>
@@ -1883,7 +1919,7 @@
                 <w:i w:val="0"/>
                 <w:sz w:val="18"/>
               </w:rPr>
-              <w:t>id сеанса</w:t>
+              <w:t>сеанс</w:t>
             </w:r>
           </w:p>
         </w:tc>
@@ -1900,7 +1936,7 @@
                 <w:i w:val="0"/>
                 <w:sz w:val="18"/>
               </w:rPr>
-              <w:t>схема зала</w:t>
+              <w:t>видит, какие места свободны</w:t>
             </w:r>
           </w:p>
         </w:tc>
@@ -1917,7 +1953,7 @@
                 <w:i w:val="0"/>
                 <w:sz w:val="18"/>
               </w:rPr>
-              <w:t>—</w:t>
+              <w:t>бронировать уже занятые</w:t>
             </w:r>
           </w:p>
         </w:tc>
@@ -1936,7 +1972,7 @@
                 <w:i w:val="0"/>
                 <w:sz w:val="18"/>
               </w:rPr>
-              <w:t>Продать билет</w:t>
+              <w:t>Покупает билет</w:t>
             </w:r>
           </w:p>
         </w:tc>
@@ -1953,7 +1989,7 @@
                 <w:i w:val="0"/>
                 <w:sz w:val="18"/>
               </w:rPr>
-              <w:t>сеанс, места, зритель</w:t>
+              <w:t>сеанс, места, телефон или email</w:t>
             </w:r>
           </w:p>
         </w:tc>
@@ -1970,7 +2006,7 @@
                 <w:i w:val="0"/>
                 <w:sz w:val="18"/>
               </w:rPr>
-              <w:t>билет «продан»</w:t>
+              <w:t>билеты оформлены</w:t>
             </w:r>
           </w:p>
         </w:tc>
@@ -1987,7 +2023,7 @@
                 <w:i w:val="0"/>
                 <w:sz w:val="18"/>
               </w:rPr>
-              <w:t>место свободно; сеанс активен</w:t>
+              <w:t>место заняли раньше</w:t>
             </w:r>
           </w:p>
         </w:tc>
@@ -2006,7 +2042,7 @@
                 <w:i w:val="0"/>
                 <w:sz w:val="18"/>
               </w:rPr>
-              <w:t>Вернуть билет</w:t>
+              <w:t>Смотрит свои билеты</w:t>
             </w:r>
           </w:p>
         </w:tc>
@@ -2023,7 +2059,77 @@
                 <w:i w:val="0"/>
                 <w:sz w:val="18"/>
               </w:rPr>
-              <w:t>id билета</w:t>
+              <w:t>свой аккаунт / контакты</w:t>
+            </w:r>
+          </w:p>
+        </w:tc>
+        <w:tc>
+          <w:tcPr>
+            <w:tcW w:type="dxa" w:w="2493"/>
+          </w:tcPr>
+          <w:p>
+            <w:r/>
+            <w:r>
+              <w:rPr>
+                <w:rFonts w:ascii="Times New Roman" w:hAnsi="Times New Roman" w:eastAsia="Times New Roman"/>
+                <w:b w:val="0"/>
+                <w:i w:val="0"/>
+                <w:sz w:val="18"/>
+              </w:rPr>
+              <w:t>список своих покупок</w:t>
+            </w:r>
+          </w:p>
+        </w:tc>
+        <w:tc>
+          <w:tcPr>
+            <w:tcW w:type="dxa" w:w="2493"/>
+          </w:tcPr>
+          <w:p>
+            <w:r/>
+            <w:r>
+              <w:rPr>
+                <w:rFonts w:ascii="Times New Roman" w:hAnsi="Times New Roman" w:eastAsia="Times New Roman"/>
+                <w:b w:val="0"/>
+                <w:i w:val="0"/>
+                <w:sz w:val="18"/>
+              </w:rPr>
+              <w:t>чужие билеты не видит</w:t>
+            </w:r>
+          </w:p>
+        </w:tc>
+      </w:tr>
+      <w:tr>
+        <w:tc>
+          <w:tcPr>
+            <w:tcW w:type="dxa" w:w="2493"/>
+          </w:tcPr>
+          <w:p>
+            <w:r/>
+            <w:r>
+              <w:rPr>
+                <w:rFonts w:ascii="Times New Roman" w:hAnsi="Times New Roman" w:eastAsia="Times New Roman"/>
+                <w:b w:val="0"/>
+                <w:i w:val="0"/>
+                <w:sz w:val="18"/>
+              </w:rPr>
+              <w:t>Отменяет покупку</w:t>
+            </w:r>
+          </w:p>
+        </w:tc>
+        <w:tc>
+          <w:tcPr>
+            <w:tcW w:type="dxa" w:w="2493"/>
+          </w:tcPr>
+          <w:p>
+            <w:r/>
+            <w:r>
+              <w:rPr>
+                <w:rFonts w:ascii="Times New Roman" w:hAnsi="Times New Roman" w:eastAsia="Times New Roman"/>
+                <w:b w:val="0"/>
+                <w:i w:val="0"/>
+                <w:sz w:val="18"/>
+              </w:rPr>
+              <w:t>свой билет</w:t>
             </w:r>
           </w:p>
         </w:tc>
@@ -2057,77 +2163,7 @@
                 <w:i w:val="0"/>
                 <w:sz w:val="18"/>
               </w:rPr>
-              <w:t>был «продан»; в срок</w:t>
-            </w:r>
-          </w:p>
-        </w:tc>
-      </w:tr>
-      <w:tr>
-        <w:tc>
-          <w:tcPr>
-            <w:tcW w:type="dxa" w:w="2493"/>
-          </w:tcPr>
-          <w:p>
-            <w:r/>
-            <w:r>
-              <w:rPr>
-                <w:rFonts w:ascii="Times New Roman" w:hAnsi="Times New Roman" w:eastAsia="Times New Roman"/>
-                <w:b w:val="0"/>
-                <w:i w:val="0"/>
-                <w:sz w:val="18"/>
-              </w:rPr>
-              <w:t>Выдать билет</w:t>
-            </w:r>
-          </w:p>
-        </w:tc>
-        <w:tc>
-          <w:tcPr>
-            <w:tcW w:type="dxa" w:w="2493"/>
-          </w:tcPr>
-          <w:p>
-            <w:r/>
-            <w:r>
-              <w:rPr>
-                <w:rFonts w:ascii="Times New Roman" w:hAnsi="Times New Roman" w:eastAsia="Times New Roman"/>
-                <w:b w:val="0"/>
-                <w:i w:val="0"/>
-                <w:sz w:val="18"/>
-              </w:rPr>
-              <w:t>id билета</w:t>
-            </w:r>
-          </w:p>
-        </w:tc>
-        <w:tc>
-          <w:tcPr>
-            <w:tcW w:type="dxa" w:w="2493"/>
-          </w:tcPr>
-          <w:p>
-            <w:r/>
-            <w:r>
-              <w:rPr>
-                <w:rFonts w:ascii="Times New Roman" w:hAnsi="Times New Roman" w:eastAsia="Times New Roman"/>
-                <w:b w:val="0"/>
-                <w:i w:val="0"/>
-                <w:sz w:val="18"/>
-              </w:rPr>
-              <w:t>печать / выдача</w:t>
-            </w:r>
-          </w:p>
-        </w:tc>
-        <w:tc>
-          <w:tcPr>
-            <w:tcW w:type="dxa" w:w="2493"/>
-          </w:tcPr>
-          <w:p>
-            <w:r/>
-            <w:r>
-              <w:rPr>
-                <w:rFonts w:ascii="Times New Roman" w:hAnsi="Times New Roman" w:eastAsia="Times New Roman"/>
-                <w:b w:val="0"/>
-                <w:i w:val="0"/>
-                <w:sz w:val="18"/>
-              </w:rPr>
-              <w:t>билет активен</w:t>
+              <w:t>только свои и только пока разрешён срок</w:t>
             </w:r>
           </w:p>
         </w:tc>
@@ -2136,455 +2172,7 @@
     <w:p/>
     <w:p>
       <w:pPr>
-        <w:pStyle w:val="Heading2"/>
-      </w:pPr>
-      <w:r>
-        <w:rPr>
-          <w:rFonts w:ascii="Times New Roman" w:hAnsi="Times New Roman" w:eastAsia="Times New Roman"/>
-          <w:b/>
-          <w:i w:val="0"/>
-          <w:sz w:val="26"/>
-        </w:rPr>
-        <w:t>2.3. Зритель</w:t>
-      </w:r>
-    </w:p>
-    <w:tbl>
-      <w:tblPr>
-        <w:tblStyle w:val="TableGrid"/>
-        <w:tblW w:type="auto" w:w="0"/>
-        <w:tblLook w:firstColumn="1" w:firstRow="1" w:lastColumn="0" w:lastRow="0" w:noHBand="0" w:noVBand="1" w:val="04A0"/>
-      </w:tblPr>
-      <w:tblGrid>
-        <w:gridCol w:w="2493"/>
-        <w:gridCol w:w="2493"/>
-        <w:gridCol w:w="2493"/>
-        <w:gridCol w:w="2493"/>
-      </w:tblGrid>
-      <w:tr>
-        <w:tc>
-          <w:tcPr>
-            <w:tcW w:type="dxa" w:w="2493"/>
-          </w:tcPr>
-          <w:p>
-            <w:r/>
-            <w:r>
-              <w:rPr>
-                <w:rFonts w:ascii="Times New Roman" w:hAnsi="Times New Roman" w:eastAsia="Times New Roman"/>
-                <w:b/>
-                <w:i w:val="0"/>
-                <w:sz w:val="18"/>
-              </w:rPr>
-              <w:t>Действие</w:t>
-            </w:r>
-          </w:p>
-        </w:tc>
-        <w:tc>
-          <w:tcPr>
-            <w:tcW w:type="dxa" w:w="2493"/>
-          </w:tcPr>
-          <w:p>
-            <w:r/>
-            <w:r>
-              <w:rPr>
-                <w:rFonts w:ascii="Times New Roman" w:hAnsi="Times New Roman" w:eastAsia="Times New Roman"/>
-                <w:b/>
-                <w:i w:val="0"/>
-                <w:sz w:val="18"/>
-              </w:rPr>
-              <w:t>Входные данные</w:t>
-            </w:r>
-          </w:p>
-        </w:tc>
-        <w:tc>
-          <w:tcPr>
-            <w:tcW w:type="dxa" w:w="2493"/>
-          </w:tcPr>
-          <w:p>
-            <w:r/>
-            <w:r>
-              <w:rPr>
-                <w:rFonts w:ascii="Times New Roman" w:hAnsi="Times New Roman" w:eastAsia="Times New Roman"/>
-                <w:b/>
-                <w:i w:val="0"/>
-                <w:sz w:val="18"/>
-              </w:rPr>
-              <w:t>Результат</w:t>
-            </w:r>
-          </w:p>
-        </w:tc>
-        <w:tc>
-          <w:tcPr>
-            <w:tcW w:type="dxa" w:w="2493"/>
-          </w:tcPr>
-          <w:p>
-            <w:r/>
-            <w:r>
-              <w:rPr>
-                <w:rFonts w:ascii="Times New Roman" w:hAnsi="Times New Roman" w:eastAsia="Times New Roman"/>
-                <w:b/>
-                <w:i w:val="0"/>
-                <w:sz w:val="18"/>
-              </w:rPr>
-              <w:t>Ограничения</w:t>
-            </w:r>
-          </w:p>
-        </w:tc>
-      </w:tr>
-      <w:tr>
-        <w:tc>
-          <w:tcPr>
-            <w:tcW w:type="dxa" w:w="2493"/>
-          </w:tcPr>
-          <w:p>
-            <w:r/>
-            <w:r>
-              <w:rPr>
-                <w:rFonts w:ascii="Times New Roman" w:hAnsi="Times New Roman" w:eastAsia="Times New Roman"/>
-                <w:b w:val="0"/>
-                <w:i w:val="0"/>
-                <w:sz w:val="18"/>
-              </w:rPr>
-              <w:t>Смотреть афишу</w:t>
-            </w:r>
-          </w:p>
-        </w:tc>
-        <w:tc>
-          <w:tcPr>
-            <w:tcW w:type="dxa" w:w="2493"/>
-          </w:tcPr>
-          <w:p>
-            <w:r/>
-            <w:r>
-              <w:rPr>
-                <w:rFonts w:ascii="Times New Roman" w:hAnsi="Times New Roman" w:eastAsia="Times New Roman"/>
-                <w:b w:val="0"/>
-                <w:i w:val="0"/>
-                <w:sz w:val="18"/>
-              </w:rPr>
-              <w:t>дата, фильм/жанр</w:t>
-            </w:r>
-          </w:p>
-        </w:tc>
-        <w:tc>
-          <w:tcPr>
-            <w:tcW w:type="dxa" w:w="2493"/>
-          </w:tcPr>
-          <w:p>
-            <w:r/>
-            <w:r>
-              <w:rPr>
-                <w:rFonts w:ascii="Times New Roman" w:hAnsi="Times New Roman" w:eastAsia="Times New Roman"/>
-                <w:b w:val="0"/>
-                <w:i w:val="0"/>
-                <w:sz w:val="18"/>
-              </w:rPr>
-              <w:t>список сеансов</w:t>
-            </w:r>
-          </w:p>
-        </w:tc>
-        <w:tc>
-          <w:tcPr>
-            <w:tcW w:type="dxa" w:w="2493"/>
-          </w:tcPr>
-          <w:p>
-            <w:r/>
-            <w:r>
-              <w:rPr>
-                <w:rFonts w:ascii="Times New Roman" w:hAnsi="Times New Roman" w:eastAsia="Times New Roman"/>
-                <w:b w:val="0"/>
-                <w:i w:val="0"/>
-                <w:sz w:val="18"/>
-              </w:rPr>
-              <w:t>—</w:t>
-            </w:r>
-          </w:p>
-        </w:tc>
-      </w:tr>
-      <w:tr>
-        <w:tc>
-          <w:tcPr>
-            <w:tcW w:type="dxa" w:w="2493"/>
-          </w:tcPr>
-          <w:p>
-            <w:r/>
-            <w:r>
-              <w:rPr>
-                <w:rFonts w:ascii="Times New Roman" w:hAnsi="Times New Roman" w:eastAsia="Times New Roman"/>
-                <w:b w:val="0"/>
-                <w:i w:val="0"/>
-                <w:sz w:val="18"/>
-              </w:rPr>
-              <w:t>Выбрать места</w:t>
-            </w:r>
-          </w:p>
-        </w:tc>
-        <w:tc>
-          <w:tcPr>
-            <w:tcW w:type="dxa" w:w="2493"/>
-          </w:tcPr>
-          <w:p>
-            <w:r/>
-            <w:r>
-              <w:rPr>
-                <w:rFonts w:ascii="Times New Roman" w:hAnsi="Times New Roman" w:eastAsia="Times New Roman"/>
-                <w:b w:val="0"/>
-                <w:i w:val="0"/>
-                <w:sz w:val="18"/>
-              </w:rPr>
-              <w:t>id сеанса</w:t>
-            </w:r>
-          </w:p>
-        </w:tc>
-        <w:tc>
-          <w:tcPr>
-            <w:tcW w:type="dxa" w:w="2493"/>
-          </w:tcPr>
-          <w:p>
-            <w:r/>
-            <w:r>
-              <w:rPr>
-                <w:rFonts w:ascii="Times New Roman" w:hAnsi="Times New Roman" w:eastAsia="Times New Roman"/>
-                <w:b w:val="0"/>
-                <w:i w:val="0"/>
-                <w:sz w:val="18"/>
-              </w:rPr>
-              <w:t>свободные места</w:t>
-            </w:r>
-          </w:p>
-        </w:tc>
-        <w:tc>
-          <w:tcPr>
-            <w:tcW w:type="dxa" w:w="2493"/>
-          </w:tcPr>
-          <w:p>
-            <w:r/>
-            <w:r>
-              <w:rPr>
-                <w:rFonts w:ascii="Times New Roman" w:hAnsi="Times New Roman" w:eastAsia="Times New Roman"/>
-                <w:b w:val="0"/>
-                <w:i w:val="0"/>
-                <w:sz w:val="18"/>
-              </w:rPr>
-              <w:t>только свободные</w:t>
-            </w:r>
-          </w:p>
-        </w:tc>
-      </w:tr>
-      <w:tr>
-        <w:tc>
-          <w:tcPr>
-            <w:tcW w:type="dxa" w:w="2493"/>
-          </w:tcPr>
-          <w:p>
-            <w:r/>
-            <w:r>
-              <w:rPr>
-                <w:rFonts w:ascii="Times New Roman" w:hAnsi="Times New Roman" w:eastAsia="Times New Roman"/>
-                <w:b w:val="0"/>
-                <w:i w:val="0"/>
-                <w:sz w:val="18"/>
-              </w:rPr>
-              <w:t>Купить билет(ы)</w:t>
-            </w:r>
-          </w:p>
-        </w:tc>
-        <w:tc>
-          <w:tcPr>
-            <w:tcW w:type="dxa" w:w="2493"/>
-          </w:tcPr>
-          <w:p>
-            <w:r/>
-            <w:r>
-              <w:rPr>
-                <w:rFonts w:ascii="Times New Roman" w:hAnsi="Times New Roman" w:eastAsia="Times New Roman"/>
-                <w:b w:val="0"/>
-                <w:i w:val="0"/>
-                <w:sz w:val="18"/>
-              </w:rPr>
-              <w:t>сеанс, места, контакты</w:t>
-            </w:r>
-          </w:p>
-        </w:tc>
-        <w:tc>
-          <w:tcPr>
-            <w:tcW w:type="dxa" w:w="2493"/>
-          </w:tcPr>
-          <w:p>
-            <w:r/>
-            <w:r>
-              <w:rPr>
-                <w:rFonts w:ascii="Times New Roman" w:hAnsi="Times New Roman" w:eastAsia="Times New Roman"/>
-                <w:b w:val="0"/>
-                <w:i w:val="0"/>
-                <w:sz w:val="18"/>
-              </w:rPr>
-              <w:t>билеты + зритель</w:t>
-            </w:r>
-          </w:p>
-        </w:tc>
-        <w:tc>
-          <w:tcPr>
-            <w:tcW w:type="dxa" w:w="2493"/>
-          </w:tcPr>
-          <w:p>
-            <w:r/>
-            <w:r>
-              <w:rPr>
-                <w:rFonts w:ascii="Times New Roman" w:hAnsi="Times New Roman" w:eastAsia="Times New Roman"/>
-                <w:b w:val="0"/>
-                <w:i w:val="0"/>
-                <w:sz w:val="18"/>
-              </w:rPr>
-              <w:t>место не занято</w:t>
-            </w:r>
-          </w:p>
-        </w:tc>
-      </w:tr>
-      <w:tr>
-        <w:tc>
-          <w:tcPr>
-            <w:tcW w:type="dxa" w:w="2493"/>
-          </w:tcPr>
-          <w:p>
-            <w:r/>
-            <w:r>
-              <w:rPr>
-                <w:rFonts w:ascii="Times New Roman" w:hAnsi="Times New Roman" w:eastAsia="Times New Roman"/>
-                <w:b w:val="0"/>
-                <w:i w:val="0"/>
-                <w:sz w:val="18"/>
-              </w:rPr>
-              <w:t>Свои билеты</w:t>
-            </w:r>
-          </w:p>
-        </w:tc>
-        <w:tc>
-          <w:tcPr>
-            <w:tcW w:type="dxa" w:w="2493"/>
-          </w:tcPr>
-          <w:p>
-            <w:r/>
-            <w:r>
-              <w:rPr>
-                <w:rFonts w:ascii="Times New Roman" w:hAnsi="Times New Roman" w:eastAsia="Times New Roman"/>
-                <w:b w:val="0"/>
-                <w:i w:val="0"/>
-                <w:sz w:val="18"/>
-              </w:rPr>
-              <w:t>id / контакты</w:t>
-            </w:r>
-          </w:p>
-        </w:tc>
-        <w:tc>
-          <w:tcPr>
-            <w:tcW w:type="dxa" w:w="2493"/>
-          </w:tcPr>
-          <w:p>
-            <w:r/>
-            <w:r>
-              <w:rPr>
-                <w:rFonts w:ascii="Times New Roman" w:hAnsi="Times New Roman" w:eastAsia="Times New Roman"/>
-                <w:b w:val="0"/>
-                <w:i w:val="0"/>
-                <w:sz w:val="18"/>
-              </w:rPr>
-              <w:t>список билетов</w:t>
-            </w:r>
-          </w:p>
-        </w:tc>
-        <w:tc>
-          <w:tcPr>
-            <w:tcW w:type="dxa" w:w="2493"/>
-          </w:tcPr>
-          <w:p>
-            <w:r/>
-            <w:r>
-              <w:rPr>
-                <w:rFonts w:ascii="Times New Roman" w:hAnsi="Times New Roman" w:eastAsia="Times New Roman"/>
-                <w:b w:val="0"/>
-                <w:i w:val="0"/>
-                <w:sz w:val="18"/>
-              </w:rPr>
-              <w:t>только свои</w:t>
-            </w:r>
-          </w:p>
-        </w:tc>
-      </w:tr>
-      <w:tr>
-        <w:tc>
-          <w:tcPr>
-            <w:tcW w:type="dxa" w:w="2493"/>
-          </w:tcPr>
-          <w:p>
-            <w:r/>
-            <w:r>
-              <w:rPr>
-                <w:rFonts w:ascii="Times New Roman" w:hAnsi="Times New Roman" w:eastAsia="Times New Roman"/>
-                <w:b w:val="0"/>
-                <w:i w:val="0"/>
-                <w:sz w:val="18"/>
-              </w:rPr>
-              <w:t>Отменить покупку</w:t>
-            </w:r>
-          </w:p>
-        </w:tc>
-        <w:tc>
-          <w:tcPr>
-            <w:tcW w:type="dxa" w:w="2493"/>
-          </w:tcPr>
-          <w:p>
-            <w:r/>
-            <w:r>
-              <w:rPr>
-                <w:rFonts w:ascii="Times New Roman" w:hAnsi="Times New Roman" w:eastAsia="Times New Roman"/>
-                <w:b w:val="0"/>
-                <w:i w:val="0"/>
-                <w:sz w:val="18"/>
-              </w:rPr>
-              <w:t>id билета</w:t>
-            </w:r>
-          </w:p>
-        </w:tc>
-        <w:tc>
-          <w:tcPr>
-            <w:tcW w:type="dxa" w:w="2493"/>
-          </w:tcPr>
-          <w:p>
-            <w:r/>
-            <w:r>
-              <w:rPr>
-                <w:rFonts w:ascii="Times New Roman" w:hAnsi="Times New Roman" w:eastAsia="Times New Roman"/>
-                <w:b w:val="0"/>
-                <w:i w:val="0"/>
-                <w:sz w:val="18"/>
-              </w:rPr>
-              <w:t>статус «возвращён»</w:t>
-            </w:r>
-          </w:p>
-        </w:tc>
-        <w:tc>
-          <w:tcPr>
-            <w:tcW w:type="dxa" w:w="2493"/>
-          </w:tcPr>
-          <w:p>
-            <w:r/>
-            <w:r>
-              <w:rPr>
-                <w:rFonts w:ascii="Times New Roman" w:hAnsi="Times New Roman" w:eastAsia="Times New Roman"/>
-                <w:b w:val="0"/>
-                <w:i w:val="0"/>
-                <w:sz w:val="18"/>
-              </w:rPr>
-              <w:t>свои; в срок отмены</w:t>
-            </w:r>
-          </w:p>
-        </w:tc>
-      </w:tr>
-    </w:tbl>
-    <w:p/>
-    <w:p>
-      <w:pPr>
-        <w:pStyle w:val="Heading1"/>
+        <w:spacing w:after="80"/>
       </w:pPr>
       <w:r>
         <w:rPr>
@@ -2592,7 +2180,7 @@
           <w:b/>
           <w:i w:val="0"/>
           <w:color w:val="0070C0"/>
-          <w:sz w:val="28"/>
+          <w:sz w:val="26"/>
         </w:rPr>
         <w:t>3. Бизнес-правила</w:t>
       </w:r>
@@ -2609,595 +2197,149 @@
           <w:i w:val="0"/>
           <w:sz w:val="24"/>
         </w:rPr>
-        <w:t>Бизнес-правило — утверждение, которое в данных должно быть истинно всегда. Шаблон: «[условие] должно / не должно выполняться». Для учебного проекта — 7 правил.</w:t>
+        <w:t>Бизнес-правило — то, что в данных всегда должно быть правдой. Пишем в формате: «… должно / не должно …».</w:t>
       </w:r>
     </w:p>
-    <w:tbl>
-      <w:tblPr>
-        <w:tblStyle w:val="TableGrid"/>
-        <w:tblW w:type="auto" w:w="0"/>
-        <w:tblLook w:firstColumn="1" w:firstRow="1" w:lastColumn="0" w:lastRow="0" w:noHBand="0" w:noVBand="1" w:val="04A0"/>
-      </w:tblPr>
-      <w:tblGrid>
-        <w:gridCol w:w="2493"/>
-        <w:gridCol w:w="2493"/>
-        <w:gridCol w:w="2493"/>
-        <w:gridCol w:w="2493"/>
-      </w:tblGrid>
-      <w:tr>
-        <w:tc>
-          <w:tcPr>
-            <w:tcW w:type="dxa" w:w="2493"/>
-          </w:tcPr>
-          <w:p>
-            <w:r/>
-            <w:r>
-              <w:rPr>
-                <w:rFonts w:ascii="Times New Roman" w:hAnsi="Times New Roman" w:eastAsia="Times New Roman"/>
-                <w:b/>
-                <w:i w:val="0"/>
-                <w:sz w:val="18"/>
-              </w:rPr>
-              <w:t>№</w:t>
-            </w:r>
-          </w:p>
-        </w:tc>
-        <w:tc>
-          <w:tcPr>
-            <w:tcW w:type="dxa" w:w="2493"/>
-          </w:tcPr>
-          <w:p>
-            <w:r/>
-            <w:r>
-              <w:rPr>
-                <w:rFonts w:ascii="Times New Roman" w:hAnsi="Times New Roman" w:eastAsia="Times New Roman"/>
-                <w:b/>
-                <w:i w:val="0"/>
-                <w:sz w:val="18"/>
-              </w:rPr>
-              <w:t>Правило</w:t>
-            </w:r>
-          </w:p>
-        </w:tc>
-        <w:tc>
-          <w:tcPr>
-            <w:tcW w:type="dxa" w:w="2493"/>
-          </w:tcPr>
-          <w:p>
-            <w:r/>
-            <w:r>
-              <w:rPr>
-                <w:rFonts w:ascii="Times New Roman" w:hAnsi="Times New Roman" w:eastAsia="Times New Roman"/>
-                <w:b/>
-                <w:i w:val="0"/>
-                <w:sz w:val="18"/>
-              </w:rPr>
-              <w:t>Категория</w:t>
-            </w:r>
-          </w:p>
-        </w:tc>
-        <w:tc>
-          <w:tcPr>
-            <w:tcW w:type="dxa" w:w="2493"/>
-          </w:tcPr>
-          <w:p>
-            <w:r/>
-            <w:r>
-              <w:rPr>
-                <w:rFonts w:ascii="Times New Roman" w:hAnsi="Times New Roman" w:eastAsia="Times New Roman"/>
-                <w:b/>
-                <w:i w:val="0"/>
-                <w:sz w:val="18"/>
-              </w:rPr>
-              <w:t>Где реализуется</w:t>
-            </w:r>
-          </w:p>
-        </w:tc>
-      </w:tr>
-      <w:tr>
-        <w:tc>
-          <w:tcPr>
-            <w:tcW w:type="dxa" w:w="2493"/>
-          </w:tcPr>
-          <w:p>
-            <w:r/>
-            <w:r>
-              <w:rPr>
-                <w:rFonts w:ascii="Times New Roman" w:hAnsi="Times New Roman" w:eastAsia="Times New Roman"/>
-                <w:b w:val="0"/>
-                <w:i w:val="0"/>
-                <w:sz w:val="18"/>
-              </w:rPr>
-              <w:t>BR-1</w:t>
-            </w:r>
-          </w:p>
-        </w:tc>
-        <w:tc>
-          <w:tcPr>
-            <w:tcW w:type="dxa" w:w="2493"/>
-          </w:tcPr>
-          <w:p>
-            <w:r/>
-            <w:r>
-              <w:rPr>
-                <w:rFonts w:ascii="Times New Roman" w:hAnsi="Times New Roman" w:eastAsia="Times New Roman"/>
-                <w:b w:val="0"/>
-                <w:i w:val="0"/>
-                <w:sz w:val="18"/>
-              </w:rPr>
-              <w:t>На один сеанс одно место не должно быть продано более одного раза (среди билетов «продан»/«забронирован»)</w:t>
-            </w:r>
-          </w:p>
-        </w:tc>
-        <w:tc>
-          <w:tcPr>
-            <w:tcW w:type="dxa" w:w="2493"/>
-          </w:tcPr>
-          <w:p>
-            <w:r/>
-            <w:r>
-              <w:rPr>
-                <w:rFonts w:ascii="Times New Roman" w:hAnsi="Times New Roman" w:eastAsia="Times New Roman"/>
-                <w:b w:val="0"/>
-                <w:i w:val="0"/>
-                <w:sz w:val="18"/>
-              </w:rPr>
-              <w:t>состояние / уникальность</w:t>
-            </w:r>
-          </w:p>
-        </w:tc>
-        <w:tc>
-          <w:tcPr>
-            <w:tcW w:type="dxa" w:w="2493"/>
-          </w:tcPr>
-          <w:p>
-            <w:r/>
-            <w:r>
-              <w:rPr>
-                <w:rFonts w:ascii="Times New Roman" w:hAnsi="Times New Roman" w:eastAsia="Times New Roman"/>
-                <w:b w:val="0"/>
-                <w:i w:val="0"/>
-                <w:sz w:val="18"/>
-              </w:rPr>
-              <w:t>частичный UNIQUE / приложение</w:t>
-            </w:r>
-          </w:p>
-        </w:tc>
-      </w:tr>
-      <w:tr>
-        <w:tc>
-          <w:tcPr>
-            <w:tcW w:type="dxa" w:w="2493"/>
-          </w:tcPr>
-          <w:p>
-            <w:r/>
-            <w:r>
-              <w:rPr>
-                <w:rFonts w:ascii="Times New Roman" w:hAnsi="Times New Roman" w:eastAsia="Times New Roman"/>
-                <w:b w:val="0"/>
-                <w:i w:val="0"/>
-                <w:sz w:val="18"/>
-              </w:rPr>
-              <w:t>BR-2</w:t>
-            </w:r>
-          </w:p>
-        </w:tc>
-        <w:tc>
-          <w:tcPr>
-            <w:tcW w:type="dxa" w:w="2493"/>
-          </w:tcPr>
-          <w:p>
-            <w:r/>
-            <w:r>
-              <w:rPr>
-                <w:rFonts w:ascii="Times New Roman" w:hAnsi="Times New Roman" w:eastAsia="Times New Roman"/>
-                <w:b w:val="0"/>
-                <w:i w:val="0"/>
-                <w:sz w:val="18"/>
-              </w:rPr>
-              <w:t>Базовая цена сеанса и цена билета должны быть ≥ 0</w:t>
-            </w:r>
-          </w:p>
-        </w:tc>
-        <w:tc>
-          <w:tcPr>
-            <w:tcW w:type="dxa" w:w="2493"/>
-          </w:tcPr>
-          <w:p>
-            <w:r/>
-            <w:r>
-              <w:rPr>
-                <w:rFonts w:ascii="Times New Roman" w:hAnsi="Times New Roman" w:eastAsia="Times New Roman"/>
-                <w:b w:val="0"/>
-                <w:i w:val="0"/>
-                <w:sz w:val="18"/>
-              </w:rPr>
-              <w:t>значение</w:t>
-            </w:r>
-          </w:p>
-        </w:tc>
-        <w:tc>
-          <w:tcPr>
-            <w:tcW w:type="dxa" w:w="2493"/>
-          </w:tcPr>
-          <w:p>
-            <w:r/>
-            <w:r>
-              <w:rPr>
-                <w:rFonts w:ascii="Times New Roman" w:hAnsi="Times New Roman" w:eastAsia="Times New Roman"/>
-                <w:b w:val="0"/>
-                <w:i w:val="0"/>
-                <w:sz w:val="18"/>
-              </w:rPr>
-              <w:t>CHECK</w:t>
-            </w:r>
-          </w:p>
-        </w:tc>
-      </w:tr>
-      <w:tr>
-        <w:tc>
-          <w:tcPr>
-            <w:tcW w:type="dxa" w:w="2493"/>
-          </w:tcPr>
-          <w:p>
-            <w:r/>
-            <w:r>
-              <w:rPr>
-                <w:rFonts w:ascii="Times New Roman" w:hAnsi="Times New Roman" w:eastAsia="Times New Roman"/>
-                <w:b w:val="0"/>
-                <w:i w:val="0"/>
-                <w:sz w:val="18"/>
-              </w:rPr>
-              <w:t>BR-3</w:t>
-            </w:r>
-          </w:p>
-        </w:tc>
-        <w:tc>
-          <w:tcPr>
-            <w:tcW w:type="dxa" w:w="2493"/>
-          </w:tcPr>
-          <w:p>
-            <w:r/>
-            <w:r>
-              <w:rPr>
-                <w:rFonts w:ascii="Times New Roman" w:hAnsi="Times New Roman" w:eastAsia="Times New Roman"/>
-                <w:b w:val="0"/>
-                <w:i w:val="0"/>
-                <w:sz w:val="18"/>
-              </w:rPr>
-              <w:t>Окончание сеанса должно быть строго позже начала</w:t>
-            </w:r>
-          </w:p>
-        </w:tc>
-        <w:tc>
-          <w:tcPr>
-            <w:tcW w:type="dxa" w:w="2493"/>
-          </w:tcPr>
-          <w:p>
-            <w:r/>
-            <w:r>
-              <w:rPr>
-                <w:rFonts w:ascii="Times New Roman" w:hAnsi="Times New Roman" w:eastAsia="Times New Roman"/>
-                <w:b w:val="0"/>
-                <w:i w:val="0"/>
-                <w:sz w:val="18"/>
-              </w:rPr>
-              <w:t>по времени</w:t>
-            </w:r>
-          </w:p>
-        </w:tc>
-        <w:tc>
-          <w:tcPr>
-            <w:tcW w:type="dxa" w:w="2493"/>
-          </w:tcPr>
-          <w:p>
-            <w:r/>
-            <w:r>
-              <w:rPr>
-                <w:rFonts w:ascii="Times New Roman" w:hAnsi="Times New Roman" w:eastAsia="Times New Roman"/>
-                <w:b w:val="0"/>
-                <w:i w:val="0"/>
-                <w:sz w:val="18"/>
-              </w:rPr>
-              <w:t>CHECK</w:t>
-            </w:r>
-          </w:p>
-        </w:tc>
-      </w:tr>
-      <w:tr>
-        <w:tc>
-          <w:tcPr>
-            <w:tcW w:type="dxa" w:w="2493"/>
-          </w:tcPr>
-          <w:p>
-            <w:r/>
-            <w:r>
-              <w:rPr>
-                <w:rFonts w:ascii="Times New Roman" w:hAnsi="Times New Roman" w:eastAsia="Times New Roman"/>
-                <w:b w:val="0"/>
-                <w:i w:val="0"/>
-                <w:sz w:val="18"/>
-              </w:rPr>
-              <w:t>BR-4</w:t>
-            </w:r>
-          </w:p>
-        </w:tc>
-        <w:tc>
-          <w:tcPr>
-            <w:tcW w:type="dxa" w:w="2493"/>
-          </w:tcPr>
-          <w:p>
-            <w:r/>
-            <w:r>
-              <w:rPr>
-                <w:rFonts w:ascii="Times New Roman" w:hAnsi="Times New Roman" w:eastAsia="Times New Roman"/>
-                <w:b w:val="0"/>
-                <w:i w:val="0"/>
-                <w:sz w:val="18"/>
-              </w:rPr>
-              <w:t>Место в билете должно принадлежать залу сеанса</w:t>
-            </w:r>
-          </w:p>
-        </w:tc>
-        <w:tc>
-          <w:tcPr>
-            <w:tcW w:type="dxa" w:w="2493"/>
-          </w:tcPr>
-          <w:p>
-            <w:r/>
-            <w:r>
-              <w:rPr>
-                <w:rFonts w:ascii="Times New Roman" w:hAnsi="Times New Roman" w:eastAsia="Times New Roman"/>
-                <w:b w:val="0"/>
-                <w:i w:val="0"/>
-                <w:sz w:val="18"/>
-              </w:rPr>
-              <w:t>ссылка / состояние</w:t>
-            </w:r>
-          </w:p>
-        </w:tc>
-        <w:tc>
-          <w:tcPr>
-            <w:tcW w:type="dxa" w:w="2493"/>
-          </w:tcPr>
-          <w:p>
-            <w:r/>
-            <w:r>
-              <w:rPr>
-                <w:rFonts w:ascii="Times New Roman" w:hAnsi="Times New Roman" w:eastAsia="Times New Roman"/>
-                <w:b w:val="0"/>
-                <w:i w:val="0"/>
-                <w:sz w:val="18"/>
-              </w:rPr>
-              <w:t>триггер / приложение</w:t>
-            </w:r>
-          </w:p>
-        </w:tc>
-      </w:tr>
-      <w:tr>
-        <w:tc>
-          <w:tcPr>
-            <w:tcW w:type="dxa" w:w="2493"/>
-          </w:tcPr>
-          <w:p>
-            <w:r/>
-            <w:r>
-              <w:rPr>
-                <w:rFonts w:ascii="Times New Roman" w:hAnsi="Times New Roman" w:eastAsia="Times New Roman"/>
-                <w:b w:val="0"/>
-                <w:i w:val="0"/>
-                <w:sz w:val="18"/>
-              </w:rPr>
-              <w:t>BR-5</w:t>
-            </w:r>
-          </w:p>
-        </w:tc>
-        <w:tc>
-          <w:tcPr>
-            <w:tcW w:type="dxa" w:w="2493"/>
-          </w:tcPr>
-          <w:p>
-            <w:r/>
-            <w:r>
-              <w:rPr>
-                <w:rFonts w:ascii="Times New Roman" w:hAnsi="Times New Roman" w:eastAsia="Times New Roman"/>
-                <w:b w:val="0"/>
-                <w:i w:val="0"/>
-                <w:sz w:val="18"/>
-              </w:rPr>
-              <w:t>В одном зале сеансы не должны пересекаться по времени</w:t>
-            </w:r>
-          </w:p>
-        </w:tc>
-        <w:tc>
-          <w:tcPr>
-            <w:tcW w:type="dxa" w:w="2493"/>
-          </w:tcPr>
-          <w:p>
-            <w:r/>
-            <w:r>
-              <w:rPr>
-                <w:rFonts w:ascii="Times New Roman" w:hAnsi="Times New Roman" w:eastAsia="Times New Roman"/>
-                <w:b w:val="0"/>
-                <w:i w:val="0"/>
-                <w:sz w:val="18"/>
-              </w:rPr>
-              <w:t>состояние</w:t>
-            </w:r>
-          </w:p>
-        </w:tc>
-        <w:tc>
-          <w:tcPr>
-            <w:tcW w:type="dxa" w:w="2493"/>
-          </w:tcPr>
-          <w:p>
-            <w:r/>
-            <w:r>
-              <w:rPr>
-                <w:rFonts w:ascii="Times New Roman" w:hAnsi="Times New Roman" w:eastAsia="Times New Roman"/>
-                <w:b w:val="0"/>
-                <w:i w:val="0"/>
-                <w:sz w:val="18"/>
-              </w:rPr>
-              <w:t>триггер / приложение</w:t>
-            </w:r>
-          </w:p>
-        </w:tc>
-      </w:tr>
-      <w:tr>
-        <w:tc>
-          <w:tcPr>
-            <w:tcW w:type="dxa" w:w="2493"/>
-          </w:tcPr>
-          <w:p>
-            <w:r/>
-            <w:r>
-              <w:rPr>
-                <w:rFonts w:ascii="Times New Roman" w:hAnsi="Times New Roman" w:eastAsia="Times New Roman"/>
-                <w:b w:val="0"/>
-                <w:i w:val="0"/>
-                <w:sz w:val="18"/>
-              </w:rPr>
-              <w:t>BR-6</w:t>
-            </w:r>
-          </w:p>
-        </w:tc>
-        <w:tc>
-          <w:tcPr>
-            <w:tcW w:type="dxa" w:w="2493"/>
-          </w:tcPr>
-          <w:p>
-            <w:r/>
-            <w:r>
-              <w:rPr>
-                <w:rFonts w:ascii="Times New Roman" w:hAnsi="Times New Roman" w:eastAsia="Times New Roman"/>
-                <w:b w:val="0"/>
-                <w:i w:val="0"/>
-                <w:sz w:val="18"/>
-              </w:rPr>
-              <w:t>В пределах зала пара (ряд, номер) должна быть уникальна</w:t>
-            </w:r>
-          </w:p>
-        </w:tc>
-        <w:tc>
-          <w:tcPr>
-            <w:tcW w:type="dxa" w:w="2493"/>
-          </w:tcPr>
-          <w:p>
-            <w:r/>
-            <w:r>
-              <w:rPr>
-                <w:rFonts w:ascii="Times New Roman" w:hAnsi="Times New Roman" w:eastAsia="Times New Roman"/>
-                <w:b w:val="0"/>
-                <w:i w:val="0"/>
-                <w:sz w:val="18"/>
-              </w:rPr>
-              <w:t>уникальность</w:t>
-            </w:r>
-          </w:p>
-        </w:tc>
-        <w:tc>
-          <w:tcPr>
-            <w:tcW w:type="dxa" w:w="2493"/>
-          </w:tcPr>
-          <w:p>
-            <w:r/>
-            <w:r>
-              <w:rPr>
-                <w:rFonts w:ascii="Times New Roman" w:hAnsi="Times New Roman" w:eastAsia="Times New Roman"/>
-                <w:b w:val="0"/>
-                <w:i w:val="0"/>
-                <w:sz w:val="18"/>
-              </w:rPr>
-              <w:t>UNIQUE</w:t>
-            </w:r>
-          </w:p>
-        </w:tc>
-      </w:tr>
-      <w:tr>
-        <w:tc>
-          <w:tcPr>
-            <w:tcW w:type="dxa" w:w="2493"/>
-          </w:tcPr>
-          <w:p>
-            <w:r/>
-            <w:r>
-              <w:rPr>
-                <w:rFonts w:ascii="Times New Roman" w:hAnsi="Times New Roman" w:eastAsia="Times New Roman"/>
-                <w:b w:val="0"/>
-                <w:i w:val="0"/>
-                <w:sz w:val="18"/>
-              </w:rPr>
-              <w:t>BR-7</w:t>
-            </w:r>
-          </w:p>
-        </w:tc>
-        <w:tc>
-          <w:tcPr>
-            <w:tcW w:type="dxa" w:w="2493"/>
-          </w:tcPr>
-          <w:p>
-            <w:r/>
-            <w:r>
-              <w:rPr>
-                <w:rFonts w:ascii="Times New Roman" w:hAnsi="Times New Roman" w:eastAsia="Times New Roman"/>
-                <w:b w:val="0"/>
-                <w:i w:val="0"/>
-                <w:sz w:val="18"/>
-              </w:rPr>
-              <w:t>Статус билета: только «продан»/«забронирован»/«возвращён»; «возвращён» не занимает место</w:t>
-            </w:r>
-          </w:p>
-        </w:tc>
-        <w:tc>
-          <w:tcPr>
-            <w:tcW w:type="dxa" w:w="2493"/>
-          </w:tcPr>
-          <w:p>
-            <w:r/>
-            <w:r>
-              <w:rPr>
-                <w:rFonts w:ascii="Times New Roman" w:hAnsi="Times New Roman" w:eastAsia="Times New Roman"/>
-                <w:b w:val="0"/>
-                <w:i w:val="0"/>
-                <w:sz w:val="18"/>
-              </w:rPr>
-              <w:t>значение / состояние</w:t>
-            </w:r>
-          </w:p>
-        </w:tc>
-        <w:tc>
-          <w:tcPr>
-            <w:tcW w:type="dxa" w:w="2493"/>
-          </w:tcPr>
-          <w:p>
-            <w:r/>
-            <w:r>
-              <w:rPr>
-                <w:rFonts w:ascii="Times New Roman" w:hAnsi="Times New Roman" w:eastAsia="Times New Roman"/>
-                <w:b w:val="0"/>
-                <w:i w:val="0"/>
-                <w:sz w:val="18"/>
-              </w:rPr>
-              <w:t>CHECK + логика занятости</w:t>
-            </w:r>
-          </w:p>
-        </w:tc>
-      </w:tr>
-    </w:tbl>
-    <w:p/>
     <w:p>
       <w:pPr>
-        <w:pStyle w:val="Heading2"/>
+        <w:spacing w:after="80"/>
+        <w:ind w:firstLine="567"/>
+      </w:pPr>
+      <w:r>
+        <w:rPr>
+          <w:rFonts w:ascii="Times New Roman" w:hAnsi="Times New Roman" w:eastAsia="Times New Roman"/>
+          <w:b w:val="0"/>
+          <w:i w:val="0"/>
+          <w:sz w:val="24"/>
+        </w:rPr>
+        <w:t>Для учебного проекта достаточно 5–7 правил. Ниже семь — они закрывают продажу билетов, расписание сеансов и схему зала.</w:t>
+      </w:r>
+    </w:p>
+    <w:p>
+      <w:pPr>
+        <w:pStyle w:val="ListNumber"/>
+      </w:pPr>
+      <w:r>
+        <w:rPr>
+          <w:rFonts w:ascii="Times New Roman" w:hAnsi="Times New Roman" w:eastAsia="Times New Roman"/>
+          <w:b w:val="0"/>
+          <w:i w:val="0"/>
+          <w:sz w:val="24"/>
+        </w:rPr>
+        <w:t>1. На один сеанс одно и то же место не должно быть продано больше одного раза (если билет ещё «продан» или «забронирован»).</w:t>
+      </w:r>
+    </w:p>
+    <w:p>
+      <w:pPr>
+        <w:pStyle w:val="ListNumber"/>
+      </w:pPr>
+      <w:r>
+        <w:rPr>
+          <w:rFonts w:ascii="Times New Roman" w:hAnsi="Times New Roman" w:eastAsia="Times New Roman"/>
+          <w:b w:val="0"/>
+          <w:i w:val="0"/>
+          <w:sz w:val="24"/>
+        </w:rPr>
+        <w:t>2. Базовая цена сеанса и цена билета должны быть больше либо равны нулю.</w:t>
+      </w:r>
+    </w:p>
+    <w:p>
+      <w:pPr>
+        <w:pStyle w:val="ListNumber"/>
+      </w:pPr>
+      <w:r>
+        <w:rPr>
+          <w:rFonts w:ascii="Times New Roman" w:hAnsi="Times New Roman" w:eastAsia="Times New Roman"/>
+          <w:b w:val="0"/>
+          <w:i w:val="0"/>
+          <w:sz w:val="24"/>
+        </w:rPr>
+        <w:t>3. Время окончания сеанса должно быть позже времени начала.</w:t>
+      </w:r>
+    </w:p>
+    <w:p>
+      <w:pPr>
+        <w:pStyle w:val="ListNumber"/>
+      </w:pPr>
+      <w:r>
+        <w:rPr>
+          <w:rFonts w:ascii="Times New Roman" w:hAnsi="Times New Roman" w:eastAsia="Times New Roman"/>
+          <w:b w:val="0"/>
+          <w:i w:val="0"/>
+          <w:sz w:val="24"/>
+        </w:rPr>
+        <w:t>4. Место в билете должно относиться к залу того сеанса, на который билет оформлен.</w:t>
+      </w:r>
+    </w:p>
+    <w:p>
+      <w:pPr>
+        <w:pStyle w:val="ListNumber"/>
+      </w:pPr>
+      <w:r>
+        <w:rPr>
+          <w:rFonts w:ascii="Times New Roman" w:hAnsi="Times New Roman" w:eastAsia="Times New Roman"/>
+          <w:b w:val="0"/>
+          <w:i w:val="0"/>
+          <w:sz w:val="24"/>
+        </w:rPr>
+        <w:t>5. В одном зале сеансы не должны пересекаться по времени.</w:t>
+      </w:r>
+    </w:p>
+    <w:p>
+      <w:pPr>
+        <w:pStyle w:val="ListNumber"/>
+      </w:pPr>
+      <w:r>
+        <w:rPr>
+          <w:rFonts w:ascii="Times New Roman" w:hAnsi="Times New Roman" w:eastAsia="Times New Roman"/>
+          <w:b w:val="0"/>
+          <w:i w:val="0"/>
+          <w:sz w:val="24"/>
+        </w:rPr>
+        <w:t>6. В одном зале пара «ряд + номер места» должна быть уникальной.</w:t>
+      </w:r>
+    </w:p>
+    <w:p>
+      <w:pPr>
+        <w:pStyle w:val="ListNumber"/>
+      </w:pPr>
+      <w:r>
+        <w:rPr>
+          <w:rFonts w:ascii="Times New Roman" w:hAnsi="Times New Roman" w:eastAsia="Times New Roman"/>
+          <w:b w:val="0"/>
+          <w:i w:val="0"/>
+          <w:sz w:val="24"/>
+        </w:rPr>
+        <w:t>7. У билета статус должен быть только из набора: «продан», «забронирован», «возвращён». Билет со статусом «возвращён» не должен занимать место.</w:t>
+      </w:r>
+    </w:p>
+    <w:p>
+      <w:pPr>
+        <w:spacing w:after="80"/>
+        <w:ind w:firstLine="567"/>
+      </w:pPr>
+      <w:r>
+        <w:rPr>
+          <w:rFonts w:ascii="Times New Roman" w:hAnsi="Times New Roman" w:eastAsia="Times New Roman"/>
+          <w:b w:val="0"/>
+          <w:i w:val="0"/>
+          <w:sz w:val="24"/>
+        </w:rPr>
+        <w:t>Как это потом ляжет в БД: цены и даты — через CHECK, уникальность места в зале — через UNIQUE, «одно место на сеанс» — через уникальность или проверку в приложении, пересечение сеансов и «место из нужного зала» — скорее через триггер или логику приложения (одним CHECK это плохо ловится).</w:t>
+      </w:r>
+    </w:p>
+    <w:p>
+      <w:pPr>
+        <w:spacing w:after="80"/>
       </w:pPr>
       <w:r>
         <w:rPr>
           <w:rFonts w:ascii="Times New Roman" w:hAnsi="Times New Roman" w:eastAsia="Times New Roman"/>
           <w:b/>
           <w:i w:val="0"/>
-          <w:sz w:val="26"/>
+          <w:sz w:val="24"/>
         </w:rPr>
-        <w:t>Связь правил с процессами</w:t>
+        <w:t>Какие правила к каким процессам относятся</w:t>
       </w:r>
     </w:p>
     <w:tbl>
@@ -3241,7 +2383,7 @@
                 <w:i w:val="0"/>
                 <w:sz w:val="18"/>
               </w:rPr>
-              <w:t>Какие правила защищают</w:t>
+              <w:t>Какие правила держат</w:t>
             </w:r>
           </w:p>
         </w:tc>
@@ -3260,7 +2402,7 @@
                 <w:i w:val="0"/>
                 <w:sz w:val="18"/>
               </w:rPr>
-              <w:t>P1. Планирование сеанса</w:t>
+              <w:t>Планирование сеанса</w:t>
             </w:r>
           </w:p>
         </w:tc>
@@ -3277,7 +2419,7 @@
                 <w:i w:val="0"/>
                 <w:sz w:val="18"/>
               </w:rPr>
-              <w:t>BR-2, BR-3, BR-5</w:t>
+              <w:t>2, 3, 5</w:t>
             </w:r>
           </w:p>
         </w:tc>
@@ -3296,7 +2438,7 @@
                 <w:i w:val="0"/>
                 <w:sz w:val="18"/>
               </w:rPr>
-              <w:t>P2. Продажа билета</w:t>
+              <w:t>Продажа билета</w:t>
             </w:r>
           </w:p>
         </w:tc>
@@ -3313,7 +2455,7 @@
                 <w:i w:val="0"/>
                 <w:sz w:val="18"/>
               </w:rPr>
-              <w:t>BR-1, BR-2, BR-4, BR-7</w:t>
+              <w:t>1, 2, 4, 7</w:t>
             </w:r>
           </w:p>
         </w:tc>
@@ -3332,7 +2474,7 @@
                 <w:i w:val="0"/>
                 <w:sz w:val="18"/>
               </w:rPr>
-              <w:t>P3. Возврат билета</w:t>
+              <w:t>Возврат билета</w:t>
             </w:r>
           </w:p>
         </w:tc>
@@ -3349,7 +2491,7 @@
                 <w:i w:val="0"/>
                 <w:sz w:val="18"/>
               </w:rPr>
-              <w:t>BR-7</w:t>
+              <w:t>7</w:t>
             </w:r>
           </w:p>
         </w:tc>
@@ -3368,7 +2510,7 @@
                 <w:i w:val="0"/>
                 <w:sz w:val="18"/>
               </w:rPr>
-              <w:t>P4–P5. Афиша и отчёты</w:t>
+              <w:t>Афиша и отчёты</w:t>
             </w:r>
           </w:p>
         </w:tc>
@@ -3385,7 +2527,7 @@
                 <w:i w:val="0"/>
                 <w:sz w:val="18"/>
               </w:rPr>
-              <w:t>корректность BR-1, BR-7 при подсчётах</w:t>
+              <w:t>1 и 7 — иначе свободные места и выручка посчитаются криво</w:t>
             </w:r>
           </w:p>
         </w:tc>
@@ -3395,16 +2537,15 @@
     <w:p>
       <w:pPr>
         <w:spacing w:after="80"/>
-        <w:ind w:firstLine="567"/>
       </w:pPr>
       <w:r>
         <w:rPr>
           <w:rFonts w:ascii="Times New Roman" w:hAnsi="Times New Roman" w:eastAsia="Times New Roman"/>
           <w:b w:val="0"/>
           <w:i/>
-          <w:sz w:val="24"/>
+          <w:sz w:val="22"/>
         </w:rPr>
-        <w:t>Следующие пункты методички (состав данных и объёмы, частота операций, требования к производительности) в эту сдачу не входят.</w:t>
+        <w:t>Дальше по методичке идут состав данных, объёмы, частота операций и производительность — в эту часть работы их не включал.</w:t>
       </w:r>
     </w:p>
     <w:sectPr>
